--- a/documentation/PawMatch_AI_uses_cases.docx
+++ b/documentation/PawMatch_AI_uses_cases.docx
@@ -8,11 +8,12 @@
         <w:spacing w:after="200"/>
         <w:jc w:val="center"/>
       </w:pPr>
+      <w:bookmarkStart w:id="0" w:name="_Toc230612167"/>
       <w:r>
         <w:t xml:space="preserve">Intégration IA </w:t>
       </w:r>
       <w:r>
-        <w:t>-</w:t>
+        <w:t>–</w:t>
       </w:r>
       <w:r>
         <w:t xml:space="preserve"> </w:t>
@@ -21,8 +22,3711 @@
       <w:r>
         <w:t>PawMatch</w:t>
       </w:r>
-      <w:proofErr w:type="spellEnd"/>
-    </w:p>
+      <w:bookmarkEnd w:id="0"/>
+      <w:proofErr w:type="spellEnd"/>
+    </w:p>
+    <w:p/>
+    <w:p/>
+    <w:sdt>
+      <w:sdtPr>
+        <w:id w:val="-486870707"/>
+        <w:docPartObj>
+          <w:docPartGallery w:val="Table of Contents"/>
+          <w:docPartUnique/>
+        </w:docPartObj>
+      </w:sdtPr>
+      <w:sdtEndPr>
+        <w:rPr>
+          <w:rFonts w:ascii="Times New Roman" w:eastAsia="Times New Roman" w:hAnsi="Times New Roman" w:cs="Times New Roman"/>
+          <w:b/>
+          <w:bCs/>
+          <w:color w:val="auto"/>
+          <w:sz w:val="24"/>
+          <w:szCs w:val="24"/>
+        </w:rPr>
+      </w:sdtEndPr>
+      <w:sdtContent>
+        <w:p>
+          <w:pPr>
+            <w:pStyle w:val="En-ttedetabledesmatires"/>
+          </w:pPr>
+          <w:r>
+            <w:t>Table des matières</w:t>
+          </w:r>
+        </w:p>
+        <w:p>
+          <w:pPr>
+            <w:pStyle w:val="TM1"/>
+            <w:tabs>
+              <w:tab w:val="right" w:leader="dot" w:pos="9016"/>
+            </w:tabs>
+            <w:rPr>
+              <w:rFonts w:asciiTheme="minorHAnsi" w:eastAsiaTheme="minorEastAsia" w:hAnsiTheme="minorHAnsi" w:cstheme="minorBidi"/>
+              <w:noProof/>
+              <w:kern w:val="2"/>
+              <w14:ligatures w14:val="standardContextual"/>
+            </w:rPr>
+          </w:pPr>
+          <w:r>
+            <w:fldChar w:fldCharType="begin"/>
+          </w:r>
+          <w:r>
+            <w:instrText xml:space="preserve"> TOC \o "1-3" \h \z \u </w:instrText>
+          </w:r>
+          <w:r>
+            <w:fldChar w:fldCharType="separate"/>
+          </w:r>
+          <w:hyperlink w:anchor="_Toc230612167" w:history="1">
+            <w:r>
+              <w:rPr>
+                <w:rStyle w:val="Lienhypertexte"/>
+                <w:noProof/>
+              </w:rPr>
+              <w:t>Intégration IA – PawMatch</w:t>
+            </w:r>
+            <w:r>
+              <w:rPr>
+                <w:noProof/>
+                <w:webHidden/>
+              </w:rPr>
+              <w:tab/>
+            </w:r>
+            <w:r>
+              <w:rPr>
+                <w:noProof/>
+                <w:webHidden/>
+              </w:rPr>
+              <w:fldChar w:fldCharType="begin"/>
+            </w:r>
+            <w:r>
+              <w:rPr>
+                <w:noProof/>
+                <w:webHidden/>
+              </w:rPr>
+              <w:instrText xml:space="preserve"> PAGEREF _Toc230612167 \h </w:instrText>
+            </w:r>
+            <w:r>
+              <w:rPr>
+                <w:noProof/>
+                <w:webHidden/>
+              </w:rPr>
+            </w:r>
+            <w:r>
+              <w:rPr>
+                <w:noProof/>
+                <w:webHidden/>
+              </w:rPr>
+              <w:fldChar w:fldCharType="separate"/>
+            </w:r>
+            <w:r>
+              <w:rPr>
+                <w:noProof/>
+                <w:webHidden/>
+              </w:rPr>
+              <w:t>1</w:t>
+            </w:r>
+            <w:r>
+              <w:rPr>
+                <w:noProof/>
+                <w:webHidden/>
+              </w:rPr>
+              <w:fldChar w:fldCharType="end"/>
+            </w:r>
+          </w:hyperlink>
+        </w:p>
+        <w:p>
+          <w:pPr>
+            <w:pStyle w:val="TM2"/>
+            <w:tabs>
+              <w:tab w:val="right" w:leader="dot" w:pos="9016"/>
+            </w:tabs>
+            <w:rPr>
+              <w:rFonts w:asciiTheme="minorHAnsi" w:eastAsiaTheme="minorEastAsia" w:hAnsiTheme="minorHAnsi" w:cstheme="minorBidi"/>
+              <w:noProof/>
+              <w:kern w:val="2"/>
+              <w14:ligatures w14:val="standardContextual"/>
+            </w:rPr>
+          </w:pPr>
+          <w:hyperlink w:anchor="_Toc230612168" w:history="1">
+            <w:r>
+              <w:rPr>
+                <w:rStyle w:val="Lienhypertexte"/>
+                <w:noProof/>
+              </w:rPr>
+              <w:t>Contexte</w:t>
+            </w:r>
+            <w:r>
+              <w:rPr>
+                <w:noProof/>
+                <w:webHidden/>
+              </w:rPr>
+              <w:tab/>
+            </w:r>
+            <w:r>
+              <w:rPr>
+                <w:noProof/>
+                <w:webHidden/>
+              </w:rPr>
+              <w:fldChar w:fldCharType="begin"/>
+            </w:r>
+            <w:r>
+              <w:rPr>
+                <w:noProof/>
+                <w:webHidden/>
+              </w:rPr>
+              <w:instrText xml:space="preserve"> PAGEREF _Toc230612168 \h </w:instrText>
+            </w:r>
+            <w:r>
+              <w:rPr>
+                <w:noProof/>
+                <w:webHidden/>
+              </w:rPr>
+            </w:r>
+            <w:r>
+              <w:rPr>
+                <w:noProof/>
+                <w:webHidden/>
+              </w:rPr>
+              <w:fldChar w:fldCharType="separate"/>
+            </w:r>
+            <w:r>
+              <w:rPr>
+                <w:noProof/>
+                <w:webHidden/>
+              </w:rPr>
+              <w:t>2</w:t>
+            </w:r>
+            <w:r>
+              <w:rPr>
+                <w:noProof/>
+                <w:webHidden/>
+              </w:rPr>
+              <w:fldChar w:fldCharType="end"/>
+            </w:r>
+          </w:hyperlink>
+        </w:p>
+        <w:p>
+          <w:pPr>
+            <w:pStyle w:val="TM2"/>
+            <w:tabs>
+              <w:tab w:val="left" w:pos="720"/>
+              <w:tab w:val="right" w:leader="dot" w:pos="9016"/>
+            </w:tabs>
+            <w:rPr>
+              <w:rFonts w:asciiTheme="minorHAnsi" w:eastAsiaTheme="minorEastAsia" w:hAnsiTheme="minorHAnsi" w:cstheme="minorBidi"/>
+              <w:noProof/>
+              <w:kern w:val="2"/>
+              <w14:ligatures w14:val="standardContextual"/>
+            </w:rPr>
+          </w:pPr>
+          <w:hyperlink w:anchor="_Toc230612169" w:history="1">
+            <w:r>
+              <w:rPr>
+                <w:rStyle w:val="Lienhypertexte"/>
+                <w:b/>
+                <w:bCs/>
+                <w:noProof/>
+              </w:rPr>
+              <w:t>I.</w:t>
+            </w:r>
+            <w:r>
+              <w:rPr>
+                <w:rFonts w:asciiTheme="minorHAnsi" w:eastAsiaTheme="minorEastAsia" w:hAnsiTheme="minorHAnsi" w:cstheme="minorBidi"/>
+                <w:noProof/>
+                <w:kern w:val="2"/>
+                <w14:ligatures w14:val="standardContextual"/>
+              </w:rPr>
+              <w:tab/>
+            </w:r>
+            <w:r>
+              <w:rPr>
+                <w:rStyle w:val="Lienhypertexte"/>
+                <w:b/>
+                <w:bCs/>
+                <w:noProof/>
+              </w:rPr>
+              <w:t>Recherche Sémantique : animaux similaires</w:t>
+            </w:r>
+            <w:r>
+              <w:rPr>
+                <w:noProof/>
+                <w:webHidden/>
+              </w:rPr>
+              <w:tab/>
+            </w:r>
+            <w:r>
+              <w:rPr>
+                <w:noProof/>
+                <w:webHidden/>
+              </w:rPr>
+              <w:fldChar w:fldCharType="begin"/>
+            </w:r>
+            <w:r>
+              <w:rPr>
+                <w:noProof/>
+                <w:webHidden/>
+              </w:rPr>
+              <w:instrText xml:space="preserve"> PAGEREF _Toc230612169 \h </w:instrText>
+            </w:r>
+            <w:r>
+              <w:rPr>
+                <w:noProof/>
+                <w:webHidden/>
+              </w:rPr>
+            </w:r>
+            <w:r>
+              <w:rPr>
+                <w:noProof/>
+                <w:webHidden/>
+              </w:rPr>
+              <w:fldChar w:fldCharType="separate"/>
+            </w:r>
+            <w:r>
+              <w:rPr>
+                <w:noProof/>
+                <w:webHidden/>
+              </w:rPr>
+              <w:t>2</w:t>
+            </w:r>
+            <w:r>
+              <w:rPr>
+                <w:noProof/>
+                <w:webHidden/>
+              </w:rPr>
+              <w:fldChar w:fldCharType="end"/>
+            </w:r>
+          </w:hyperlink>
+        </w:p>
+        <w:p>
+          <w:pPr>
+            <w:pStyle w:val="TM3"/>
+            <w:tabs>
+              <w:tab w:val="right" w:leader="dot" w:pos="9016"/>
+            </w:tabs>
+            <w:rPr>
+              <w:rFonts w:asciiTheme="minorHAnsi" w:eastAsiaTheme="minorEastAsia" w:hAnsiTheme="minorHAnsi" w:cstheme="minorBidi"/>
+              <w:noProof/>
+              <w:kern w:val="2"/>
+              <w14:ligatures w14:val="standardContextual"/>
+            </w:rPr>
+          </w:pPr>
+          <w:hyperlink w:anchor="_Toc230612170" w:history="1">
+            <w:r>
+              <w:rPr>
+                <w:rStyle w:val="Lienhypertexte"/>
+                <w:noProof/>
+              </w:rPr>
+              <w:t>Contexte et objectifs</w:t>
+            </w:r>
+            <w:r>
+              <w:rPr>
+                <w:noProof/>
+                <w:webHidden/>
+              </w:rPr>
+              <w:tab/>
+            </w:r>
+            <w:r>
+              <w:rPr>
+                <w:noProof/>
+                <w:webHidden/>
+              </w:rPr>
+              <w:fldChar w:fldCharType="begin"/>
+            </w:r>
+            <w:r>
+              <w:rPr>
+                <w:noProof/>
+                <w:webHidden/>
+              </w:rPr>
+              <w:instrText xml:space="preserve"> PAGEREF _Toc230612170 \h </w:instrText>
+            </w:r>
+            <w:r>
+              <w:rPr>
+                <w:noProof/>
+                <w:webHidden/>
+              </w:rPr>
+            </w:r>
+            <w:r>
+              <w:rPr>
+                <w:noProof/>
+                <w:webHidden/>
+              </w:rPr>
+              <w:fldChar w:fldCharType="separate"/>
+            </w:r>
+            <w:r>
+              <w:rPr>
+                <w:noProof/>
+                <w:webHidden/>
+              </w:rPr>
+              <w:t>2</w:t>
+            </w:r>
+            <w:r>
+              <w:rPr>
+                <w:noProof/>
+                <w:webHidden/>
+              </w:rPr>
+              <w:fldChar w:fldCharType="end"/>
+            </w:r>
+          </w:hyperlink>
+        </w:p>
+        <w:p>
+          <w:pPr>
+            <w:pStyle w:val="TM3"/>
+            <w:tabs>
+              <w:tab w:val="right" w:leader="dot" w:pos="9016"/>
+            </w:tabs>
+            <w:rPr>
+              <w:rFonts w:asciiTheme="minorHAnsi" w:eastAsiaTheme="minorEastAsia" w:hAnsiTheme="minorHAnsi" w:cstheme="minorBidi"/>
+              <w:noProof/>
+              <w:kern w:val="2"/>
+              <w14:ligatures w14:val="standardContextual"/>
+            </w:rPr>
+          </w:pPr>
+          <w:hyperlink w:anchor="_Toc230612171" w:history="1">
+            <w:r>
+              <w:rPr>
+                <w:rStyle w:val="Lienhypertexte"/>
+                <w:noProof/>
+              </w:rPr>
+              <w:t>Recherche par mots-clés vs recherche sémantique</w:t>
+            </w:r>
+            <w:r>
+              <w:rPr>
+                <w:noProof/>
+                <w:webHidden/>
+              </w:rPr>
+              <w:tab/>
+            </w:r>
+            <w:r>
+              <w:rPr>
+                <w:noProof/>
+                <w:webHidden/>
+              </w:rPr>
+              <w:fldChar w:fldCharType="begin"/>
+            </w:r>
+            <w:r>
+              <w:rPr>
+                <w:noProof/>
+                <w:webHidden/>
+              </w:rPr>
+              <w:instrText xml:space="preserve"> PAGEREF _Toc230612171 \h </w:instrText>
+            </w:r>
+            <w:r>
+              <w:rPr>
+                <w:noProof/>
+                <w:webHidden/>
+              </w:rPr>
+            </w:r>
+            <w:r>
+              <w:rPr>
+                <w:noProof/>
+                <w:webHidden/>
+              </w:rPr>
+              <w:fldChar w:fldCharType="separate"/>
+            </w:r>
+            <w:r>
+              <w:rPr>
+                <w:noProof/>
+                <w:webHidden/>
+              </w:rPr>
+              <w:t>3</w:t>
+            </w:r>
+            <w:r>
+              <w:rPr>
+                <w:noProof/>
+                <w:webHidden/>
+              </w:rPr>
+              <w:fldChar w:fldCharType="end"/>
+            </w:r>
+          </w:hyperlink>
+        </w:p>
+        <w:p>
+          <w:pPr>
+            <w:pStyle w:val="TM3"/>
+            <w:tabs>
+              <w:tab w:val="right" w:leader="dot" w:pos="9016"/>
+            </w:tabs>
+            <w:rPr>
+              <w:rFonts w:asciiTheme="minorHAnsi" w:eastAsiaTheme="minorEastAsia" w:hAnsiTheme="minorHAnsi" w:cstheme="minorBidi"/>
+              <w:noProof/>
+              <w:kern w:val="2"/>
+              <w14:ligatures w14:val="standardContextual"/>
+            </w:rPr>
+          </w:pPr>
+          <w:hyperlink w:anchor="_Toc230612172" w:history="1">
+            <w:r>
+              <w:rPr>
+                <w:rStyle w:val="Lienhypertexte"/>
+                <w:b/>
+                <w:bCs/>
+                <w:noProof/>
+              </w:rPr>
+              <w:t>Les embeddings de texte</w:t>
+            </w:r>
+            <w:r>
+              <w:rPr>
+                <w:noProof/>
+                <w:webHidden/>
+              </w:rPr>
+              <w:tab/>
+            </w:r>
+            <w:r>
+              <w:rPr>
+                <w:noProof/>
+                <w:webHidden/>
+              </w:rPr>
+              <w:fldChar w:fldCharType="begin"/>
+            </w:r>
+            <w:r>
+              <w:rPr>
+                <w:noProof/>
+                <w:webHidden/>
+              </w:rPr>
+              <w:instrText xml:space="preserve"> PAGEREF _Toc230612172 \h </w:instrText>
+            </w:r>
+            <w:r>
+              <w:rPr>
+                <w:noProof/>
+                <w:webHidden/>
+              </w:rPr>
+            </w:r>
+            <w:r>
+              <w:rPr>
+                <w:noProof/>
+                <w:webHidden/>
+              </w:rPr>
+              <w:fldChar w:fldCharType="separate"/>
+            </w:r>
+            <w:r>
+              <w:rPr>
+                <w:noProof/>
+                <w:webHidden/>
+              </w:rPr>
+              <w:t>3</w:t>
+            </w:r>
+            <w:r>
+              <w:rPr>
+                <w:noProof/>
+                <w:webHidden/>
+              </w:rPr>
+              <w:fldChar w:fldCharType="end"/>
+            </w:r>
+          </w:hyperlink>
+        </w:p>
+        <w:p>
+          <w:pPr>
+            <w:pStyle w:val="TM3"/>
+            <w:tabs>
+              <w:tab w:val="right" w:leader="dot" w:pos="9016"/>
+            </w:tabs>
+            <w:rPr>
+              <w:rFonts w:asciiTheme="minorHAnsi" w:eastAsiaTheme="minorEastAsia" w:hAnsiTheme="minorHAnsi" w:cstheme="minorBidi"/>
+              <w:noProof/>
+              <w:kern w:val="2"/>
+              <w14:ligatures w14:val="standardContextual"/>
+            </w:rPr>
+          </w:pPr>
+          <w:hyperlink w:anchor="_Toc230612173" w:history="1">
+            <w:r>
+              <w:rPr>
+                <w:rStyle w:val="Lienhypertexte"/>
+                <w:b/>
+                <w:bCs/>
+                <w:noProof/>
+              </w:rPr>
+              <w:t xml:space="preserve">Modèle utilisé : </w:t>
+            </w:r>
+            <w:r>
+              <w:rPr>
+                <w:rStyle w:val="Lienhypertexte"/>
+                <w:rFonts w:eastAsia="Courier New"/>
+                <w:b/>
+                <w:bCs/>
+                <w:noProof/>
+                <w:shd w:val="clear" w:color="auto" w:fill="F1F5F9"/>
+              </w:rPr>
+              <w:t>paraphrase-multilingual-MiniLM-L12-v2</w:t>
+            </w:r>
+            <w:r>
+              <w:rPr>
+                <w:noProof/>
+                <w:webHidden/>
+              </w:rPr>
+              <w:tab/>
+            </w:r>
+            <w:r>
+              <w:rPr>
+                <w:noProof/>
+                <w:webHidden/>
+              </w:rPr>
+              <w:fldChar w:fldCharType="begin"/>
+            </w:r>
+            <w:r>
+              <w:rPr>
+                <w:noProof/>
+                <w:webHidden/>
+              </w:rPr>
+              <w:instrText xml:space="preserve"> PAGEREF _Toc230612173 \h </w:instrText>
+            </w:r>
+            <w:r>
+              <w:rPr>
+                <w:noProof/>
+                <w:webHidden/>
+              </w:rPr>
+            </w:r>
+            <w:r>
+              <w:rPr>
+                <w:noProof/>
+                <w:webHidden/>
+              </w:rPr>
+              <w:fldChar w:fldCharType="separate"/>
+            </w:r>
+            <w:r>
+              <w:rPr>
+                <w:noProof/>
+                <w:webHidden/>
+              </w:rPr>
+              <w:t>3</w:t>
+            </w:r>
+            <w:r>
+              <w:rPr>
+                <w:noProof/>
+                <w:webHidden/>
+              </w:rPr>
+              <w:fldChar w:fldCharType="end"/>
+            </w:r>
+          </w:hyperlink>
+        </w:p>
+        <w:p>
+          <w:pPr>
+            <w:pStyle w:val="TM3"/>
+            <w:tabs>
+              <w:tab w:val="right" w:leader="dot" w:pos="9016"/>
+            </w:tabs>
+            <w:rPr>
+              <w:rFonts w:asciiTheme="minorHAnsi" w:eastAsiaTheme="minorEastAsia" w:hAnsiTheme="minorHAnsi" w:cstheme="minorBidi"/>
+              <w:noProof/>
+              <w:kern w:val="2"/>
+              <w14:ligatures w14:val="standardContextual"/>
+            </w:rPr>
+          </w:pPr>
+          <w:hyperlink w:anchor="_Toc230612174" w:history="1">
+            <w:r>
+              <w:rPr>
+                <w:rStyle w:val="Lienhypertexte"/>
+                <w:b/>
+                <w:bCs/>
+                <w:noProof/>
+              </w:rPr>
+              <w:t>Pipeline complet</w:t>
+            </w:r>
+            <w:r>
+              <w:rPr>
+                <w:noProof/>
+                <w:webHidden/>
+              </w:rPr>
+              <w:tab/>
+            </w:r>
+            <w:r>
+              <w:rPr>
+                <w:noProof/>
+                <w:webHidden/>
+              </w:rPr>
+              <w:fldChar w:fldCharType="begin"/>
+            </w:r>
+            <w:r>
+              <w:rPr>
+                <w:noProof/>
+                <w:webHidden/>
+              </w:rPr>
+              <w:instrText xml:space="preserve"> PAGEREF _Toc230612174 \h </w:instrText>
+            </w:r>
+            <w:r>
+              <w:rPr>
+                <w:noProof/>
+                <w:webHidden/>
+              </w:rPr>
+            </w:r>
+            <w:r>
+              <w:rPr>
+                <w:noProof/>
+                <w:webHidden/>
+              </w:rPr>
+              <w:fldChar w:fldCharType="separate"/>
+            </w:r>
+            <w:r>
+              <w:rPr>
+                <w:noProof/>
+                <w:webHidden/>
+              </w:rPr>
+              <w:t>4</w:t>
+            </w:r>
+            <w:r>
+              <w:rPr>
+                <w:noProof/>
+                <w:webHidden/>
+              </w:rPr>
+              <w:fldChar w:fldCharType="end"/>
+            </w:r>
+          </w:hyperlink>
+        </w:p>
+        <w:p>
+          <w:pPr>
+            <w:pStyle w:val="TM3"/>
+            <w:tabs>
+              <w:tab w:val="right" w:leader="dot" w:pos="9016"/>
+            </w:tabs>
+            <w:rPr>
+              <w:rFonts w:asciiTheme="minorHAnsi" w:eastAsiaTheme="minorEastAsia" w:hAnsiTheme="minorHAnsi" w:cstheme="minorBidi"/>
+              <w:noProof/>
+              <w:kern w:val="2"/>
+              <w14:ligatures w14:val="standardContextual"/>
+            </w:rPr>
+          </w:pPr>
+          <w:hyperlink w:anchor="_Toc230612175" w:history="1">
+            <w:r>
+              <w:rPr>
+                <w:rStyle w:val="Lienhypertexte"/>
+                <w:b/>
+                <w:bCs/>
+                <w:noProof/>
+              </w:rPr>
+              <w:t>Construction du texte</w:t>
+            </w:r>
+            <w:r>
+              <w:rPr>
+                <w:noProof/>
+                <w:webHidden/>
+              </w:rPr>
+              <w:tab/>
+            </w:r>
+            <w:r>
+              <w:rPr>
+                <w:noProof/>
+                <w:webHidden/>
+              </w:rPr>
+              <w:fldChar w:fldCharType="begin"/>
+            </w:r>
+            <w:r>
+              <w:rPr>
+                <w:noProof/>
+                <w:webHidden/>
+              </w:rPr>
+              <w:instrText xml:space="preserve"> PAGEREF _Toc230612175 \h </w:instrText>
+            </w:r>
+            <w:r>
+              <w:rPr>
+                <w:noProof/>
+                <w:webHidden/>
+              </w:rPr>
+            </w:r>
+            <w:r>
+              <w:rPr>
+                <w:noProof/>
+                <w:webHidden/>
+              </w:rPr>
+              <w:fldChar w:fldCharType="separate"/>
+            </w:r>
+            <w:r>
+              <w:rPr>
+                <w:noProof/>
+                <w:webHidden/>
+              </w:rPr>
+              <w:t>4</w:t>
+            </w:r>
+            <w:r>
+              <w:rPr>
+                <w:noProof/>
+                <w:webHidden/>
+              </w:rPr>
+              <w:fldChar w:fldCharType="end"/>
+            </w:r>
+          </w:hyperlink>
+        </w:p>
+        <w:p>
+          <w:pPr>
+            <w:pStyle w:val="TM3"/>
+            <w:tabs>
+              <w:tab w:val="right" w:leader="dot" w:pos="9016"/>
+            </w:tabs>
+            <w:rPr>
+              <w:rFonts w:asciiTheme="minorHAnsi" w:eastAsiaTheme="minorEastAsia" w:hAnsiTheme="minorHAnsi" w:cstheme="minorBidi"/>
+              <w:noProof/>
+              <w:kern w:val="2"/>
+              <w14:ligatures w14:val="standardContextual"/>
+            </w:rPr>
+          </w:pPr>
+          <w:hyperlink w:anchor="_Toc230612176" w:history="1">
+            <w:r>
+              <w:rPr>
+                <w:rStyle w:val="Lienhypertexte"/>
+                <w:b/>
+                <w:bCs/>
+                <w:noProof/>
+              </w:rPr>
+              <w:t>Stockage vectoriel avec pgvector</w:t>
+            </w:r>
+            <w:r>
+              <w:rPr>
+                <w:noProof/>
+                <w:webHidden/>
+              </w:rPr>
+              <w:tab/>
+            </w:r>
+            <w:r>
+              <w:rPr>
+                <w:noProof/>
+                <w:webHidden/>
+              </w:rPr>
+              <w:fldChar w:fldCharType="begin"/>
+            </w:r>
+            <w:r>
+              <w:rPr>
+                <w:noProof/>
+                <w:webHidden/>
+              </w:rPr>
+              <w:instrText xml:space="preserve"> PAGEREF _Toc230612176 \h </w:instrText>
+            </w:r>
+            <w:r>
+              <w:rPr>
+                <w:noProof/>
+                <w:webHidden/>
+              </w:rPr>
+            </w:r>
+            <w:r>
+              <w:rPr>
+                <w:noProof/>
+                <w:webHidden/>
+              </w:rPr>
+              <w:fldChar w:fldCharType="separate"/>
+            </w:r>
+            <w:r>
+              <w:rPr>
+                <w:noProof/>
+                <w:webHidden/>
+              </w:rPr>
+              <w:t>4</w:t>
+            </w:r>
+            <w:r>
+              <w:rPr>
+                <w:noProof/>
+                <w:webHidden/>
+              </w:rPr>
+              <w:fldChar w:fldCharType="end"/>
+            </w:r>
+          </w:hyperlink>
+        </w:p>
+        <w:p>
+          <w:pPr>
+            <w:pStyle w:val="TM3"/>
+            <w:tabs>
+              <w:tab w:val="right" w:leader="dot" w:pos="9016"/>
+            </w:tabs>
+            <w:rPr>
+              <w:rFonts w:asciiTheme="minorHAnsi" w:eastAsiaTheme="minorEastAsia" w:hAnsiTheme="minorHAnsi" w:cstheme="minorBidi"/>
+              <w:noProof/>
+              <w:kern w:val="2"/>
+              <w14:ligatures w14:val="standardContextual"/>
+            </w:rPr>
+          </w:pPr>
+          <w:hyperlink w:anchor="_Toc230612177" w:history="1">
+            <w:r>
+              <w:rPr>
+                <w:rStyle w:val="Lienhypertexte"/>
+                <w:b/>
+                <w:bCs/>
+                <w:noProof/>
+              </w:rPr>
+              <w:t>Endpoint API</w:t>
+            </w:r>
+            <w:r>
+              <w:rPr>
+                <w:noProof/>
+                <w:webHidden/>
+              </w:rPr>
+              <w:tab/>
+            </w:r>
+            <w:r>
+              <w:rPr>
+                <w:noProof/>
+                <w:webHidden/>
+              </w:rPr>
+              <w:fldChar w:fldCharType="begin"/>
+            </w:r>
+            <w:r>
+              <w:rPr>
+                <w:noProof/>
+                <w:webHidden/>
+              </w:rPr>
+              <w:instrText xml:space="preserve"> PAGEREF _Toc230612177 \h </w:instrText>
+            </w:r>
+            <w:r>
+              <w:rPr>
+                <w:noProof/>
+                <w:webHidden/>
+              </w:rPr>
+            </w:r>
+            <w:r>
+              <w:rPr>
+                <w:noProof/>
+                <w:webHidden/>
+              </w:rPr>
+              <w:fldChar w:fldCharType="separate"/>
+            </w:r>
+            <w:r>
+              <w:rPr>
+                <w:noProof/>
+                <w:webHidden/>
+              </w:rPr>
+              <w:t>5</w:t>
+            </w:r>
+            <w:r>
+              <w:rPr>
+                <w:noProof/>
+                <w:webHidden/>
+              </w:rPr>
+              <w:fldChar w:fldCharType="end"/>
+            </w:r>
+          </w:hyperlink>
+        </w:p>
+        <w:p>
+          <w:pPr>
+            <w:pStyle w:val="TM2"/>
+            <w:tabs>
+              <w:tab w:val="right" w:leader="dot" w:pos="9016"/>
+            </w:tabs>
+            <w:rPr>
+              <w:rFonts w:asciiTheme="minorHAnsi" w:eastAsiaTheme="minorEastAsia" w:hAnsiTheme="minorHAnsi" w:cstheme="minorBidi"/>
+              <w:noProof/>
+              <w:kern w:val="2"/>
+              <w14:ligatures w14:val="standardContextual"/>
+            </w:rPr>
+          </w:pPr>
+          <w:hyperlink w:anchor="_Toc230612178" w:history="1">
+            <w:r>
+              <w:rPr>
+                <w:rStyle w:val="Lienhypertexte"/>
+                <w:b/>
+                <w:bCs/>
+                <w:noProof/>
+              </w:rPr>
+              <w:t>2. Classification : Espèces / Races animales</w:t>
+            </w:r>
+            <w:r>
+              <w:rPr>
+                <w:noProof/>
+                <w:webHidden/>
+              </w:rPr>
+              <w:tab/>
+            </w:r>
+            <w:r>
+              <w:rPr>
+                <w:noProof/>
+                <w:webHidden/>
+              </w:rPr>
+              <w:fldChar w:fldCharType="begin"/>
+            </w:r>
+            <w:r>
+              <w:rPr>
+                <w:noProof/>
+                <w:webHidden/>
+              </w:rPr>
+              <w:instrText xml:space="preserve"> PAGEREF _Toc230612178 \h </w:instrText>
+            </w:r>
+            <w:r>
+              <w:rPr>
+                <w:noProof/>
+                <w:webHidden/>
+              </w:rPr>
+            </w:r>
+            <w:r>
+              <w:rPr>
+                <w:noProof/>
+                <w:webHidden/>
+              </w:rPr>
+              <w:fldChar w:fldCharType="separate"/>
+            </w:r>
+            <w:r>
+              <w:rPr>
+                <w:noProof/>
+                <w:webHidden/>
+              </w:rPr>
+              <w:t>5</w:t>
+            </w:r>
+            <w:r>
+              <w:rPr>
+                <w:noProof/>
+                <w:webHidden/>
+              </w:rPr>
+              <w:fldChar w:fldCharType="end"/>
+            </w:r>
+          </w:hyperlink>
+        </w:p>
+        <w:p>
+          <w:pPr>
+            <w:pStyle w:val="TM3"/>
+            <w:tabs>
+              <w:tab w:val="right" w:leader="dot" w:pos="9016"/>
+            </w:tabs>
+            <w:rPr>
+              <w:rFonts w:asciiTheme="minorHAnsi" w:eastAsiaTheme="minorEastAsia" w:hAnsiTheme="minorHAnsi" w:cstheme="minorBidi"/>
+              <w:noProof/>
+              <w:kern w:val="2"/>
+              <w14:ligatures w14:val="standardContextual"/>
+            </w:rPr>
+          </w:pPr>
+          <w:hyperlink w:anchor="_Toc230612179" w:history="1">
+            <w:r>
+              <w:rPr>
+                <w:rStyle w:val="Lienhypertexte"/>
+                <w:noProof/>
+              </w:rPr>
+              <w:t>Contexte et objectifs</w:t>
+            </w:r>
+            <w:r>
+              <w:rPr>
+                <w:noProof/>
+                <w:webHidden/>
+              </w:rPr>
+              <w:tab/>
+            </w:r>
+            <w:r>
+              <w:rPr>
+                <w:noProof/>
+                <w:webHidden/>
+              </w:rPr>
+              <w:fldChar w:fldCharType="begin"/>
+            </w:r>
+            <w:r>
+              <w:rPr>
+                <w:noProof/>
+                <w:webHidden/>
+              </w:rPr>
+              <w:instrText xml:space="preserve"> PAGEREF _Toc230612179 \h </w:instrText>
+            </w:r>
+            <w:r>
+              <w:rPr>
+                <w:noProof/>
+                <w:webHidden/>
+              </w:rPr>
+            </w:r>
+            <w:r>
+              <w:rPr>
+                <w:noProof/>
+                <w:webHidden/>
+              </w:rPr>
+              <w:fldChar w:fldCharType="separate"/>
+            </w:r>
+            <w:r>
+              <w:rPr>
+                <w:noProof/>
+                <w:webHidden/>
+              </w:rPr>
+              <w:t>5</w:t>
+            </w:r>
+            <w:r>
+              <w:rPr>
+                <w:noProof/>
+                <w:webHidden/>
+              </w:rPr>
+              <w:fldChar w:fldCharType="end"/>
+            </w:r>
+          </w:hyperlink>
+        </w:p>
+        <w:p>
+          <w:pPr>
+            <w:pStyle w:val="TM3"/>
+            <w:tabs>
+              <w:tab w:val="right" w:leader="dot" w:pos="9016"/>
+            </w:tabs>
+            <w:rPr>
+              <w:rFonts w:asciiTheme="minorHAnsi" w:eastAsiaTheme="minorEastAsia" w:hAnsiTheme="minorHAnsi" w:cstheme="minorBidi"/>
+              <w:noProof/>
+              <w:kern w:val="2"/>
+              <w14:ligatures w14:val="standardContextual"/>
+            </w:rPr>
+          </w:pPr>
+          <w:hyperlink w:anchor="_Toc230612180" w:history="1">
+            <w:r>
+              <w:rPr>
+                <w:rStyle w:val="Lienhypertexte"/>
+                <w:noProof/>
+              </w:rPr>
+              <w:t>Deep Learning</w:t>
+            </w:r>
+            <w:r>
+              <w:rPr>
+                <w:noProof/>
+                <w:webHidden/>
+              </w:rPr>
+              <w:tab/>
+            </w:r>
+            <w:r>
+              <w:rPr>
+                <w:noProof/>
+                <w:webHidden/>
+              </w:rPr>
+              <w:fldChar w:fldCharType="begin"/>
+            </w:r>
+            <w:r>
+              <w:rPr>
+                <w:noProof/>
+                <w:webHidden/>
+              </w:rPr>
+              <w:instrText xml:space="preserve"> PAGEREF _Toc230612180 \h </w:instrText>
+            </w:r>
+            <w:r>
+              <w:rPr>
+                <w:noProof/>
+                <w:webHidden/>
+              </w:rPr>
+            </w:r>
+            <w:r>
+              <w:rPr>
+                <w:noProof/>
+                <w:webHidden/>
+              </w:rPr>
+              <w:fldChar w:fldCharType="separate"/>
+            </w:r>
+            <w:r>
+              <w:rPr>
+                <w:noProof/>
+                <w:webHidden/>
+              </w:rPr>
+              <w:t>5</w:t>
+            </w:r>
+            <w:r>
+              <w:rPr>
+                <w:noProof/>
+                <w:webHidden/>
+              </w:rPr>
+              <w:fldChar w:fldCharType="end"/>
+            </w:r>
+          </w:hyperlink>
+        </w:p>
+        <w:p>
+          <w:pPr>
+            <w:pStyle w:val="TM3"/>
+            <w:tabs>
+              <w:tab w:val="right" w:leader="dot" w:pos="9016"/>
+            </w:tabs>
+            <w:rPr>
+              <w:rFonts w:asciiTheme="minorHAnsi" w:eastAsiaTheme="minorEastAsia" w:hAnsiTheme="minorHAnsi" w:cstheme="minorBidi"/>
+              <w:noProof/>
+              <w:kern w:val="2"/>
+              <w14:ligatures w14:val="standardContextual"/>
+            </w:rPr>
+          </w:pPr>
+          <w:hyperlink w:anchor="_Toc230612181" w:history="1">
+            <w:r>
+              <w:rPr>
+                <w:rStyle w:val="Lienhypertexte"/>
+                <w:noProof/>
+              </w:rPr>
+              <w:t>Oxford-IIIT Pet Dataset</w:t>
+            </w:r>
+            <w:r>
+              <w:rPr>
+                <w:noProof/>
+                <w:webHidden/>
+              </w:rPr>
+              <w:tab/>
+            </w:r>
+            <w:r>
+              <w:rPr>
+                <w:noProof/>
+                <w:webHidden/>
+              </w:rPr>
+              <w:fldChar w:fldCharType="begin"/>
+            </w:r>
+            <w:r>
+              <w:rPr>
+                <w:noProof/>
+                <w:webHidden/>
+              </w:rPr>
+              <w:instrText xml:space="preserve"> PAGEREF _Toc230612181 \h </w:instrText>
+            </w:r>
+            <w:r>
+              <w:rPr>
+                <w:noProof/>
+                <w:webHidden/>
+              </w:rPr>
+            </w:r>
+            <w:r>
+              <w:rPr>
+                <w:noProof/>
+                <w:webHidden/>
+              </w:rPr>
+              <w:fldChar w:fldCharType="separate"/>
+            </w:r>
+            <w:r>
+              <w:rPr>
+                <w:noProof/>
+                <w:webHidden/>
+              </w:rPr>
+              <w:t>6</w:t>
+            </w:r>
+            <w:r>
+              <w:rPr>
+                <w:noProof/>
+                <w:webHidden/>
+              </w:rPr>
+              <w:fldChar w:fldCharType="end"/>
+            </w:r>
+          </w:hyperlink>
+        </w:p>
+        <w:p>
+          <w:pPr>
+            <w:pStyle w:val="TM3"/>
+            <w:tabs>
+              <w:tab w:val="right" w:leader="dot" w:pos="9016"/>
+            </w:tabs>
+            <w:rPr>
+              <w:rFonts w:asciiTheme="minorHAnsi" w:eastAsiaTheme="minorEastAsia" w:hAnsiTheme="minorHAnsi" w:cstheme="minorBidi"/>
+              <w:noProof/>
+              <w:kern w:val="2"/>
+              <w14:ligatures w14:val="standardContextual"/>
+            </w:rPr>
+          </w:pPr>
+          <w:hyperlink w:anchor="_Toc230612182" w:history="1">
+            <w:r>
+              <w:rPr>
+                <w:rStyle w:val="Lienhypertexte"/>
+                <w:noProof/>
+              </w:rPr>
+              <w:t>Annotations de couleur</w:t>
+            </w:r>
+            <w:r>
+              <w:rPr>
+                <w:noProof/>
+                <w:webHidden/>
+              </w:rPr>
+              <w:tab/>
+            </w:r>
+            <w:r>
+              <w:rPr>
+                <w:noProof/>
+                <w:webHidden/>
+              </w:rPr>
+              <w:fldChar w:fldCharType="begin"/>
+            </w:r>
+            <w:r>
+              <w:rPr>
+                <w:noProof/>
+                <w:webHidden/>
+              </w:rPr>
+              <w:instrText xml:space="preserve"> PAGEREF _Toc230612182 \h </w:instrText>
+            </w:r>
+            <w:r>
+              <w:rPr>
+                <w:noProof/>
+                <w:webHidden/>
+              </w:rPr>
+            </w:r>
+            <w:r>
+              <w:rPr>
+                <w:noProof/>
+                <w:webHidden/>
+              </w:rPr>
+              <w:fldChar w:fldCharType="separate"/>
+            </w:r>
+            <w:r>
+              <w:rPr>
+                <w:noProof/>
+                <w:webHidden/>
+              </w:rPr>
+              <w:t>7</w:t>
+            </w:r>
+            <w:r>
+              <w:rPr>
+                <w:noProof/>
+                <w:webHidden/>
+              </w:rPr>
+              <w:fldChar w:fldCharType="end"/>
+            </w:r>
+          </w:hyperlink>
+        </w:p>
+        <w:p>
+          <w:pPr>
+            <w:pStyle w:val="TM3"/>
+            <w:tabs>
+              <w:tab w:val="right" w:leader="dot" w:pos="9016"/>
+            </w:tabs>
+            <w:rPr>
+              <w:rFonts w:asciiTheme="minorHAnsi" w:eastAsiaTheme="minorEastAsia" w:hAnsiTheme="minorHAnsi" w:cstheme="minorBidi"/>
+              <w:noProof/>
+              <w:kern w:val="2"/>
+              <w14:ligatures w14:val="standardContextual"/>
+            </w:rPr>
+          </w:pPr>
+          <w:hyperlink w:anchor="_Toc230612183" w:history="1">
+            <w:r>
+              <w:rPr>
+                <w:rStyle w:val="Lienhypertexte"/>
+                <w:noProof/>
+              </w:rPr>
+              <w:t>Augmentation des données</w:t>
+            </w:r>
+            <w:r>
+              <w:rPr>
+                <w:noProof/>
+                <w:webHidden/>
+              </w:rPr>
+              <w:tab/>
+            </w:r>
+            <w:r>
+              <w:rPr>
+                <w:noProof/>
+                <w:webHidden/>
+              </w:rPr>
+              <w:fldChar w:fldCharType="begin"/>
+            </w:r>
+            <w:r>
+              <w:rPr>
+                <w:noProof/>
+                <w:webHidden/>
+              </w:rPr>
+              <w:instrText xml:space="preserve"> PAGEREF _Toc230612183 \h </w:instrText>
+            </w:r>
+            <w:r>
+              <w:rPr>
+                <w:noProof/>
+                <w:webHidden/>
+              </w:rPr>
+            </w:r>
+            <w:r>
+              <w:rPr>
+                <w:noProof/>
+                <w:webHidden/>
+              </w:rPr>
+              <w:fldChar w:fldCharType="separate"/>
+            </w:r>
+            <w:r>
+              <w:rPr>
+                <w:noProof/>
+                <w:webHidden/>
+              </w:rPr>
+              <w:t>7</w:t>
+            </w:r>
+            <w:r>
+              <w:rPr>
+                <w:noProof/>
+                <w:webHidden/>
+              </w:rPr>
+              <w:fldChar w:fldCharType="end"/>
+            </w:r>
+          </w:hyperlink>
+        </w:p>
+        <w:p>
+          <w:pPr>
+            <w:pStyle w:val="TM3"/>
+            <w:tabs>
+              <w:tab w:val="right" w:leader="dot" w:pos="9016"/>
+            </w:tabs>
+            <w:rPr>
+              <w:rFonts w:asciiTheme="minorHAnsi" w:eastAsiaTheme="minorEastAsia" w:hAnsiTheme="minorHAnsi" w:cstheme="minorBidi"/>
+              <w:noProof/>
+              <w:kern w:val="2"/>
+              <w14:ligatures w14:val="standardContextual"/>
+            </w:rPr>
+          </w:pPr>
+          <w:hyperlink w:anchor="_Toc230612184" w:history="1">
+            <w:r>
+              <w:rPr>
+                <w:rStyle w:val="Lienhypertexte"/>
+                <w:noProof/>
+              </w:rPr>
+              <w:t>Backbone MobileNetV2</w:t>
+            </w:r>
+            <w:r>
+              <w:rPr>
+                <w:noProof/>
+                <w:webHidden/>
+              </w:rPr>
+              <w:tab/>
+            </w:r>
+            <w:r>
+              <w:rPr>
+                <w:noProof/>
+                <w:webHidden/>
+              </w:rPr>
+              <w:fldChar w:fldCharType="begin"/>
+            </w:r>
+            <w:r>
+              <w:rPr>
+                <w:noProof/>
+                <w:webHidden/>
+              </w:rPr>
+              <w:instrText xml:space="preserve"> PAGEREF _Toc230612184 \h </w:instrText>
+            </w:r>
+            <w:r>
+              <w:rPr>
+                <w:noProof/>
+                <w:webHidden/>
+              </w:rPr>
+            </w:r>
+            <w:r>
+              <w:rPr>
+                <w:noProof/>
+                <w:webHidden/>
+              </w:rPr>
+              <w:fldChar w:fldCharType="separate"/>
+            </w:r>
+            <w:r>
+              <w:rPr>
+                <w:noProof/>
+                <w:webHidden/>
+              </w:rPr>
+              <w:t>7</w:t>
+            </w:r>
+            <w:r>
+              <w:rPr>
+                <w:noProof/>
+                <w:webHidden/>
+              </w:rPr>
+              <w:fldChar w:fldCharType="end"/>
+            </w:r>
+          </w:hyperlink>
+        </w:p>
+        <w:p>
+          <w:pPr>
+            <w:pStyle w:val="TM3"/>
+            <w:tabs>
+              <w:tab w:val="right" w:leader="dot" w:pos="9016"/>
+            </w:tabs>
+            <w:rPr>
+              <w:rFonts w:asciiTheme="minorHAnsi" w:eastAsiaTheme="minorEastAsia" w:hAnsiTheme="minorHAnsi" w:cstheme="minorBidi"/>
+              <w:noProof/>
+              <w:kern w:val="2"/>
+              <w14:ligatures w14:val="standardContextual"/>
+            </w:rPr>
+          </w:pPr>
+          <w:hyperlink w:anchor="_Toc230612185" w:history="1">
+            <w:r>
+              <w:rPr>
+                <w:rStyle w:val="Lienhypertexte"/>
+                <w:noProof/>
+              </w:rPr>
+              <w:t>Fonction de perte composite</w:t>
+            </w:r>
+            <w:r>
+              <w:rPr>
+                <w:noProof/>
+                <w:webHidden/>
+              </w:rPr>
+              <w:tab/>
+            </w:r>
+            <w:r>
+              <w:rPr>
+                <w:noProof/>
+                <w:webHidden/>
+              </w:rPr>
+              <w:fldChar w:fldCharType="begin"/>
+            </w:r>
+            <w:r>
+              <w:rPr>
+                <w:noProof/>
+                <w:webHidden/>
+              </w:rPr>
+              <w:instrText xml:space="preserve"> PAGEREF _Toc230612185 \h </w:instrText>
+            </w:r>
+            <w:r>
+              <w:rPr>
+                <w:noProof/>
+                <w:webHidden/>
+              </w:rPr>
+            </w:r>
+            <w:r>
+              <w:rPr>
+                <w:noProof/>
+                <w:webHidden/>
+              </w:rPr>
+              <w:fldChar w:fldCharType="separate"/>
+            </w:r>
+            <w:r>
+              <w:rPr>
+                <w:noProof/>
+                <w:webHidden/>
+              </w:rPr>
+              <w:t>8</w:t>
+            </w:r>
+            <w:r>
+              <w:rPr>
+                <w:noProof/>
+                <w:webHidden/>
+              </w:rPr>
+              <w:fldChar w:fldCharType="end"/>
+            </w:r>
+          </w:hyperlink>
+        </w:p>
+        <w:p>
+          <w:pPr>
+            <w:pStyle w:val="TM3"/>
+            <w:tabs>
+              <w:tab w:val="right" w:leader="dot" w:pos="9016"/>
+            </w:tabs>
+            <w:rPr>
+              <w:rFonts w:asciiTheme="minorHAnsi" w:eastAsiaTheme="minorEastAsia" w:hAnsiTheme="minorHAnsi" w:cstheme="minorBidi"/>
+              <w:noProof/>
+              <w:kern w:val="2"/>
+              <w14:ligatures w14:val="standardContextual"/>
+            </w:rPr>
+          </w:pPr>
+          <w:hyperlink w:anchor="_Toc230612186" w:history="1">
+            <w:r>
+              <w:rPr>
+                <w:rStyle w:val="Lienhypertexte"/>
+                <w:noProof/>
+              </w:rPr>
+              <w:t>Hyperparamètres</w:t>
+            </w:r>
+            <w:r>
+              <w:rPr>
+                <w:noProof/>
+                <w:webHidden/>
+              </w:rPr>
+              <w:tab/>
+            </w:r>
+            <w:r>
+              <w:rPr>
+                <w:noProof/>
+                <w:webHidden/>
+              </w:rPr>
+              <w:fldChar w:fldCharType="begin"/>
+            </w:r>
+            <w:r>
+              <w:rPr>
+                <w:noProof/>
+                <w:webHidden/>
+              </w:rPr>
+              <w:instrText xml:space="preserve"> PAGEREF _Toc230612186 \h </w:instrText>
+            </w:r>
+            <w:r>
+              <w:rPr>
+                <w:noProof/>
+                <w:webHidden/>
+              </w:rPr>
+            </w:r>
+            <w:r>
+              <w:rPr>
+                <w:noProof/>
+                <w:webHidden/>
+              </w:rPr>
+              <w:fldChar w:fldCharType="separate"/>
+            </w:r>
+            <w:r>
+              <w:rPr>
+                <w:noProof/>
+                <w:webHidden/>
+              </w:rPr>
+              <w:t>8</w:t>
+            </w:r>
+            <w:r>
+              <w:rPr>
+                <w:noProof/>
+                <w:webHidden/>
+              </w:rPr>
+              <w:fldChar w:fldCharType="end"/>
+            </w:r>
+          </w:hyperlink>
+        </w:p>
+        <w:p>
+          <w:pPr>
+            <w:pStyle w:val="TM3"/>
+            <w:tabs>
+              <w:tab w:val="right" w:leader="dot" w:pos="9016"/>
+            </w:tabs>
+            <w:rPr>
+              <w:rFonts w:asciiTheme="minorHAnsi" w:eastAsiaTheme="minorEastAsia" w:hAnsiTheme="minorHAnsi" w:cstheme="minorBidi"/>
+              <w:noProof/>
+              <w:kern w:val="2"/>
+              <w14:ligatures w14:val="standardContextual"/>
+            </w:rPr>
+          </w:pPr>
+          <w:hyperlink w:anchor="_Toc230612187" w:history="1">
+            <w:r>
+              <w:rPr>
+                <w:rStyle w:val="Lienhypertexte"/>
+                <w:noProof/>
+              </w:rPr>
+              <w:t>Différenciation des learning rates</w:t>
+            </w:r>
+            <w:r>
+              <w:rPr>
+                <w:noProof/>
+                <w:webHidden/>
+              </w:rPr>
+              <w:tab/>
+            </w:r>
+            <w:r>
+              <w:rPr>
+                <w:noProof/>
+                <w:webHidden/>
+              </w:rPr>
+              <w:fldChar w:fldCharType="begin"/>
+            </w:r>
+            <w:r>
+              <w:rPr>
+                <w:noProof/>
+                <w:webHidden/>
+              </w:rPr>
+              <w:instrText xml:space="preserve"> PAGEREF _Toc230612187 \h </w:instrText>
+            </w:r>
+            <w:r>
+              <w:rPr>
+                <w:noProof/>
+                <w:webHidden/>
+              </w:rPr>
+            </w:r>
+            <w:r>
+              <w:rPr>
+                <w:noProof/>
+                <w:webHidden/>
+              </w:rPr>
+              <w:fldChar w:fldCharType="separate"/>
+            </w:r>
+            <w:r>
+              <w:rPr>
+                <w:noProof/>
+                <w:webHidden/>
+              </w:rPr>
+              <w:t>9</w:t>
+            </w:r>
+            <w:r>
+              <w:rPr>
+                <w:noProof/>
+                <w:webHidden/>
+              </w:rPr>
+              <w:fldChar w:fldCharType="end"/>
+            </w:r>
+          </w:hyperlink>
+        </w:p>
+        <w:p>
+          <w:pPr>
+            <w:pStyle w:val="TM3"/>
+            <w:tabs>
+              <w:tab w:val="right" w:leader="dot" w:pos="9016"/>
+            </w:tabs>
+            <w:rPr>
+              <w:rFonts w:asciiTheme="minorHAnsi" w:eastAsiaTheme="minorEastAsia" w:hAnsiTheme="minorHAnsi" w:cstheme="minorBidi"/>
+              <w:noProof/>
+              <w:kern w:val="2"/>
+              <w14:ligatures w14:val="standardContextual"/>
+            </w:rPr>
+          </w:pPr>
+          <w:hyperlink w:anchor="_Toc230612188" w:history="1">
+            <w:r>
+              <w:rPr>
+                <w:rStyle w:val="Lienhypertexte"/>
+                <w:noProof/>
+              </w:rPr>
+              <w:t>Checkpoint</w:t>
+            </w:r>
+            <w:r>
+              <w:rPr>
+                <w:noProof/>
+                <w:webHidden/>
+              </w:rPr>
+              <w:tab/>
+            </w:r>
+            <w:r>
+              <w:rPr>
+                <w:noProof/>
+                <w:webHidden/>
+              </w:rPr>
+              <w:fldChar w:fldCharType="begin"/>
+            </w:r>
+            <w:r>
+              <w:rPr>
+                <w:noProof/>
+                <w:webHidden/>
+              </w:rPr>
+              <w:instrText xml:space="preserve"> PAGEREF _Toc230612188 \h </w:instrText>
+            </w:r>
+            <w:r>
+              <w:rPr>
+                <w:noProof/>
+                <w:webHidden/>
+              </w:rPr>
+            </w:r>
+            <w:r>
+              <w:rPr>
+                <w:noProof/>
+                <w:webHidden/>
+              </w:rPr>
+              <w:fldChar w:fldCharType="separate"/>
+            </w:r>
+            <w:r>
+              <w:rPr>
+                <w:noProof/>
+                <w:webHidden/>
+              </w:rPr>
+              <w:t>9</w:t>
+            </w:r>
+            <w:r>
+              <w:rPr>
+                <w:noProof/>
+                <w:webHidden/>
+              </w:rPr>
+              <w:fldChar w:fldCharType="end"/>
+            </w:r>
+          </w:hyperlink>
+        </w:p>
+        <w:p>
+          <w:pPr>
+            <w:pStyle w:val="TM3"/>
+            <w:tabs>
+              <w:tab w:val="right" w:leader="dot" w:pos="9016"/>
+            </w:tabs>
+            <w:rPr>
+              <w:rFonts w:asciiTheme="minorHAnsi" w:eastAsiaTheme="minorEastAsia" w:hAnsiTheme="minorHAnsi" w:cstheme="minorBidi"/>
+              <w:noProof/>
+              <w:kern w:val="2"/>
+              <w14:ligatures w14:val="standardContextual"/>
+            </w:rPr>
+          </w:pPr>
+          <w:hyperlink w:anchor="_Toc230612189" w:history="1">
+            <w:r>
+              <w:rPr>
+                <w:rStyle w:val="Lienhypertexte"/>
+                <w:noProof/>
+              </w:rPr>
+              <w:t>Métriques enregistrées</w:t>
+            </w:r>
+            <w:r>
+              <w:rPr>
+                <w:noProof/>
+                <w:webHidden/>
+              </w:rPr>
+              <w:tab/>
+            </w:r>
+            <w:r>
+              <w:rPr>
+                <w:noProof/>
+                <w:webHidden/>
+              </w:rPr>
+              <w:fldChar w:fldCharType="begin"/>
+            </w:r>
+            <w:r>
+              <w:rPr>
+                <w:noProof/>
+                <w:webHidden/>
+              </w:rPr>
+              <w:instrText xml:space="preserve"> PAGEREF _Toc230612189 \h </w:instrText>
+            </w:r>
+            <w:r>
+              <w:rPr>
+                <w:noProof/>
+                <w:webHidden/>
+              </w:rPr>
+            </w:r>
+            <w:r>
+              <w:rPr>
+                <w:noProof/>
+                <w:webHidden/>
+              </w:rPr>
+              <w:fldChar w:fldCharType="separate"/>
+            </w:r>
+            <w:r>
+              <w:rPr>
+                <w:noProof/>
+                <w:webHidden/>
+              </w:rPr>
+              <w:t>9</w:t>
+            </w:r>
+            <w:r>
+              <w:rPr>
+                <w:noProof/>
+                <w:webHidden/>
+              </w:rPr>
+              <w:fldChar w:fldCharType="end"/>
+            </w:r>
+          </w:hyperlink>
+        </w:p>
+        <w:p>
+          <w:pPr>
+            <w:pStyle w:val="TM3"/>
+            <w:tabs>
+              <w:tab w:val="right" w:leader="dot" w:pos="9016"/>
+            </w:tabs>
+            <w:rPr>
+              <w:rFonts w:asciiTheme="minorHAnsi" w:eastAsiaTheme="minorEastAsia" w:hAnsiTheme="minorHAnsi" w:cstheme="minorBidi"/>
+              <w:noProof/>
+              <w:kern w:val="2"/>
+              <w14:ligatures w14:val="standardContextual"/>
+            </w:rPr>
+          </w:pPr>
+          <w:hyperlink w:anchor="_Toc230612190" w:history="1">
+            <w:r>
+              <w:rPr>
+                <w:rStyle w:val="Lienhypertexte"/>
+                <w:noProof/>
+              </w:rPr>
+              <w:t>Lancement TensorBoard</w:t>
+            </w:r>
+            <w:r>
+              <w:rPr>
+                <w:noProof/>
+                <w:webHidden/>
+              </w:rPr>
+              <w:tab/>
+            </w:r>
+            <w:r>
+              <w:rPr>
+                <w:noProof/>
+                <w:webHidden/>
+              </w:rPr>
+              <w:fldChar w:fldCharType="begin"/>
+            </w:r>
+            <w:r>
+              <w:rPr>
+                <w:noProof/>
+                <w:webHidden/>
+              </w:rPr>
+              <w:instrText xml:space="preserve"> PAGEREF _Toc230612190 \h </w:instrText>
+            </w:r>
+            <w:r>
+              <w:rPr>
+                <w:noProof/>
+                <w:webHidden/>
+              </w:rPr>
+            </w:r>
+            <w:r>
+              <w:rPr>
+                <w:noProof/>
+                <w:webHidden/>
+              </w:rPr>
+              <w:fldChar w:fldCharType="separate"/>
+            </w:r>
+            <w:r>
+              <w:rPr>
+                <w:noProof/>
+                <w:webHidden/>
+              </w:rPr>
+              <w:t>10</w:t>
+            </w:r>
+            <w:r>
+              <w:rPr>
+                <w:noProof/>
+                <w:webHidden/>
+              </w:rPr>
+              <w:fldChar w:fldCharType="end"/>
+            </w:r>
+          </w:hyperlink>
+        </w:p>
+        <w:p>
+          <w:pPr>
+            <w:pStyle w:val="TM3"/>
+            <w:tabs>
+              <w:tab w:val="right" w:leader="dot" w:pos="9016"/>
+            </w:tabs>
+            <w:rPr>
+              <w:rFonts w:asciiTheme="minorHAnsi" w:eastAsiaTheme="minorEastAsia" w:hAnsiTheme="minorHAnsi" w:cstheme="minorBidi"/>
+              <w:noProof/>
+              <w:kern w:val="2"/>
+              <w14:ligatures w14:val="standardContextual"/>
+            </w:rPr>
+          </w:pPr>
+          <w:hyperlink w:anchor="_Toc230612191" w:history="1">
+            <w:r>
+              <w:rPr>
+                <w:rStyle w:val="Lienhypertexte"/>
+                <w:noProof/>
+              </w:rPr>
+              <w:t xml:space="preserve">Module standalone </w:t>
+            </w:r>
+            <w:r>
+              <w:rPr>
+                <w:rStyle w:val="Lienhypertexte"/>
+                <w:rFonts w:ascii="Courier New" w:eastAsia="Courier New" w:hAnsi="Courier New" w:cs="Courier New"/>
+                <w:noProof/>
+                <w:shd w:val="clear" w:color="auto" w:fill="F1F5F9"/>
+              </w:rPr>
+              <w:t>api/predict_breed.py</w:t>
+            </w:r>
+            <w:r>
+              <w:rPr>
+                <w:noProof/>
+                <w:webHidden/>
+              </w:rPr>
+              <w:tab/>
+            </w:r>
+            <w:r>
+              <w:rPr>
+                <w:noProof/>
+                <w:webHidden/>
+              </w:rPr>
+              <w:fldChar w:fldCharType="begin"/>
+            </w:r>
+            <w:r>
+              <w:rPr>
+                <w:noProof/>
+                <w:webHidden/>
+              </w:rPr>
+              <w:instrText xml:space="preserve"> PAGEREF _Toc230612191 \h </w:instrText>
+            </w:r>
+            <w:r>
+              <w:rPr>
+                <w:noProof/>
+                <w:webHidden/>
+              </w:rPr>
+            </w:r>
+            <w:r>
+              <w:rPr>
+                <w:noProof/>
+                <w:webHidden/>
+              </w:rPr>
+              <w:fldChar w:fldCharType="separate"/>
+            </w:r>
+            <w:r>
+              <w:rPr>
+                <w:noProof/>
+                <w:webHidden/>
+              </w:rPr>
+              <w:t>13</w:t>
+            </w:r>
+            <w:r>
+              <w:rPr>
+                <w:noProof/>
+                <w:webHidden/>
+              </w:rPr>
+              <w:fldChar w:fldCharType="end"/>
+            </w:r>
+          </w:hyperlink>
+        </w:p>
+        <w:p>
+          <w:pPr>
+            <w:pStyle w:val="TM3"/>
+            <w:tabs>
+              <w:tab w:val="right" w:leader="dot" w:pos="9016"/>
+            </w:tabs>
+            <w:rPr>
+              <w:rFonts w:asciiTheme="minorHAnsi" w:eastAsiaTheme="minorEastAsia" w:hAnsiTheme="minorHAnsi" w:cstheme="minorBidi"/>
+              <w:noProof/>
+              <w:kern w:val="2"/>
+              <w14:ligatures w14:val="standardContextual"/>
+            </w:rPr>
+          </w:pPr>
+          <w:hyperlink w:anchor="_Toc230612192" w:history="1">
+            <w:r>
+              <w:rPr>
+                <w:rStyle w:val="Lienhypertexte"/>
+                <w:noProof/>
+              </w:rPr>
+              <w:t>Pipeline d'inférence</w:t>
+            </w:r>
+            <w:r>
+              <w:rPr>
+                <w:noProof/>
+                <w:webHidden/>
+              </w:rPr>
+              <w:tab/>
+            </w:r>
+            <w:r>
+              <w:rPr>
+                <w:noProof/>
+                <w:webHidden/>
+              </w:rPr>
+              <w:fldChar w:fldCharType="begin"/>
+            </w:r>
+            <w:r>
+              <w:rPr>
+                <w:noProof/>
+                <w:webHidden/>
+              </w:rPr>
+              <w:instrText xml:space="preserve"> PAGEREF _Toc230612192 \h </w:instrText>
+            </w:r>
+            <w:r>
+              <w:rPr>
+                <w:noProof/>
+                <w:webHidden/>
+              </w:rPr>
+            </w:r>
+            <w:r>
+              <w:rPr>
+                <w:noProof/>
+                <w:webHidden/>
+              </w:rPr>
+              <w:fldChar w:fldCharType="separate"/>
+            </w:r>
+            <w:r>
+              <w:rPr>
+                <w:noProof/>
+                <w:webHidden/>
+              </w:rPr>
+              <w:t>13</w:t>
+            </w:r>
+            <w:r>
+              <w:rPr>
+                <w:noProof/>
+                <w:webHidden/>
+              </w:rPr>
+              <w:fldChar w:fldCharType="end"/>
+            </w:r>
+          </w:hyperlink>
+        </w:p>
+        <w:p>
+          <w:pPr>
+            <w:pStyle w:val="TM3"/>
+            <w:tabs>
+              <w:tab w:val="right" w:leader="dot" w:pos="9016"/>
+            </w:tabs>
+            <w:rPr>
+              <w:rFonts w:asciiTheme="minorHAnsi" w:eastAsiaTheme="minorEastAsia" w:hAnsiTheme="minorHAnsi" w:cstheme="minorBidi"/>
+              <w:noProof/>
+              <w:kern w:val="2"/>
+              <w14:ligatures w14:val="standardContextual"/>
+            </w:rPr>
+          </w:pPr>
+          <w:hyperlink w:anchor="_Toc230612193" w:history="1">
+            <w:r>
+              <w:rPr>
+                <w:rStyle w:val="Lienhypertexte"/>
+                <w:noProof/>
+              </w:rPr>
+              <w:t>Chargement du modèle</w:t>
+            </w:r>
+            <w:r>
+              <w:rPr>
+                <w:noProof/>
+                <w:webHidden/>
+              </w:rPr>
+              <w:tab/>
+            </w:r>
+            <w:r>
+              <w:rPr>
+                <w:noProof/>
+                <w:webHidden/>
+              </w:rPr>
+              <w:fldChar w:fldCharType="begin"/>
+            </w:r>
+            <w:r>
+              <w:rPr>
+                <w:noProof/>
+                <w:webHidden/>
+              </w:rPr>
+              <w:instrText xml:space="preserve"> PAGEREF _Toc230612193 \h </w:instrText>
+            </w:r>
+            <w:r>
+              <w:rPr>
+                <w:noProof/>
+                <w:webHidden/>
+              </w:rPr>
+            </w:r>
+            <w:r>
+              <w:rPr>
+                <w:noProof/>
+                <w:webHidden/>
+              </w:rPr>
+              <w:fldChar w:fldCharType="separate"/>
+            </w:r>
+            <w:r>
+              <w:rPr>
+                <w:noProof/>
+                <w:webHidden/>
+              </w:rPr>
+              <w:t>14</w:t>
+            </w:r>
+            <w:r>
+              <w:rPr>
+                <w:noProof/>
+                <w:webHidden/>
+              </w:rPr>
+              <w:fldChar w:fldCharType="end"/>
+            </w:r>
+          </w:hyperlink>
+        </w:p>
+        <w:p>
+          <w:pPr>
+            <w:pStyle w:val="TM3"/>
+            <w:tabs>
+              <w:tab w:val="right" w:leader="dot" w:pos="9016"/>
+            </w:tabs>
+            <w:rPr>
+              <w:rFonts w:asciiTheme="minorHAnsi" w:eastAsiaTheme="minorEastAsia" w:hAnsiTheme="minorHAnsi" w:cstheme="minorBidi"/>
+              <w:noProof/>
+              <w:kern w:val="2"/>
+              <w14:ligatures w14:val="standardContextual"/>
+            </w:rPr>
+          </w:pPr>
+          <w:hyperlink w:anchor="_Toc230612194" w:history="1">
+            <w:r>
+              <w:rPr>
+                <w:rStyle w:val="Lienhypertexte"/>
+                <w:noProof/>
+              </w:rPr>
+              <w:t>Endpoint FastAPI</w:t>
+            </w:r>
+            <w:r>
+              <w:rPr>
+                <w:noProof/>
+                <w:webHidden/>
+              </w:rPr>
+              <w:tab/>
+            </w:r>
+            <w:r>
+              <w:rPr>
+                <w:noProof/>
+                <w:webHidden/>
+              </w:rPr>
+              <w:fldChar w:fldCharType="begin"/>
+            </w:r>
+            <w:r>
+              <w:rPr>
+                <w:noProof/>
+                <w:webHidden/>
+              </w:rPr>
+              <w:instrText xml:space="preserve"> PAGEREF _Toc230612194 \h </w:instrText>
+            </w:r>
+            <w:r>
+              <w:rPr>
+                <w:noProof/>
+                <w:webHidden/>
+              </w:rPr>
+            </w:r>
+            <w:r>
+              <w:rPr>
+                <w:noProof/>
+                <w:webHidden/>
+              </w:rPr>
+              <w:fldChar w:fldCharType="separate"/>
+            </w:r>
+            <w:r>
+              <w:rPr>
+                <w:noProof/>
+                <w:webHidden/>
+              </w:rPr>
+              <w:t>14</w:t>
+            </w:r>
+            <w:r>
+              <w:rPr>
+                <w:noProof/>
+                <w:webHidden/>
+              </w:rPr>
+              <w:fldChar w:fldCharType="end"/>
+            </w:r>
+          </w:hyperlink>
+        </w:p>
+        <w:p>
+          <w:pPr>
+            <w:pStyle w:val="TM3"/>
+            <w:tabs>
+              <w:tab w:val="right" w:leader="dot" w:pos="9016"/>
+            </w:tabs>
+            <w:rPr>
+              <w:rFonts w:asciiTheme="minorHAnsi" w:eastAsiaTheme="minorEastAsia" w:hAnsiTheme="minorHAnsi" w:cstheme="minorBidi"/>
+              <w:noProof/>
+              <w:kern w:val="2"/>
+              <w14:ligatures w14:val="standardContextual"/>
+            </w:rPr>
+          </w:pPr>
+          <w:hyperlink w:anchor="_Toc230612195" w:history="1">
+            <w:r>
+              <w:rPr>
+                <w:rStyle w:val="Lienhypertexte"/>
+                <w:noProof/>
+              </w:rPr>
+              <w:t>Evaluation</w:t>
+            </w:r>
+            <w:r>
+              <w:rPr>
+                <w:noProof/>
+                <w:webHidden/>
+              </w:rPr>
+              <w:tab/>
+            </w:r>
+            <w:r>
+              <w:rPr>
+                <w:noProof/>
+                <w:webHidden/>
+              </w:rPr>
+              <w:fldChar w:fldCharType="begin"/>
+            </w:r>
+            <w:r>
+              <w:rPr>
+                <w:noProof/>
+                <w:webHidden/>
+              </w:rPr>
+              <w:instrText xml:space="preserve"> PAGEREF _Toc230612195 \h </w:instrText>
+            </w:r>
+            <w:r>
+              <w:rPr>
+                <w:noProof/>
+                <w:webHidden/>
+              </w:rPr>
+            </w:r>
+            <w:r>
+              <w:rPr>
+                <w:noProof/>
+                <w:webHidden/>
+              </w:rPr>
+              <w:fldChar w:fldCharType="separate"/>
+            </w:r>
+            <w:r>
+              <w:rPr>
+                <w:noProof/>
+                <w:webHidden/>
+              </w:rPr>
+              <w:t>14</w:t>
+            </w:r>
+            <w:r>
+              <w:rPr>
+                <w:noProof/>
+                <w:webHidden/>
+              </w:rPr>
+              <w:fldChar w:fldCharType="end"/>
+            </w:r>
+          </w:hyperlink>
+        </w:p>
+        <w:p>
+          <w:pPr>
+            <w:pStyle w:val="TM3"/>
+            <w:tabs>
+              <w:tab w:val="right" w:leader="dot" w:pos="9016"/>
+            </w:tabs>
+            <w:rPr>
+              <w:rFonts w:asciiTheme="minorHAnsi" w:eastAsiaTheme="minorEastAsia" w:hAnsiTheme="minorHAnsi" w:cstheme="minorBidi"/>
+              <w:noProof/>
+              <w:kern w:val="2"/>
+              <w14:ligatures w14:val="standardContextual"/>
+            </w:rPr>
+          </w:pPr>
+          <w:hyperlink w:anchor="_Toc230612196" w:history="1">
+            <w:r>
+              <w:rPr>
+                <w:rStyle w:val="Lienhypertexte"/>
+                <w:noProof/>
+              </w:rPr>
+              <w:t>Résultats (150 animaux, mai 2026)</w:t>
+            </w:r>
+            <w:r>
+              <w:rPr>
+                <w:noProof/>
+                <w:webHidden/>
+              </w:rPr>
+              <w:tab/>
+            </w:r>
+            <w:r>
+              <w:rPr>
+                <w:noProof/>
+                <w:webHidden/>
+              </w:rPr>
+              <w:fldChar w:fldCharType="begin"/>
+            </w:r>
+            <w:r>
+              <w:rPr>
+                <w:noProof/>
+                <w:webHidden/>
+              </w:rPr>
+              <w:instrText xml:space="preserve"> PAGEREF _Toc230612196 \h </w:instrText>
+            </w:r>
+            <w:r>
+              <w:rPr>
+                <w:noProof/>
+                <w:webHidden/>
+              </w:rPr>
+            </w:r>
+            <w:r>
+              <w:rPr>
+                <w:noProof/>
+                <w:webHidden/>
+              </w:rPr>
+              <w:fldChar w:fldCharType="separate"/>
+            </w:r>
+            <w:r>
+              <w:rPr>
+                <w:noProof/>
+                <w:webHidden/>
+              </w:rPr>
+              <w:t>15</w:t>
+            </w:r>
+            <w:r>
+              <w:rPr>
+                <w:noProof/>
+                <w:webHidden/>
+              </w:rPr>
+              <w:fldChar w:fldCharType="end"/>
+            </w:r>
+          </w:hyperlink>
+        </w:p>
+        <w:p>
+          <w:pPr>
+            <w:pStyle w:val="TM2"/>
+            <w:tabs>
+              <w:tab w:val="right" w:leader="dot" w:pos="9016"/>
+            </w:tabs>
+            <w:rPr>
+              <w:rFonts w:asciiTheme="minorHAnsi" w:eastAsiaTheme="minorEastAsia" w:hAnsiTheme="minorHAnsi" w:cstheme="minorBidi"/>
+              <w:noProof/>
+              <w:kern w:val="2"/>
+              <w14:ligatures w14:val="standardContextual"/>
+            </w:rPr>
+          </w:pPr>
+          <w:hyperlink w:anchor="_Toc230612197" w:history="1">
+            <w:r>
+              <w:rPr>
+                <w:rStyle w:val="Lienhypertexte"/>
+                <w:noProof/>
+              </w:rPr>
+              <w:t>LIMITES</w:t>
+            </w:r>
+            <w:r>
+              <w:rPr>
+                <w:noProof/>
+                <w:webHidden/>
+              </w:rPr>
+              <w:tab/>
+            </w:r>
+            <w:r>
+              <w:rPr>
+                <w:noProof/>
+                <w:webHidden/>
+              </w:rPr>
+              <w:fldChar w:fldCharType="begin"/>
+            </w:r>
+            <w:r>
+              <w:rPr>
+                <w:noProof/>
+                <w:webHidden/>
+              </w:rPr>
+              <w:instrText xml:space="preserve"> PAGEREF _Toc230612197 \h </w:instrText>
+            </w:r>
+            <w:r>
+              <w:rPr>
+                <w:noProof/>
+                <w:webHidden/>
+              </w:rPr>
+            </w:r>
+            <w:r>
+              <w:rPr>
+                <w:noProof/>
+                <w:webHidden/>
+              </w:rPr>
+              <w:fldChar w:fldCharType="separate"/>
+            </w:r>
+            <w:r>
+              <w:rPr>
+                <w:noProof/>
+                <w:webHidden/>
+              </w:rPr>
+              <w:t>17</w:t>
+            </w:r>
+            <w:r>
+              <w:rPr>
+                <w:noProof/>
+                <w:webHidden/>
+              </w:rPr>
+              <w:fldChar w:fldCharType="end"/>
+            </w:r>
+          </w:hyperlink>
+        </w:p>
+        <w:p>
+          <w:pPr>
+            <w:pStyle w:val="TM3"/>
+            <w:tabs>
+              <w:tab w:val="right" w:leader="dot" w:pos="9016"/>
+            </w:tabs>
+            <w:rPr>
+              <w:rFonts w:asciiTheme="minorHAnsi" w:eastAsiaTheme="minorEastAsia" w:hAnsiTheme="minorHAnsi" w:cstheme="minorBidi"/>
+              <w:noProof/>
+              <w:kern w:val="2"/>
+              <w14:ligatures w14:val="standardContextual"/>
+            </w:rPr>
+          </w:pPr>
+          <w:hyperlink w:anchor="_Toc230612198" w:history="1">
+            <w:r>
+              <w:rPr>
+                <w:rStyle w:val="Lienhypertexte"/>
+                <w:noProof/>
+              </w:rPr>
+              <w:t>Inadéquation du vocabulaire de races</w:t>
+            </w:r>
+            <w:r>
+              <w:rPr>
+                <w:noProof/>
+                <w:webHidden/>
+              </w:rPr>
+              <w:tab/>
+            </w:r>
+            <w:r>
+              <w:rPr>
+                <w:noProof/>
+                <w:webHidden/>
+              </w:rPr>
+              <w:fldChar w:fldCharType="begin"/>
+            </w:r>
+            <w:r>
+              <w:rPr>
+                <w:noProof/>
+                <w:webHidden/>
+              </w:rPr>
+              <w:instrText xml:space="preserve"> PAGEREF _Toc230612198 \h </w:instrText>
+            </w:r>
+            <w:r>
+              <w:rPr>
+                <w:noProof/>
+                <w:webHidden/>
+              </w:rPr>
+            </w:r>
+            <w:r>
+              <w:rPr>
+                <w:noProof/>
+                <w:webHidden/>
+              </w:rPr>
+              <w:fldChar w:fldCharType="separate"/>
+            </w:r>
+            <w:r>
+              <w:rPr>
+                <w:noProof/>
+                <w:webHidden/>
+              </w:rPr>
+              <w:t>17</w:t>
+            </w:r>
+            <w:r>
+              <w:rPr>
+                <w:noProof/>
+                <w:webHidden/>
+              </w:rPr>
+              <w:fldChar w:fldCharType="end"/>
+            </w:r>
+          </w:hyperlink>
+        </w:p>
+        <w:p>
+          <w:pPr>
+            <w:pStyle w:val="TM3"/>
+            <w:tabs>
+              <w:tab w:val="right" w:leader="dot" w:pos="9016"/>
+            </w:tabs>
+            <w:rPr>
+              <w:rFonts w:asciiTheme="minorHAnsi" w:eastAsiaTheme="minorEastAsia" w:hAnsiTheme="minorHAnsi" w:cstheme="minorBidi"/>
+              <w:noProof/>
+              <w:kern w:val="2"/>
+              <w14:ligatures w14:val="standardContextual"/>
+            </w:rPr>
+          </w:pPr>
+          <w:hyperlink w:anchor="_Toc230612199" w:history="1">
+            <w:r>
+              <w:rPr>
+                <w:rStyle w:val="Lienhypertexte"/>
+                <w:noProof/>
+              </w:rPr>
+              <w:t>Mauvaise calibration hors distribution</w:t>
+            </w:r>
+            <w:r>
+              <w:rPr>
+                <w:noProof/>
+                <w:webHidden/>
+              </w:rPr>
+              <w:tab/>
+            </w:r>
+            <w:r>
+              <w:rPr>
+                <w:noProof/>
+                <w:webHidden/>
+              </w:rPr>
+              <w:fldChar w:fldCharType="begin"/>
+            </w:r>
+            <w:r>
+              <w:rPr>
+                <w:noProof/>
+                <w:webHidden/>
+              </w:rPr>
+              <w:instrText xml:space="preserve"> PAGEREF _Toc230612199 \h </w:instrText>
+            </w:r>
+            <w:r>
+              <w:rPr>
+                <w:noProof/>
+                <w:webHidden/>
+              </w:rPr>
+            </w:r>
+            <w:r>
+              <w:rPr>
+                <w:noProof/>
+                <w:webHidden/>
+              </w:rPr>
+              <w:fldChar w:fldCharType="separate"/>
+            </w:r>
+            <w:r>
+              <w:rPr>
+                <w:noProof/>
+                <w:webHidden/>
+              </w:rPr>
+              <w:t>17</w:t>
+            </w:r>
+            <w:r>
+              <w:rPr>
+                <w:noProof/>
+                <w:webHidden/>
+              </w:rPr>
+              <w:fldChar w:fldCharType="end"/>
+            </w:r>
+          </w:hyperlink>
+        </w:p>
+        <w:p>
+          <w:pPr>
+            <w:pStyle w:val="TM3"/>
+            <w:tabs>
+              <w:tab w:val="right" w:leader="dot" w:pos="9016"/>
+            </w:tabs>
+            <w:rPr>
+              <w:rFonts w:asciiTheme="minorHAnsi" w:eastAsiaTheme="minorEastAsia" w:hAnsiTheme="minorHAnsi" w:cstheme="minorBidi"/>
+              <w:noProof/>
+              <w:kern w:val="2"/>
+              <w14:ligatures w14:val="standardContextual"/>
+            </w:rPr>
+          </w:pPr>
+          <w:hyperlink w:anchor="_Toc230612200" w:history="1">
+            <w:r>
+              <w:rPr>
+                <w:rStyle w:val="Lienhypertexte"/>
+                <w:noProof/>
+              </w:rPr>
+              <w:t>Données insuffisantes pour fine-tuning ciblé</w:t>
+            </w:r>
+            <w:r>
+              <w:rPr>
+                <w:noProof/>
+                <w:webHidden/>
+              </w:rPr>
+              <w:tab/>
+            </w:r>
+            <w:r>
+              <w:rPr>
+                <w:noProof/>
+                <w:webHidden/>
+              </w:rPr>
+              <w:fldChar w:fldCharType="begin"/>
+            </w:r>
+            <w:r>
+              <w:rPr>
+                <w:noProof/>
+                <w:webHidden/>
+              </w:rPr>
+              <w:instrText xml:space="preserve"> PAGEREF _Toc230612200 \h </w:instrText>
+            </w:r>
+            <w:r>
+              <w:rPr>
+                <w:noProof/>
+                <w:webHidden/>
+              </w:rPr>
+            </w:r>
+            <w:r>
+              <w:rPr>
+                <w:noProof/>
+                <w:webHidden/>
+              </w:rPr>
+              <w:fldChar w:fldCharType="separate"/>
+            </w:r>
+            <w:r>
+              <w:rPr>
+                <w:noProof/>
+                <w:webHidden/>
+              </w:rPr>
+              <w:t>17</w:t>
+            </w:r>
+            <w:r>
+              <w:rPr>
+                <w:noProof/>
+                <w:webHidden/>
+              </w:rPr>
+              <w:fldChar w:fldCharType="end"/>
+            </w:r>
+          </w:hyperlink>
+        </w:p>
+        <w:p>
+          <w:pPr>
+            <w:pStyle w:val="TM3"/>
+            <w:tabs>
+              <w:tab w:val="right" w:leader="dot" w:pos="9016"/>
+            </w:tabs>
+            <w:rPr>
+              <w:rFonts w:asciiTheme="minorHAnsi" w:eastAsiaTheme="minorEastAsia" w:hAnsiTheme="minorHAnsi" w:cstheme="minorBidi"/>
+              <w:noProof/>
+              <w:kern w:val="2"/>
+              <w14:ligatures w14:val="standardContextual"/>
+            </w:rPr>
+          </w:pPr>
+          <w:hyperlink w:anchor="_Toc230612201" w:history="1">
+            <w:r>
+              <w:rPr>
+                <w:rStyle w:val="Lienhypertexte"/>
+                <w:noProof/>
+              </w:rPr>
+              <w:t>Qualité des images en shelter</w:t>
+            </w:r>
+            <w:r>
+              <w:rPr>
+                <w:noProof/>
+                <w:webHidden/>
+              </w:rPr>
+              <w:tab/>
+            </w:r>
+            <w:r>
+              <w:rPr>
+                <w:noProof/>
+                <w:webHidden/>
+              </w:rPr>
+              <w:fldChar w:fldCharType="begin"/>
+            </w:r>
+            <w:r>
+              <w:rPr>
+                <w:noProof/>
+                <w:webHidden/>
+              </w:rPr>
+              <w:instrText xml:space="preserve"> PAGEREF _Toc230612201 \h </w:instrText>
+            </w:r>
+            <w:r>
+              <w:rPr>
+                <w:noProof/>
+                <w:webHidden/>
+              </w:rPr>
+            </w:r>
+            <w:r>
+              <w:rPr>
+                <w:noProof/>
+                <w:webHidden/>
+              </w:rPr>
+              <w:fldChar w:fldCharType="separate"/>
+            </w:r>
+            <w:r>
+              <w:rPr>
+                <w:noProof/>
+                <w:webHidden/>
+              </w:rPr>
+              <w:t>18</w:t>
+            </w:r>
+            <w:r>
+              <w:rPr>
+                <w:noProof/>
+                <w:webHidden/>
+              </w:rPr>
+              <w:fldChar w:fldCharType="end"/>
+            </w:r>
+          </w:hyperlink>
+        </w:p>
+        <w:p>
+          <w:pPr>
+            <w:pStyle w:val="TM2"/>
+            <w:tabs>
+              <w:tab w:val="right" w:leader="dot" w:pos="9016"/>
+            </w:tabs>
+            <w:rPr>
+              <w:rFonts w:asciiTheme="minorHAnsi" w:eastAsiaTheme="minorEastAsia" w:hAnsiTheme="minorHAnsi" w:cstheme="minorBidi"/>
+              <w:noProof/>
+              <w:kern w:val="2"/>
+              <w14:ligatures w14:val="standardContextual"/>
+            </w:rPr>
+          </w:pPr>
+          <w:hyperlink w:anchor="_Toc230612202" w:history="1">
+            <w:r>
+              <w:rPr>
+                <w:rStyle w:val="Lienhypertexte"/>
+                <w:noProof/>
+              </w:rPr>
+              <w:t>Intégration sur PawMatch</w:t>
+            </w:r>
+            <w:r>
+              <w:rPr>
+                <w:noProof/>
+                <w:webHidden/>
+              </w:rPr>
+              <w:tab/>
+            </w:r>
+            <w:r>
+              <w:rPr>
+                <w:noProof/>
+                <w:webHidden/>
+              </w:rPr>
+              <w:fldChar w:fldCharType="begin"/>
+            </w:r>
+            <w:r>
+              <w:rPr>
+                <w:noProof/>
+                <w:webHidden/>
+              </w:rPr>
+              <w:instrText xml:space="preserve"> PAGEREF _Toc230612202 \h </w:instrText>
+            </w:r>
+            <w:r>
+              <w:rPr>
+                <w:noProof/>
+                <w:webHidden/>
+              </w:rPr>
+            </w:r>
+            <w:r>
+              <w:rPr>
+                <w:noProof/>
+                <w:webHidden/>
+              </w:rPr>
+              <w:fldChar w:fldCharType="separate"/>
+            </w:r>
+            <w:r>
+              <w:rPr>
+                <w:noProof/>
+                <w:webHidden/>
+              </w:rPr>
+              <w:t>18</w:t>
+            </w:r>
+            <w:r>
+              <w:rPr>
+                <w:noProof/>
+                <w:webHidden/>
+              </w:rPr>
+              <w:fldChar w:fldCharType="end"/>
+            </w:r>
+          </w:hyperlink>
+        </w:p>
+        <w:p>
+          <w:pPr>
+            <w:pStyle w:val="TM3"/>
+            <w:tabs>
+              <w:tab w:val="right" w:leader="dot" w:pos="9016"/>
+            </w:tabs>
+            <w:rPr>
+              <w:rFonts w:asciiTheme="minorHAnsi" w:eastAsiaTheme="minorEastAsia" w:hAnsiTheme="minorHAnsi" w:cstheme="minorBidi"/>
+              <w:noProof/>
+              <w:kern w:val="2"/>
+              <w14:ligatures w14:val="standardContextual"/>
+            </w:rPr>
+          </w:pPr>
+          <w:hyperlink w:anchor="_Toc230612203" w:history="1">
+            <w:r>
+              <w:rPr>
+                <w:rStyle w:val="Lienhypertexte"/>
+                <w:noProof/>
+              </w:rPr>
+              <w:t>Enrichissement de la BD (</w:t>
+            </w:r>
+            <w:r>
+              <w:rPr>
+                <w:rStyle w:val="Lienhypertexte"/>
+                <w:rFonts w:ascii="Courier New" w:eastAsia="Courier New" w:hAnsi="Courier New" w:cs="Courier New"/>
+                <w:noProof/>
+                <w:shd w:val="clear" w:color="auto" w:fill="F1F5F9"/>
+              </w:rPr>
+              <w:t>scripts/enrich_breeds.py</w:t>
+            </w:r>
+            <w:r>
+              <w:rPr>
+                <w:rStyle w:val="Lienhypertexte"/>
+                <w:noProof/>
+              </w:rPr>
+              <w:t>)</w:t>
+            </w:r>
+            <w:r>
+              <w:rPr>
+                <w:noProof/>
+                <w:webHidden/>
+              </w:rPr>
+              <w:tab/>
+            </w:r>
+            <w:r>
+              <w:rPr>
+                <w:noProof/>
+                <w:webHidden/>
+              </w:rPr>
+              <w:fldChar w:fldCharType="begin"/>
+            </w:r>
+            <w:r>
+              <w:rPr>
+                <w:noProof/>
+                <w:webHidden/>
+              </w:rPr>
+              <w:instrText xml:space="preserve"> PAGEREF _Toc230612203 \h </w:instrText>
+            </w:r>
+            <w:r>
+              <w:rPr>
+                <w:noProof/>
+                <w:webHidden/>
+              </w:rPr>
+            </w:r>
+            <w:r>
+              <w:rPr>
+                <w:noProof/>
+                <w:webHidden/>
+              </w:rPr>
+              <w:fldChar w:fldCharType="separate"/>
+            </w:r>
+            <w:r>
+              <w:rPr>
+                <w:noProof/>
+                <w:webHidden/>
+              </w:rPr>
+              <w:t>18</w:t>
+            </w:r>
+            <w:r>
+              <w:rPr>
+                <w:noProof/>
+                <w:webHidden/>
+              </w:rPr>
+              <w:fldChar w:fldCharType="end"/>
+            </w:r>
+          </w:hyperlink>
+        </w:p>
+        <w:p>
+          <w:pPr>
+            <w:pStyle w:val="TM3"/>
+            <w:tabs>
+              <w:tab w:val="right" w:leader="dot" w:pos="9016"/>
+            </w:tabs>
+            <w:rPr>
+              <w:rFonts w:asciiTheme="minorHAnsi" w:eastAsiaTheme="minorEastAsia" w:hAnsiTheme="minorHAnsi" w:cstheme="minorBidi"/>
+              <w:noProof/>
+              <w:kern w:val="2"/>
+              <w14:ligatures w14:val="standardContextual"/>
+            </w:rPr>
+          </w:pPr>
+          <w:hyperlink w:anchor="_Toc230612204" w:history="1">
+            <w:r>
+              <w:rPr>
+                <w:rStyle w:val="Lienhypertexte"/>
+                <w:noProof/>
+              </w:rPr>
+              <w:t>Badge "MAYBE"</w:t>
+            </w:r>
+            <w:r>
+              <w:rPr>
+                <w:noProof/>
+                <w:webHidden/>
+              </w:rPr>
+              <w:tab/>
+            </w:r>
+            <w:r>
+              <w:rPr>
+                <w:noProof/>
+                <w:webHidden/>
+              </w:rPr>
+              <w:fldChar w:fldCharType="begin"/>
+            </w:r>
+            <w:r>
+              <w:rPr>
+                <w:noProof/>
+                <w:webHidden/>
+              </w:rPr>
+              <w:instrText xml:space="preserve"> PAGEREF _Toc230612204 \h </w:instrText>
+            </w:r>
+            <w:r>
+              <w:rPr>
+                <w:noProof/>
+                <w:webHidden/>
+              </w:rPr>
+            </w:r>
+            <w:r>
+              <w:rPr>
+                <w:noProof/>
+                <w:webHidden/>
+              </w:rPr>
+              <w:fldChar w:fldCharType="separate"/>
+            </w:r>
+            <w:r>
+              <w:rPr>
+                <w:noProof/>
+                <w:webHidden/>
+              </w:rPr>
+              <w:t>18</w:t>
+            </w:r>
+            <w:r>
+              <w:rPr>
+                <w:noProof/>
+                <w:webHidden/>
+              </w:rPr>
+              <w:fldChar w:fldCharType="end"/>
+            </w:r>
+          </w:hyperlink>
+        </w:p>
+        <w:p>
+          <w:pPr>
+            <w:pStyle w:val="TM3"/>
+            <w:tabs>
+              <w:tab w:val="right" w:leader="dot" w:pos="9016"/>
+            </w:tabs>
+            <w:rPr>
+              <w:rFonts w:asciiTheme="minorHAnsi" w:eastAsiaTheme="minorEastAsia" w:hAnsiTheme="minorHAnsi" w:cstheme="minorBidi"/>
+              <w:noProof/>
+              <w:kern w:val="2"/>
+              <w14:ligatures w14:val="standardContextual"/>
+            </w:rPr>
+          </w:pPr>
+          <w:hyperlink w:anchor="_Toc230612205" w:history="1">
+            <w:r>
+              <w:rPr>
+                <w:rStyle w:val="Lienhypertexte"/>
+                <w:noProof/>
+              </w:rPr>
+              <w:t>Pré-remplissage formulaire de dépôt (</w:t>
+            </w:r>
+            <w:r>
+              <w:rPr>
+                <w:rStyle w:val="Lienhypertexte"/>
+                <w:rFonts w:ascii="Courier New" w:eastAsia="Courier New" w:hAnsi="Courier New" w:cs="Courier New"/>
+                <w:noProof/>
+                <w:shd w:val="clear" w:color="auto" w:fill="F1F5F9"/>
+              </w:rPr>
+              <w:t>/post</w:t>
+            </w:r>
+            <w:r>
+              <w:rPr>
+                <w:rStyle w:val="Lienhypertexte"/>
+                <w:noProof/>
+              </w:rPr>
+              <w:t>)</w:t>
+            </w:r>
+            <w:r>
+              <w:rPr>
+                <w:noProof/>
+                <w:webHidden/>
+              </w:rPr>
+              <w:tab/>
+            </w:r>
+            <w:r>
+              <w:rPr>
+                <w:noProof/>
+                <w:webHidden/>
+              </w:rPr>
+              <w:fldChar w:fldCharType="begin"/>
+            </w:r>
+            <w:r>
+              <w:rPr>
+                <w:noProof/>
+                <w:webHidden/>
+              </w:rPr>
+              <w:instrText xml:space="preserve"> PAGEREF _Toc230612205 \h </w:instrText>
+            </w:r>
+            <w:r>
+              <w:rPr>
+                <w:noProof/>
+                <w:webHidden/>
+              </w:rPr>
+            </w:r>
+            <w:r>
+              <w:rPr>
+                <w:noProof/>
+                <w:webHidden/>
+              </w:rPr>
+              <w:fldChar w:fldCharType="separate"/>
+            </w:r>
+            <w:r>
+              <w:rPr>
+                <w:noProof/>
+                <w:webHidden/>
+              </w:rPr>
+              <w:t>19</w:t>
+            </w:r>
+            <w:r>
+              <w:rPr>
+                <w:noProof/>
+                <w:webHidden/>
+              </w:rPr>
+              <w:fldChar w:fldCharType="end"/>
+            </w:r>
+          </w:hyperlink>
+        </w:p>
+        <w:p>
+          <w:pPr>
+            <w:pStyle w:val="TM3"/>
+            <w:tabs>
+              <w:tab w:val="right" w:leader="dot" w:pos="9016"/>
+            </w:tabs>
+            <w:rPr>
+              <w:rFonts w:asciiTheme="minorHAnsi" w:eastAsiaTheme="minorEastAsia" w:hAnsiTheme="minorHAnsi" w:cstheme="minorBidi"/>
+              <w:noProof/>
+              <w:kern w:val="2"/>
+              <w14:ligatures w14:val="standardContextual"/>
+            </w:rPr>
+          </w:pPr>
+          <w:hyperlink w:anchor="_Toc230612206" w:history="1">
+            <w:r>
+              <w:rPr>
+                <w:rStyle w:val="Lienhypertexte"/>
+                <w:noProof/>
+              </w:rPr>
+              <w:t>Embedding pour la similarité</w:t>
+            </w:r>
+            <w:r>
+              <w:rPr>
+                <w:noProof/>
+                <w:webHidden/>
+              </w:rPr>
+              <w:tab/>
+            </w:r>
+            <w:r>
+              <w:rPr>
+                <w:noProof/>
+                <w:webHidden/>
+              </w:rPr>
+              <w:fldChar w:fldCharType="begin"/>
+            </w:r>
+            <w:r>
+              <w:rPr>
+                <w:noProof/>
+                <w:webHidden/>
+              </w:rPr>
+              <w:instrText xml:space="preserve"> PAGEREF _Toc230612206 \h </w:instrText>
+            </w:r>
+            <w:r>
+              <w:rPr>
+                <w:noProof/>
+                <w:webHidden/>
+              </w:rPr>
+            </w:r>
+            <w:r>
+              <w:rPr>
+                <w:noProof/>
+                <w:webHidden/>
+              </w:rPr>
+              <w:fldChar w:fldCharType="separate"/>
+            </w:r>
+            <w:r>
+              <w:rPr>
+                <w:noProof/>
+                <w:webHidden/>
+              </w:rPr>
+              <w:t>19</w:t>
+            </w:r>
+            <w:r>
+              <w:rPr>
+                <w:noProof/>
+                <w:webHidden/>
+              </w:rPr>
+              <w:fldChar w:fldCharType="end"/>
+            </w:r>
+          </w:hyperlink>
+        </w:p>
+        <w:p>
+          <w:pPr>
+            <w:pStyle w:val="TM2"/>
+            <w:tabs>
+              <w:tab w:val="right" w:leader="dot" w:pos="9016"/>
+            </w:tabs>
+            <w:rPr>
+              <w:rFonts w:asciiTheme="minorHAnsi" w:eastAsiaTheme="minorEastAsia" w:hAnsiTheme="minorHAnsi" w:cstheme="minorBidi"/>
+              <w:noProof/>
+              <w:kern w:val="2"/>
+              <w14:ligatures w14:val="standardContextual"/>
+            </w:rPr>
+          </w:pPr>
+          <w:hyperlink w:anchor="_Toc230612207" w:history="1">
+            <w:r>
+              <w:rPr>
+                <w:rStyle w:val="Lienhypertexte"/>
+                <w:noProof/>
+              </w:rPr>
+              <w:t>Résumé</w:t>
+            </w:r>
+            <w:r>
+              <w:rPr>
+                <w:noProof/>
+                <w:webHidden/>
+              </w:rPr>
+              <w:tab/>
+            </w:r>
+            <w:r>
+              <w:rPr>
+                <w:noProof/>
+                <w:webHidden/>
+              </w:rPr>
+              <w:fldChar w:fldCharType="begin"/>
+            </w:r>
+            <w:r>
+              <w:rPr>
+                <w:noProof/>
+                <w:webHidden/>
+              </w:rPr>
+              <w:instrText xml:space="preserve"> PAGEREF _Toc230612207 \h </w:instrText>
+            </w:r>
+            <w:r>
+              <w:rPr>
+                <w:noProof/>
+                <w:webHidden/>
+              </w:rPr>
+            </w:r>
+            <w:r>
+              <w:rPr>
+                <w:noProof/>
+                <w:webHidden/>
+              </w:rPr>
+              <w:fldChar w:fldCharType="separate"/>
+            </w:r>
+            <w:r>
+              <w:rPr>
+                <w:noProof/>
+                <w:webHidden/>
+              </w:rPr>
+              <w:t>20</w:t>
+            </w:r>
+            <w:r>
+              <w:rPr>
+                <w:noProof/>
+                <w:webHidden/>
+              </w:rPr>
+              <w:fldChar w:fldCharType="end"/>
+            </w:r>
+          </w:hyperlink>
+        </w:p>
+        <w:p>
+          <w:pPr>
+            <w:pStyle w:val="TM3"/>
+            <w:tabs>
+              <w:tab w:val="right" w:leader="dot" w:pos="9016"/>
+            </w:tabs>
+            <w:rPr>
+              <w:rFonts w:asciiTheme="minorHAnsi" w:eastAsiaTheme="minorEastAsia" w:hAnsiTheme="minorHAnsi" w:cstheme="minorBidi"/>
+              <w:noProof/>
+              <w:kern w:val="2"/>
+              <w14:ligatures w14:val="standardContextual"/>
+            </w:rPr>
+          </w:pPr>
+          <w:hyperlink w:anchor="_Toc230612208" w:history="1">
+            <w:r>
+              <w:rPr>
+                <w:rStyle w:val="Lienhypertexte"/>
+                <w:noProof/>
+              </w:rPr>
+              <w:t>Pistes d'amélioration</w:t>
+            </w:r>
+            <w:r>
+              <w:rPr>
+                <w:noProof/>
+                <w:webHidden/>
+              </w:rPr>
+              <w:tab/>
+            </w:r>
+            <w:r>
+              <w:rPr>
+                <w:noProof/>
+                <w:webHidden/>
+              </w:rPr>
+              <w:fldChar w:fldCharType="begin"/>
+            </w:r>
+            <w:r>
+              <w:rPr>
+                <w:noProof/>
+                <w:webHidden/>
+              </w:rPr>
+              <w:instrText xml:space="preserve"> PAGEREF _Toc230612208 \h </w:instrText>
+            </w:r>
+            <w:r>
+              <w:rPr>
+                <w:noProof/>
+                <w:webHidden/>
+              </w:rPr>
+            </w:r>
+            <w:r>
+              <w:rPr>
+                <w:noProof/>
+                <w:webHidden/>
+              </w:rPr>
+              <w:fldChar w:fldCharType="separate"/>
+            </w:r>
+            <w:r>
+              <w:rPr>
+                <w:noProof/>
+                <w:webHidden/>
+              </w:rPr>
+              <w:t>20</w:t>
+            </w:r>
+            <w:r>
+              <w:rPr>
+                <w:noProof/>
+                <w:webHidden/>
+              </w:rPr>
+              <w:fldChar w:fldCharType="end"/>
+            </w:r>
+          </w:hyperlink>
+        </w:p>
+        <w:p>
+          <w:pPr>
+            <w:pStyle w:val="TM2"/>
+            <w:tabs>
+              <w:tab w:val="right" w:leader="dot" w:pos="9016"/>
+            </w:tabs>
+            <w:rPr>
+              <w:rFonts w:asciiTheme="minorHAnsi" w:eastAsiaTheme="minorEastAsia" w:hAnsiTheme="minorHAnsi" w:cstheme="minorBidi"/>
+              <w:noProof/>
+              <w:kern w:val="2"/>
+              <w14:ligatures w14:val="standardContextual"/>
+            </w:rPr>
+          </w:pPr>
+          <w:hyperlink w:anchor="_Toc230612209" w:history="1">
+            <w:r>
+              <w:rPr>
+                <w:rStyle w:val="Lienhypertexte"/>
+                <w:b/>
+                <w:bCs/>
+                <w:noProof/>
+              </w:rPr>
+              <w:t>3. Réécriture des descriptions (LLM Rewrite)</w:t>
+            </w:r>
+            <w:r>
+              <w:rPr>
+                <w:noProof/>
+                <w:webHidden/>
+              </w:rPr>
+              <w:tab/>
+            </w:r>
+            <w:r>
+              <w:rPr>
+                <w:noProof/>
+                <w:webHidden/>
+              </w:rPr>
+              <w:fldChar w:fldCharType="begin"/>
+            </w:r>
+            <w:r>
+              <w:rPr>
+                <w:noProof/>
+                <w:webHidden/>
+              </w:rPr>
+              <w:instrText xml:space="preserve"> PAGEREF _Toc230612209 \h </w:instrText>
+            </w:r>
+            <w:r>
+              <w:rPr>
+                <w:noProof/>
+                <w:webHidden/>
+              </w:rPr>
+            </w:r>
+            <w:r>
+              <w:rPr>
+                <w:noProof/>
+                <w:webHidden/>
+              </w:rPr>
+              <w:fldChar w:fldCharType="separate"/>
+            </w:r>
+            <w:r>
+              <w:rPr>
+                <w:noProof/>
+                <w:webHidden/>
+              </w:rPr>
+              <w:t>21</w:t>
+            </w:r>
+            <w:r>
+              <w:rPr>
+                <w:noProof/>
+                <w:webHidden/>
+              </w:rPr>
+              <w:fldChar w:fldCharType="end"/>
+            </w:r>
+          </w:hyperlink>
+        </w:p>
+        <w:p>
+          <w:pPr>
+            <w:pStyle w:val="TM3"/>
+            <w:tabs>
+              <w:tab w:val="right" w:leader="dot" w:pos="9016"/>
+            </w:tabs>
+            <w:rPr>
+              <w:rFonts w:asciiTheme="minorHAnsi" w:eastAsiaTheme="minorEastAsia" w:hAnsiTheme="minorHAnsi" w:cstheme="minorBidi"/>
+              <w:noProof/>
+              <w:kern w:val="2"/>
+              <w14:ligatures w14:val="standardContextual"/>
+            </w:rPr>
+          </w:pPr>
+          <w:hyperlink w:anchor="_Toc230612210" w:history="1">
+            <w:r>
+              <w:rPr>
+                <w:rStyle w:val="Lienhypertexte"/>
+                <w:noProof/>
+              </w:rPr>
+              <w:t>Problème</w:t>
+            </w:r>
+            <w:r>
+              <w:rPr>
+                <w:noProof/>
+                <w:webHidden/>
+              </w:rPr>
+              <w:tab/>
+            </w:r>
+            <w:r>
+              <w:rPr>
+                <w:noProof/>
+                <w:webHidden/>
+              </w:rPr>
+              <w:fldChar w:fldCharType="begin"/>
+            </w:r>
+            <w:r>
+              <w:rPr>
+                <w:noProof/>
+                <w:webHidden/>
+              </w:rPr>
+              <w:instrText xml:space="preserve"> PAGEREF _Toc230612210 \h </w:instrText>
+            </w:r>
+            <w:r>
+              <w:rPr>
+                <w:noProof/>
+                <w:webHidden/>
+              </w:rPr>
+            </w:r>
+            <w:r>
+              <w:rPr>
+                <w:noProof/>
+                <w:webHidden/>
+              </w:rPr>
+              <w:fldChar w:fldCharType="separate"/>
+            </w:r>
+            <w:r>
+              <w:rPr>
+                <w:noProof/>
+                <w:webHidden/>
+              </w:rPr>
+              <w:t>21</w:t>
+            </w:r>
+            <w:r>
+              <w:rPr>
+                <w:noProof/>
+                <w:webHidden/>
+              </w:rPr>
+              <w:fldChar w:fldCharType="end"/>
+            </w:r>
+          </w:hyperlink>
+        </w:p>
+        <w:p>
+          <w:pPr>
+            <w:pStyle w:val="TM3"/>
+            <w:tabs>
+              <w:tab w:val="right" w:leader="dot" w:pos="9016"/>
+            </w:tabs>
+            <w:rPr>
+              <w:rFonts w:asciiTheme="minorHAnsi" w:eastAsiaTheme="minorEastAsia" w:hAnsiTheme="minorHAnsi" w:cstheme="minorBidi"/>
+              <w:noProof/>
+              <w:kern w:val="2"/>
+              <w14:ligatures w14:val="standardContextual"/>
+            </w:rPr>
+          </w:pPr>
+          <w:hyperlink w:anchor="_Toc230612211" w:history="1">
+            <w:r>
+              <w:rPr>
+                <w:rStyle w:val="Lienhypertexte"/>
+                <w:noProof/>
+              </w:rPr>
+              <w:t>Solution</w:t>
+            </w:r>
+            <w:r>
+              <w:rPr>
+                <w:noProof/>
+                <w:webHidden/>
+              </w:rPr>
+              <w:tab/>
+            </w:r>
+            <w:r>
+              <w:rPr>
+                <w:noProof/>
+                <w:webHidden/>
+              </w:rPr>
+              <w:fldChar w:fldCharType="begin"/>
+            </w:r>
+            <w:r>
+              <w:rPr>
+                <w:noProof/>
+                <w:webHidden/>
+              </w:rPr>
+              <w:instrText xml:space="preserve"> PAGEREF _Toc230612211 \h </w:instrText>
+            </w:r>
+            <w:r>
+              <w:rPr>
+                <w:noProof/>
+                <w:webHidden/>
+              </w:rPr>
+            </w:r>
+            <w:r>
+              <w:rPr>
+                <w:noProof/>
+                <w:webHidden/>
+              </w:rPr>
+              <w:fldChar w:fldCharType="separate"/>
+            </w:r>
+            <w:r>
+              <w:rPr>
+                <w:noProof/>
+                <w:webHidden/>
+              </w:rPr>
+              <w:t>21</w:t>
+            </w:r>
+            <w:r>
+              <w:rPr>
+                <w:noProof/>
+                <w:webHidden/>
+              </w:rPr>
+              <w:fldChar w:fldCharType="end"/>
+            </w:r>
+          </w:hyperlink>
+        </w:p>
+        <w:p>
+          <w:pPr>
+            <w:pStyle w:val="TM3"/>
+            <w:tabs>
+              <w:tab w:val="right" w:leader="dot" w:pos="9016"/>
+            </w:tabs>
+            <w:rPr>
+              <w:rFonts w:asciiTheme="minorHAnsi" w:eastAsiaTheme="minorEastAsia" w:hAnsiTheme="minorHAnsi" w:cstheme="minorBidi"/>
+              <w:noProof/>
+              <w:kern w:val="2"/>
+              <w14:ligatures w14:val="standardContextual"/>
+            </w:rPr>
+          </w:pPr>
+          <w:hyperlink w:anchor="_Toc230612212" w:history="1">
+            <w:r>
+              <w:rPr>
+                <w:rStyle w:val="Lienhypertexte"/>
+                <w:noProof/>
+              </w:rPr>
+              <w:t>Prompt</w:t>
+            </w:r>
+            <w:r>
+              <w:rPr>
+                <w:noProof/>
+                <w:webHidden/>
+              </w:rPr>
+              <w:tab/>
+            </w:r>
+            <w:r>
+              <w:rPr>
+                <w:noProof/>
+                <w:webHidden/>
+              </w:rPr>
+              <w:fldChar w:fldCharType="begin"/>
+            </w:r>
+            <w:r>
+              <w:rPr>
+                <w:noProof/>
+                <w:webHidden/>
+              </w:rPr>
+              <w:instrText xml:space="preserve"> PAGEREF _Toc230612212 \h </w:instrText>
+            </w:r>
+            <w:r>
+              <w:rPr>
+                <w:noProof/>
+                <w:webHidden/>
+              </w:rPr>
+            </w:r>
+            <w:r>
+              <w:rPr>
+                <w:noProof/>
+                <w:webHidden/>
+              </w:rPr>
+              <w:fldChar w:fldCharType="separate"/>
+            </w:r>
+            <w:r>
+              <w:rPr>
+                <w:noProof/>
+                <w:webHidden/>
+              </w:rPr>
+              <w:t>21</w:t>
+            </w:r>
+            <w:r>
+              <w:rPr>
+                <w:noProof/>
+                <w:webHidden/>
+              </w:rPr>
+              <w:fldChar w:fldCharType="end"/>
+            </w:r>
+          </w:hyperlink>
+        </w:p>
+        <w:p>
+          <w:pPr>
+            <w:pStyle w:val="TM3"/>
+            <w:tabs>
+              <w:tab w:val="right" w:leader="dot" w:pos="9016"/>
+            </w:tabs>
+            <w:rPr>
+              <w:rFonts w:asciiTheme="minorHAnsi" w:eastAsiaTheme="minorEastAsia" w:hAnsiTheme="minorHAnsi" w:cstheme="minorBidi"/>
+              <w:noProof/>
+              <w:kern w:val="2"/>
+              <w14:ligatures w14:val="standardContextual"/>
+            </w:rPr>
+          </w:pPr>
+          <w:hyperlink w:anchor="_Toc230612213" w:history="1">
+            <w:r>
+              <w:rPr>
+                <w:rStyle w:val="Lienhypertexte"/>
+                <w:noProof/>
+              </w:rPr>
+              <w:t>Modèle de données</w:t>
+            </w:r>
+            <w:r>
+              <w:rPr>
+                <w:noProof/>
+                <w:webHidden/>
+              </w:rPr>
+              <w:tab/>
+            </w:r>
+            <w:r>
+              <w:rPr>
+                <w:noProof/>
+                <w:webHidden/>
+              </w:rPr>
+              <w:fldChar w:fldCharType="begin"/>
+            </w:r>
+            <w:r>
+              <w:rPr>
+                <w:noProof/>
+                <w:webHidden/>
+              </w:rPr>
+              <w:instrText xml:space="preserve"> PAGEREF _Toc230612213 \h </w:instrText>
+            </w:r>
+            <w:r>
+              <w:rPr>
+                <w:noProof/>
+                <w:webHidden/>
+              </w:rPr>
+            </w:r>
+            <w:r>
+              <w:rPr>
+                <w:noProof/>
+                <w:webHidden/>
+              </w:rPr>
+              <w:fldChar w:fldCharType="separate"/>
+            </w:r>
+            <w:r>
+              <w:rPr>
+                <w:noProof/>
+                <w:webHidden/>
+              </w:rPr>
+              <w:t>21</w:t>
+            </w:r>
+            <w:r>
+              <w:rPr>
+                <w:noProof/>
+                <w:webHidden/>
+              </w:rPr>
+              <w:fldChar w:fldCharType="end"/>
+            </w:r>
+          </w:hyperlink>
+        </w:p>
+        <w:p>
+          <w:pPr>
+            <w:pStyle w:val="TM3"/>
+            <w:tabs>
+              <w:tab w:val="right" w:leader="dot" w:pos="9016"/>
+            </w:tabs>
+            <w:rPr>
+              <w:rFonts w:asciiTheme="minorHAnsi" w:eastAsiaTheme="minorEastAsia" w:hAnsiTheme="minorHAnsi" w:cstheme="minorBidi"/>
+              <w:noProof/>
+              <w:kern w:val="2"/>
+              <w14:ligatures w14:val="standardContextual"/>
+            </w:rPr>
+          </w:pPr>
+          <w:hyperlink w:anchor="_Toc230612214" w:history="1">
+            <w:r>
+              <w:rPr>
+                <w:rStyle w:val="Lienhypertexte"/>
+                <w:noProof/>
+              </w:rPr>
+              <w:t xml:space="preserve">Le script </w:t>
+            </w:r>
+            <w:r>
+              <w:rPr>
+                <w:rStyle w:val="Lienhypertexte"/>
+                <w:rFonts w:ascii="Courier New" w:eastAsia="Courier New" w:hAnsi="Courier New" w:cs="Courier New"/>
+                <w:noProof/>
+                <w:shd w:val="clear" w:color="auto" w:fill="F1F5F9"/>
+              </w:rPr>
+              <w:t>scripts/rewrite_descriptions.py</w:t>
+            </w:r>
+            <w:r>
+              <w:rPr>
+                <w:noProof/>
+                <w:webHidden/>
+              </w:rPr>
+              <w:tab/>
+            </w:r>
+            <w:r>
+              <w:rPr>
+                <w:noProof/>
+                <w:webHidden/>
+              </w:rPr>
+              <w:fldChar w:fldCharType="begin"/>
+            </w:r>
+            <w:r>
+              <w:rPr>
+                <w:noProof/>
+                <w:webHidden/>
+              </w:rPr>
+              <w:instrText xml:space="preserve"> PAGEREF _Toc230612214 \h </w:instrText>
+            </w:r>
+            <w:r>
+              <w:rPr>
+                <w:noProof/>
+                <w:webHidden/>
+              </w:rPr>
+            </w:r>
+            <w:r>
+              <w:rPr>
+                <w:noProof/>
+                <w:webHidden/>
+              </w:rPr>
+              <w:fldChar w:fldCharType="separate"/>
+            </w:r>
+            <w:r>
+              <w:rPr>
+                <w:noProof/>
+                <w:webHidden/>
+              </w:rPr>
+              <w:t>22</w:t>
+            </w:r>
+            <w:r>
+              <w:rPr>
+                <w:noProof/>
+                <w:webHidden/>
+              </w:rPr>
+              <w:fldChar w:fldCharType="end"/>
+            </w:r>
+          </w:hyperlink>
+        </w:p>
+        <w:p>
+          <w:pPr>
+            <w:pStyle w:val="TM3"/>
+            <w:tabs>
+              <w:tab w:val="right" w:leader="dot" w:pos="9016"/>
+            </w:tabs>
+            <w:rPr>
+              <w:rFonts w:asciiTheme="minorHAnsi" w:eastAsiaTheme="minorEastAsia" w:hAnsiTheme="minorHAnsi" w:cstheme="minorBidi"/>
+              <w:noProof/>
+              <w:kern w:val="2"/>
+              <w14:ligatures w14:val="standardContextual"/>
+            </w:rPr>
+          </w:pPr>
+          <w:hyperlink w:anchor="_Toc230612215" w:history="1">
+            <w:r>
+              <w:rPr>
+                <w:rStyle w:val="Lienhypertexte"/>
+                <w:noProof/>
+              </w:rPr>
+              <w:t>Affichage côté front</w:t>
+            </w:r>
+            <w:r>
+              <w:rPr>
+                <w:noProof/>
+                <w:webHidden/>
+              </w:rPr>
+              <w:tab/>
+            </w:r>
+            <w:r>
+              <w:rPr>
+                <w:noProof/>
+                <w:webHidden/>
+              </w:rPr>
+              <w:fldChar w:fldCharType="begin"/>
+            </w:r>
+            <w:r>
+              <w:rPr>
+                <w:noProof/>
+                <w:webHidden/>
+              </w:rPr>
+              <w:instrText xml:space="preserve"> PAGEREF _Toc230612215 \h </w:instrText>
+            </w:r>
+            <w:r>
+              <w:rPr>
+                <w:noProof/>
+                <w:webHidden/>
+              </w:rPr>
+            </w:r>
+            <w:r>
+              <w:rPr>
+                <w:noProof/>
+                <w:webHidden/>
+              </w:rPr>
+              <w:fldChar w:fldCharType="separate"/>
+            </w:r>
+            <w:r>
+              <w:rPr>
+                <w:noProof/>
+                <w:webHidden/>
+              </w:rPr>
+              <w:t>23</w:t>
+            </w:r>
+            <w:r>
+              <w:rPr>
+                <w:noProof/>
+                <w:webHidden/>
+              </w:rPr>
+              <w:fldChar w:fldCharType="end"/>
+            </w:r>
+          </w:hyperlink>
+        </w:p>
+        <w:p>
+          <w:pPr>
+            <w:pStyle w:val="TM3"/>
+            <w:tabs>
+              <w:tab w:val="right" w:leader="dot" w:pos="9016"/>
+            </w:tabs>
+            <w:rPr>
+              <w:rFonts w:asciiTheme="minorHAnsi" w:eastAsiaTheme="minorEastAsia" w:hAnsiTheme="minorHAnsi" w:cstheme="minorBidi"/>
+              <w:noProof/>
+              <w:kern w:val="2"/>
+              <w14:ligatures w14:val="standardContextual"/>
+            </w:rPr>
+          </w:pPr>
+          <w:hyperlink w:anchor="_Toc230612216" w:history="1">
+            <w:r>
+              <w:rPr>
+                <w:rStyle w:val="Lienhypertexte"/>
+                <w:noProof/>
+              </w:rPr>
+              <w:t>Coût estimé</w:t>
+            </w:r>
+            <w:r>
+              <w:rPr>
+                <w:noProof/>
+                <w:webHidden/>
+              </w:rPr>
+              <w:tab/>
+            </w:r>
+            <w:r>
+              <w:rPr>
+                <w:noProof/>
+                <w:webHidden/>
+              </w:rPr>
+              <w:fldChar w:fldCharType="begin"/>
+            </w:r>
+            <w:r>
+              <w:rPr>
+                <w:noProof/>
+                <w:webHidden/>
+              </w:rPr>
+              <w:instrText xml:space="preserve"> PAGEREF _Toc230612216 \h </w:instrText>
+            </w:r>
+            <w:r>
+              <w:rPr>
+                <w:noProof/>
+                <w:webHidden/>
+              </w:rPr>
+            </w:r>
+            <w:r>
+              <w:rPr>
+                <w:noProof/>
+                <w:webHidden/>
+              </w:rPr>
+              <w:fldChar w:fldCharType="separate"/>
+            </w:r>
+            <w:r>
+              <w:rPr>
+                <w:noProof/>
+                <w:webHidden/>
+              </w:rPr>
+              <w:t>23</w:t>
+            </w:r>
+            <w:r>
+              <w:rPr>
+                <w:noProof/>
+                <w:webHidden/>
+              </w:rPr>
+              <w:fldChar w:fldCharType="end"/>
+            </w:r>
+          </w:hyperlink>
+        </w:p>
+        <w:p>
+          <w:r>
+            <w:rPr>
+              <w:b/>
+              <w:bCs/>
+            </w:rPr>
+            <w:fldChar w:fldCharType="end"/>
+          </w:r>
+        </w:p>
+      </w:sdtContent>
+    </w:sdt>
+    <w:p>
+      <w:bookmarkStart w:id="1" w:name="_Toc230612168"/>
+    </w:p>
+    <w:p/>
+    <w:p/>
     <w:p>
       <w:pPr>
         <w:pStyle w:val="Titre2"/>
@@ -31,6 +3735,7 @@
       <w:r>
         <w:t>Contexte</w:t>
       </w:r>
+      <w:bookmarkEnd w:id="1"/>
     </w:p>
     <w:p/>
     <w:p>
@@ -93,6 +3798,13 @@
         <w:t xml:space="preserve"> au site, fait l’objet d’un document à part entière*</w:t>
       </w:r>
     </w:p>
+    <w:p/>
+    <w:p/>
+    <w:p/>
+    <w:p/>
+    <w:p/>
+    <w:p/>
+    <w:p/>
     <w:p/>
     <w:p/>
     <w:p>
@@ -105,12 +3817,17 @@
         <w:rPr>
           <w:b/>
           <w:bCs/>
-        </w:rPr>
-      </w:pPr>
+          <w:sz w:val="52"/>
+          <w:szCs w:val="52"/>
+        </w:rPr>
+      </w:pPr>
+      <w:bookmarkStart w:id="2" w:name="_Toc230612169"/>
       <w:r>
         <w:rPr>
           <w:b/>
           <w:bCs/>
+          <w:sz w:val="52"/>
+          <w:szCs w:val="52"/>
         </w:rPr>
         <w:t>Recherche Sémantique</w:t>
       </w:r>
@@ -118,17 +3835,23 @@
         <w:rPr>
           <w:b/>
           <w:bCs/>
+          <w:sz w:val="52"/>
+          <w:szCs w:val="52"/>
         </w:rPr>
         <w:t> : animaux similaires</w:t>
       </w:r>
-    </w:p>
+      <w:bookmarkEnd w:id="2"/>
+    </w:p>
+    <w:p/>
     <w:p>
       <w:pPr>
         <w:pStyle w:val="Titre3"/>
       </w:pPr>
+      <w:bookmarkStart w:id="3" w:name="_Toc230612170"/>
       <w:r>
         <w:t>Contexte et objectifs</w:t>
       </w:r>
+      <w:bookmarkEnd w:id="3"/>
     </w:p>
     <w:p/>
     <w:p>
@@ -156,9 +3879,11 @@
       <w:pPr>
         <w:pStyle w:val="Titre3"/>
       </w:pPr>
+      <w:bookmarkStart w:id="4" w:name="_Toc230612171"/>
       <w:r>
         <w:t>Recherche par mots-clés vs recherche sémantique</w:t>
       </w:r>
+      <w:bookmarkEnd w:id="4"/>
     </w:p>
     <w:p>
       <w:pPr>
@@ -250,6 +3975,7 @@
           <w:bCs/>
         </w:rPr>
       </w:pPr>
+      <w:bookmarkStart w:id="5" w:name="_Toc230612172"/>
       <w:r>
         <w:rPr>
           <w:b/>
@@ -273,6 +3999,7 @@
         </w:rPr>
         <w:t xml:space="preserve"> de texte</w:t>
       </w:r>
+      <w:bookmarkEnd w:id="5"/>
     </w:p>
     <w:p>
       <w:pPr>
@@ -368,12 +4095,21 @@
           <w:bCs/>
         </w:rPr>
       </w:pPr>
-      <w:r>
+      <w:bookmarkStart w:id="6" w:name="_Toc230612173"/>
+    </w:p>
+    <w:p>
+      <w:pPr>
+        <w:pStyle w:val="Titre3"/>
         <w:rPr>
           <w:b/>
           <w:bCs/>
         </w:rPr>
-        <w:lastRenderedPageBreak/>
+      </w:pPr>
+      <w:r>
+        <w:rPr>
+          <w:b/>
+          <w:bCs/>
+        </w:rPr>
         <w:t xml:space="preserve">Modèle utilisé : </w:t>
       </w:r>
       <w:r>
@@ -385,6 +4121,7 @@
         </w:rPr>
         <w:t>paraphrase-multilingual-MiniLM-L12-v2</w:t>
       </w:r>
+      <w:bookmarkEnd w:id="6"/>
     </w:p>
     <w:tbl>
       <w:tblPr>
@@ -459,12 +4196,21 @@
             <w:tcW w:w="5318" w:type="dxa"/>
           </w:tcPr>
           <w:p>
+            <w:proofErr w:type="gramStart"/>
             <w:r>
               <w:rPr>
                 <w:rFonts w:ascii="Courier New" w:eastAsia="Courier New" w:hAnsi="Courier New" w:cs="Courier New"/>
                 <w:shd w:val="clear" w:color="auto" w:fill="F1F5F9"/>
               </w:rPr>
-              <w:t>sentence-</w:t>
+              <w:t>sentence</w:t>
+            </w:r>
+            <w:proofErr w:type="gramEnd"/>
+            <w:r>
+              <w:rPr>
+                <w:rFonts w:ascii="Courier New" w:eastAsia="Courier New" w:hAnsi="Courier New" w:cs="Courier New"/>
+                <w:shd w:val="clear" w:color="auto" w:fill="F1F5F9"/>
+              </w:rPr>
+              <w:t>-</w:t>
             </w:r>
             <w:proofErr w:type="spellStart"/>
             <w:r>
@@ -494,12 +4240,21 @@
             <w:tcW w:w="5318" w:type="dxa"/>
           </w:tcPr>
           <w:p>
+            <w:proofErr w:type="gramStart"/>
             <w:r>
               <w:rPr>
                 <w:rFonts w:ascii="Courier New" w:eastAsia="Courier New" w:hAnsi="Courier New" w:cs="Courier New"/>
                 <w:shd w:val="clear" w:color="auto" w:fill="F1F5F9"/>
               </w:rPr>
-              <w:t>paraphrase-multilingual-MiniLM-L12-v2</w:t>
+              <w:t>paraphrase</w:t>
+            </w:r>
+            <w:proofErr w:type="gramEnd"/>
+            <w:r>
+              <w:rPr>
+                <w:rFonts w:ascii="Courier New" w:eastAsia="Courier New" w:hAnsi="Courier New" w:cs="Courier New"/>
+                <w:shd w:val="clear" w:color="auto" w:fill="F1F5F9"/>
+              </w:rPr>
+              <w:t>-multilingual-MiniLM-L12-v2</w:t>
             </w:r>
           </w:p>
         </w:tc>
@@ -533,6 +4288,7 @@
           </w:tcPr>
           <w:p>
             <w:r>
+              <w:lastRenderedPageBreak/>
               <w:t>Langues supportées</w:t>
             </w:r>
           </w:p>
@@ -627,7 +4383,15 @@
         <w:t>Léger</w:t>
       </w:r>
       <w:r>
-        <w:t xml:space="preserve"> : conçu pour tourner sur CPU, compatible avec un t3.micro sans GPU. Des modèles plus grands (ex. </w:t>
+        <w:t xml:space="preserve"> : conçu pour tourner sur CPU, compatible avec un t</w:t>
+      </w:r>
+      <w:proofErr w:type="gramStart"/>
+      <w:r>
+        <w:t>3.micro</w:t>
+      </w:r>
+      <w:proofErr w:type="gramEnd"/>
+      <w:r>
+        <w:t xml:space="preserve"> sans GPU. Des modèles plus grands (ex. </w:t>
       </w:r>
       <w:r>
         <w:rPr>
@@ -682,6 +4446,7 @@
           <w:bCs/>
         </w:rPr>
       </w:pPr>
+      <w:bookmarkStart w:id="7" w:name="_Toc230612174"/>
       <w:r>
         <w:rPr>
           <w:b/>
@@ -689,6 +4454,7 @@
         </w:rPr>
         <w:t>Pipeline complet</w:t>
       </w:r>
+      <w:bookmarkEnd w:id="7"/>
     </w:p>
     <w:p>
       <w:pPr>
@@ -1203,14 +4969,15 @@
           <w:bCs/>
         </w:rPr>
       </w:pPr>
+      <w:bookmarkStart w:id="8" w:name="_Toc230612175"/>
       <w:r>
         <w:rPr>
           <w:b/>
           <w:bCs/>
         </w:rPr>
-        <w:lastRenderedPageBreak/>
         <w:t>Construction du texte</w:t>
       </w:r>
+      <w:bookmarkEnd w:id="8"/>
     </w:p>
     <w:p>
       <w:pPr>
@@ -1264,6 +5031,7 @@
         <w:t xml:space="preserve">    </w:t>
       </w:r>
       <w:proofErr w:type="spellStart"/>
+      <w:proofErr w:type="gramStart"/>
       <w:r>
         <w:rPr>
           <w:rFonts w:ascii="Courier New" w:eastAsia="Courier New" w:hAnsi="Courier New" w:cs="Courier New"/>
@@ -1274,6 +5042,7 @@
         <w:t>def</w:t>
       </w:r>
       <w:proofErr w:type="spellEnd"/>
+      <w:proofErr w:type="gramEnd"/>
       <w:r>
         <w:rPr>
           <w:rFonts w:ascii="Courier New" w:eastAsia="Courier New" w:hAnsi="Courier New" w:cs="Courier New"/>
@@ -1304,6 +5073,7 @@
         <w:t xml:space="preserve">(animal) -&gt; </w:t>
       </w:r>
       <w:proofErr w:type="spellStart"/>
+      <w:proofErr w:type="gramStart"/>
       <w:r>
         <w:rPr>
           <w:rFonts w:ascii="Courier New" w:eastAsia="Courier New" w:hAnsi="Courier New" w:cs="Courier New"/>
@@ -1321,6 +5091,296 @@
           <w:sz w:val="20"/>
           <w:szCs w:val="20"/>
         </w:rPr>
+        <w:t>:</w:t>
+      </w:r>
+      <w:proofErr w:type="gramEnd"/>
+      <w:r>
+        <w:rPr>
+          <w:rFonts w:ascii="Courier New" w:eastAsia="Courier New" w:hAnsi="Courier New" w:cs="Courier New"/>
+          <w:color w:val="000000" w:themeColor="text1"/>
+          <w:sz w:val="20"/>
+          <w:szCs w:val="20"/>
+        </w:rPr>
+        <w:t xml:space="preserve">    </w:t>
+      </w:r>
+      <w:r>
+        <w:rPr>
+          <w:color w:val="000000" w:themeColor="text1"/>
+        </w:rPr>
+        <w:br/>
+      </w:r>
+      <w:r>
+        <w:rPr>
+          <w:rFonts w:ascii="Courier New" w:eastAsia="Courier New" w:hAnsi="Courier New" w:cs="Courier New"/>
+          <w:color w:val="000000" w:themeColor="text1"/>
+          <w:sz w:val="20"/>
+          <w:szCs w:val="20"/>
+        </w:rPr>
+        <w:t xml:space="preserve">        parts = [</w:t>
+      </w:r>
+      <w:proofErr w:type="spellStart"/>
+      <w:proofErr w:type="gramStart"/>
+      <w:r>
+        <w:rPr>
+          <w:rFonts w:ascii="Courier New" w:eastAsia="Courier New" w:hAnsi="Courier New" w:cs="Courier New"/>
+          <w:color w:val="000000" w:themeColor="text1"/>
+          <w:sz w:val="20"/>
+          <w:szCs w:val="20"/>
+        </w:rPr>
+        <w:t>animal.species</w:t>
+      </w:r>
+      <w:proofErr w:type="spellEnd"/>
+      <w:proofErr w:type="gramEnd"/>
+      <w:r>
+        <w:rPr>
+          <w:rFonts w:ascii="Courier New" w:eastAsia="Courier New" w:hAnsi="Courier New" w:cs="Courier New"/>
+          <w:color w:val="000000" w:themeColor="text1"/>
+          <w:sz w:val="20"/>
+          <w:szCs w:val="20"/>
+        </w:rPr>
+        <w:t xml:space="preserve">, </w:t>
+      </w:r>
+      <w:proofErr w:type="spellStart"/>
+      <w:proofErr w:type="gramStart"/>
+      <w:r>
+        <w:rPr>
+          <w:rFonts w:ascii="Courier New" w:eastAsia="Courier New" w:hAnsi="Courier New" w:cs="Courier New"/>
+          <w:color w:val="000000" w:themeColor="text1"/>
+          <w:sz w:val="20"/>
+          <w:szCs w:val="20"/>
+        </w:rPr>
+        <w:t>animal.race</w:t>
+      </w:r>
+      <w:proofErr w:type="spellEnd"/>
+      <w:proofErr w:type="gramEnd"/>
+      <w:r>
+        <w:rPr>
+          <w:rFonts w:ascii="Courier New" w:eastAsia="Courier New" w:hAnsi="Courier New" w:cs="Courier New"/>
+          <w:color w:val="000000" w:themeColor="text1"/>
+          <w:sz w:val="20"/>
+          <w:szCs w:val="20"/>
+        </w:rPr>
+        <w:t xml:space="preserve">, </w:t>
+      </w:r>
+      <w:proofErr w:type="spellStart"/>
+      <w:proofErr w:type="gramStart"/>
+      <w:r>
+        <w:rPr>
+          <w:rFonts w:ascii="Courier New" w:eastAsia="Courier New" w:hAnsi="Courier New" w:cs="Courier New"/>
+          <w:color w:val="000000" w:themeColor="text1"/>
+          <w:sz w:val="20"/>
+          <w:szCs w:val="20"/>
+        </w:rPr>
+        <w:t>animal.sex</w:t>
+      </w:r>
+      <w:proofErr w:type="spellEnd"/>
+      <w:r>
+        <w:rPr>
+          <w:rFonts w:ascii="Courier New" w:eastAsia="Courier New" w:hAnsi="Courier New" w:cs="Courier New"/>
+          <w:color w:val="000000" w:themeColor="text1"/>
+          <w:sz w:val="20"/>
+          <w:szCs w:val="20"/>
+        </w:rPr>
+        <w:t xml:space="preserve">]   </w:t>
+      </w:r>
+      <w:proofErr w:type="gramEnd"/>
+      <w:r>
+        <w:rPr>
+          <w:rFonts w:ascii="Courier New" w:eastAsia="Courier New" w:hAnsi="Courier New" w:cs="Courier New"/>
+          <w:color w:val="000000" w:themeColor="text1"/>
+          <w:sz w:val="20"/>
+          <w:szCs w:val="20"/>
+        </w:rPr>
+        <w:t xml:space="preserve"> </w:t>
+      </w:r>
+      <w:r>
+        <w:rPr>
+          <w:color w:val="000000" w:themeColor="text1"/>
+        </w:rPr>
+        <w:br/>
+      </w:r>
+      <w:r>
+        <w:rPr>
+          <w:rFonts w:ascii="Courier New" w:eastAsia="Courier New" w:hAnsi="Courier New" w:cs="Courier New"/>
+          <w:color w:val="000000" w:themeColor="text1"/>
+          <w:sz w:val="20"/>
+          <w:szCs w:val="20"/>
+        </w:rPr>
+        <w:t xml:space="preserve">        if </w:t>
+      </w:r>
+      <w:proofErr w:type="spellStart"/>
+      <w:r>
+        <w:rPr>
+          <w:rFonts w:ascii="Courier New" w:eastAsia="Courier New" w:hAnsi="Courier New" w:cs="Courier New"/>
+          <w:color w:val="000000" w:themeColor="text1"/>
+          <w:sz w:val="20"/>
+          <w:szCs w:val="20"/>
+        </w:rPr>
+        <w:t>animal.age</w:t>
+      </w:r>
+      <w:proofErr w:type="spellEnd"/>
+      <w:r>
+        <w:rPr>
+          <w:rFonts w:ascii="Courier New" w:eastAsia="Courier New" w:hAnsi="Courier New" w:cs="Courier New"/>
+          <w:color w:val="000000" w:themeColor="text1"/>
+          <w:sz w:val="20"/>
+          <w:szCs w:val="20"/>
+        </w:rPr>
+        <w:t xml:space="preserve"> </w:t>
+      </w:r>
+      <w:proofErr w:type="spellStart"/>
+      <w:r>
+        <w:rPr>
+          <w:rFonts w:ascii="Courier New" w:eastAsia="Courier New" w:hAnsi="Courier New" w:cs="Courier New"/>
+          <w:color w:val="000000" w:themeColor="text1"/>
+          <w:sz w:val="20"/>
+          <w:szCs w:val="20"/>
+        </w:rPr>
+        <w:t>is</w:t>
+      </w:r>
+      <w:proofErr w:type="spellEnd"/>
+      <w:r>
+        <w:rPr>
+          <w:rFonts w:ascii="Courier New" w:eastAsia="Courier New" w:hAnsi="Courier New" w:cs="Courier New"/>
+          <w:color w:val="000000" w:themeColor="text1"/>
+          <w:sz w:val="20"/>
+          <w:szCs w:val="20"/>
+        </w:rPr>
+        <w:t xml:space="preserve"> not </w:t>
+      </w:r>
+      <w:proofErr w:type="gramStart"/>
+      <w:r>
+        <w:rPr>
+          <w:rFonts w:ascii="Courier New" w:eastAsia="Courier New" w:hAnsi="Courier New" w:cs="Courier New"/>
+          <w:color w:val="000000" w:themeColor="text1"/>
+          <w:sz w:val="20"/>
+          <w:szCs w:val="20"/>
+        </w:rPr>
+        <w:t>None:</w:t>
+      </w:r>
+      <w:proofErr w:type="gramEnd"/>
+      <w:r>
+        <w:rPr>
+          <w:rFonts w:ascii="Courier New" w:eastAsia="Courier New" w:hAnsi="Courier New" w:cs="Courier New"/>
+          <w:color w:val="000000" w:themeColor="text1"/>
+          <w:sz w:val="20"/>
+          <w:szCs w:val="20"/>
+        </w:rPr>
+        <w:t xml:space="preserve">    </w:t>
+      </w:r>
+      <w:r>
+        <w:rPr>
+          <w:color w:val="000000" w:themeColor="text1"/>
+        </w:rPr>
+        <w:br/>
+      </w:r>
+      <w:r>
+        <w:rPr>
+          <w:rFonts w:ascii="Courier New" w:eastAsia="Courier New" w:hAnsi="Courier New" w:cs="Courier New"/>
+          <w:color w:val="000000" w:themeColor="text1"/>
+          <w:sz w:val="20"/>
+          <w:szCs w:val="20"/>
+        </w:rPr>
+        <w:t xml:space="preserve">            </w:t>
+      </w:r>
+      <w:proofErr w:type="spellStart"/>
+      <w:proofErr w:type="gramStart"/>
+      <w:r>
+        <w:rPr>
+          <w:rFonts w:ascii="Courier New" w:eastAsia="Courier New" w:hAnsi="Courier New" w:cs="Courier New"/>
+          <w:color w:val="000000" w:themeColor="text1"/>
+          <w:sz w:val="20"/>
+          <w:szCs w:val="20"/>
+        </w:rPr>
+        <w:t>parts.append</w:t>
+      </w:r>
+      <w:proofErr w:type="spellEnd"/>
+      <w:proofErr w:type="gramEnd"/>
+      <w:r>
+        <w:rPr>
+          <w:rFonts w:ascii="Courier New" w:eastAsia="Courier New" w:hAnsi="Courier New" w:cs="Courier New"/>
+          <w:color w:val="000000" w:themeColor="text1"/>
+          <w:sz w:val="20"/>
+          <w:szCs w:val="20"/>
+        </w:rPr>
+        <w:t>(f"{</w:t>
+      </w:r>
+      <w:proofErr w:type="spellStart"/>
+      <w:r>
+        <w:rPr>
+          <w:rFonts w:ascii="Courier New" w:eastAsia="Courier New" w:hAnsi="Courier New" w:cs="Courier New"/>
+          <w:color w:val="000000" w:themeColor="text1"/>
+          <w:sz w:val="20"/>
+          <w:szCs w:val="20"/>
+        </w:rPr>
+        <w:t>animal.age</w:t>
+      </w:r>
+      <w:proofErr w:type="spellEnd"/>
+      <w:r>
+        <w:rPr>
+          <w:rFonts w:ascii="Courier New" w:eastAsia="Courier New" w:hAnsi="Courier New" w:cs="Courier New"/>
+          <w:color w:val="000000" w:themeColor="text1"/>
+          <w:sz w:val="20"/>
+          <w:szCs w:val="20"/>
+        </w:rPr>
+        <w:t>} ans</w:t>
+      </w:r>
+      <w:proofErr w:type="gramStart"/>
+      <w:r>
+        <w:rPr>
+          <w:rFonts w:ascii="Courier New" w:eastAsia="Courier New" w:hAnsi="Courier New" w:cs="Courier New"/>
+          <w:color w:val="000000" w:themeColor="text1"/>
+          <w:sz w:val="20"/>
+          <w:szCs w:val="20"/>
+        </w:rPr>
+        <w:t xml:space="preserve">")   </w:t>
+      </w:r>
+      <w:proofErr w:type="gramEnd"/>
+      <w:r>
+        <w:rPr>
+          <w:rFonts w:ascii="Courier New" w:eastAsia="Courier New" w:hAnsi="Courier New" w:cs="Courier New"/>
+          <w:color w:val="000000" w:themeColor="text1"/>
+          <w:sz w:val="20"/>
+          <w:szCs w:val="20"/>
+        </w:rPr>
+        <w:t xml:space="preserve"> </w:t>
+      </w:r>
+      <w:r>
+        <w:rPr>
+          <w:color w:val="000000" w:themeColor="text1"/>
+        </w:rPr>
+        <w:br/>
+      </w:r>
+      <w:r>
+        <w:rPr>
+          <w:rFonts w:ascii="Courier New" w:eastAsia="Courier New" w:hAnsi="Courier New" w:cs="Courier New"/>
+          <w:color w:val="000000" w:themeColor="text1"/>
+          <w:sz w:val="20"/>
+          <w:szCs w:val="20"/>
+        </w:rPr>
+        <w:lastRenderedPageBreak/>
+        <w:t xml:space="preserve">        if </w:t>
+      </w:r>
+      <w:proofErr w:type="spellStart"/>
+      <w:proofErr w:type="gramStart"/>
+      <w:r>
+        <w:rPr>
+          <w:rFonts w:ascii="Courier New" w:eastAsia="Courier New" w:hAnsi="Courier New" w:cs="Courier New"/>
+          <w:color w:val="000000" w:themeColor="text1"/>
+          <w:sz w:val="20"/>
+          <w:szCs w:val="20"/>
+        </w:rPr>
+        <w:t>animal.description</w:t>
+      </w:r>
+      <w:proofErr w:type="spellEnd"/>
+      <w:proofErr w:type="gramEnd"/>
+      <w:r>
+        <w:rPr>
+          <w:rFonts w:ascii="Courier New" w:eastAsia="Courier New" w:hAnsi="Courier New" w:cs="Courier New"/>
+          <w:color w:val="000000" w:themeColor="text1"/>
+          <w:sz w:val="20"/>
+          <w:szCs w:val="20"/>
+        </w:rPr>
         <w:t xml:space="preserve">:    </w:t>
       </w:r>
       <w:r>
@@ -1336,94 +5396,63 @@
           <w:sz w:val="20"/>
           <w:szCs w:val="20"/>
         </w:rPr>
-        <w:t xml:space="preserve">        parts = [</w:t>
-      </w:r>
-      <w:proofErr w:type="spellStart"/>
-      <w:r>
-        <w:rPr>
-          <w:rFonts w:ascii="Courier New" w:eastAsia="Courier New" w:hAnsi="Courier New" w:cs="Courier New"/>
-          <w:color w:val="000000" w:themeColor="text1"/>
-          <w:sz w:val="20"/>
-          <w:szCs w:val="20"/>
-        </w:rPr>
-        <w:t>animal.species</w:t>
-      </w:r>
-      <w:proofErr w:type="spellEnd"/>
-      <w:r>
-        <w:rPr>
-          <w:rFonts w:ascii="Courier New" w:eastAsia="Courier New" w:hAnsi="Courier New" w:cs="Courier New"/>
-          <w:color w:val="000000" w:themeColor="text1"/>
-          <w:sz w:val="20"/>
-          <w:szCs w:val="20"/>
-        </w:rPr>
-        <w:t xml:space="preserve">, </w:t>
-      </w:r>
-      <w:proofErr w:type="spellStart"/>
-      <w:r>
-        <w:rPr>
-          <w:rFonts w:ascii="Courier New" w:eastAsia="Courier New" w:hAnsi="Courier New" w:cs="Courier New"/>
-          <w:color w:val="000000" w:themeColor="text1"/>
-          <w:sz w:val="20"/>
-          <w:szCs w:val="20"/>
-        </w:rPr>
-        <w:t>animal.race</w:t>
-      </w:r>
-      <w:proofErr w:type="spellEnd"/>
-      <w:r>
-        <w:rPr>
-          <w:rFonts w:ascii="Courier New" w:eastAsia="Courier New" w:hAnsi="Courier New" w:cs="Courier New"/>
-          <w:color w:val="000000" w:themeColor="text1"/>
-          <w:sz w:val="20"/>
-          <w:szCs w:val="20"/>
-        </w:rPr>
-        <w:t xml:space="preserve">, </w:t>
-      </w:r>
-      <w:proofErr w:type="spellStart"/>
-      <w:r>
-        <w:rPr>
-          <w:rFonts w:ascii="Courier New" w:eastAsia="Courier New" w:hAnsi="Courier New" w:cs="Courier New"/>
-          <w:color w:val="000000" w:themeColor="text1"/>
-          <w:sz w:val="20"/>
-          <w:szCs w:val="20"/>
-        </w:rPr>
-        <w:t>animal.sex</w:t>
-      </w:r>
-      <w:proofErr w:type="spellEnd"/>
-      <w:r>
-        <w:rPr>
-          <w:rFonts w:ascii="Courier New" w:eastAsia="Courier New" w:hAnsi="Courier New" w:cs="Courier New"/>
-          <w:color w:val="000000" w:themeColor="text1"/>
-          <w:sz w:val="20"/>
-          <w:szCs w:val="20"/>
-        </w:rPr>
-        <w:t xml:space="preserve">]    </w:t>
-      </w:r>
-      <w:r>
-        <w:rPr>
-          <w:color w:val="000000" w:themeColor="text1"/>
-        </w:rPr>
-        <w:br/>
-      </w:r>
-      <w:r>
-        <w:rPr>
-          <w:rFonts w:ascii="Courier New" w:eastAsia="Courier New" w:hAnsi="Courier New" w:cs="Courier New"/>
-          <w:color w:val="000000" w:themeColor="text1"/>
-          <w:sz w:val="20"/>
-          <w:szCs w:val="20"/>
-        </w:rPr>
-        <w:t xml:space="preserve">        if </w:t>
-      </w:r>
-      <w:proofErr w:type="spellStart"/>
-      <w:r>
-        <w:rPr>
-          <w:rFonts w:ascii="Courier New" w:eastAsia="Courier New" w:hAnsi="Courier New" w:cs="Courier New"/>
-          <w:color w:val="000000" w:themeColor="text1"/>
-          <w:sz w:val="20"/>
-          <w:szCs w:val="20"/>
-        </w:rPr>
-        <w:t>animal.age</w:t>
-      </w:r>
-      <w:proofErr w:type="spellEnd"/>
+        <w:t xml:space="preserve">            </w:t>
+      </w:r>
+      <w:proofErr w:type="spellStart"/>
+      <w:proofErr w:type="gramStart"/>
+      <w:r>
+        <w:rPr>
+          <w:rFonts w:ascii="Courier New" w:eastAsia="Courier New" w:hAnsi="Courier New" w:cs="Courier New"/>
+          <w:color w:val="000000" w:themeColor="text1"/>
+          <w:sz w:val="20"/>
+          <w:szCs w:val="20"/>
+        </w:rPr>
+        <w:t>parts.append</w:t>
+      </w:r>
+      <w:proofErr w:type="spellEnd"/>
+      <w:proofErr w:type="gramEnd"/>
+      <w:r>
+        <w:rPr>
+          <w:rFonts w:ascii="Courier New" w:eastAsia="Courier New" w:hAnsi="Courier New" w:cs="Courier New"/>
+          <w:color w:val="000000" w:themeColor="text1"/>
+          <w:sz w:val="20"/>
+          <w:szCs w:val="20"/>
+        </w:rPr>
+        <w:t>(</w:t>
+      </w:r>
+      <w:proofErr w:type="spellStart"/>
+      <w:proofErr w:type="gramStart"/>
+      <w:r>
+        <w:rPr>
+          <w:rFonts w:ascii="Courier New" w:eastAsia="Courier New" w:hAnsi="Courier New" w:cs="Courier New"/>
+          <w:color w:val="000000" w:themeColor="text1"/>
+          <w:sz w:val="20"/>
+          <w:szCs w:val="20"/>
+        </w:rPr>
+        <w:t>animal.description</w:t>
+      </w:r>
+      <w:proofErr w:type="spellEnd"/>
+      <w:proofErr w:type="gramEnd"/>
+      <w:r>
+        <w:rPr>
+          <w:rFonts w:ascii="Courier New" w:eastAsia="Courier New" w:hAnsi="Courier New" w:cs="Courier New"/>
+          <w:color w:val="000000" w:themeColor="text1"/>
+          <w:sz w:val="20"/>
+          <w:szCs w:val="20"/>
+        </w:rPr>
+        <w:t>[:600</w:t>
+      </w:r>
+      <w:proofErr w:type="gramStart"/>
+      <w:r>
+        <w:rPr>
+          <w:rFonts w:ascii="Courier New" w:eastAsia="Courier New" w:hAnsi="Courier New" w:cs="Courier New"/>
+          <w:color w:val="000000" w:themeColor="text1"/>
+          <w:sz w:val="20"/>
+          <w:szCs w:val="20"/>
+        </w:rPr>
+        <w:t xml:space="preserve">])   </w:t>
+      </w:r>
+      <w:proofErr w:type="gramEnd"/>
       <w:r>
         <w:rPr>
           <w:rFonts w:ascii="Courier New" w:eastAsia="Courier New" w:hAnsi="Courier New" w:cs="Courier New"/>
@@ -1433,185 +5462,30 @@
         </w:rPr>
         <w:t xml:space="preserve"> </w:t>
       </w:r>
-      <w:proofErr w:type="spellStart"/>
-      <w:r>
-        <w:rPr>
-          <w:rFonts w:ascii="Courier New" w:eastAsia="Courier New" w:hAnsi="Courier New" w:cs="Courier New"/>
-          <w:color w:val="000000" w:themeColor="text1"/>
-          <w:sz w:val="20"/>
-          <w:szCs w:val="20"/>
-        </w:rPr>
-        <w:t>is</w:t>
-      </w:r>
-      <w:proofErr w:type="spellEnd"/>
-      <w:r>
-        <w:rPr>
-          <w:rFonts w:ascii="Courier New" w:eastAsia="Courier New" w:hAnsi="Courier New" w:cs="Courier New"/>
-          <w:color w:val="000000" w:themeColor="text1"/>
-          <w:sz w:val="20"/>
-          <w:szCs w:val="20"/>
-        </w:rPr>
-        <w:t xml:space="preserve"> not None:    </w:t>
-      </w:r>
-      <w:r>
-        <w:rPr>
-          <w:color w:val="000000" w:themeColor="text1"/>
-        </w:rPr>
-        <w:br/>
-      </w:r>
-      <w:r>
-        <w:rPr>
-          <w:rFonts w:ascii="Courier New" w:eastAsia="Courier New" w:hAnsi="Courier New" w:cs="Courier New"/>
-          <w:color w:val="000000" w:themeColor="text1"/>
-          <w:sz w:val="20"/>
-          <w:szCs w:val="20"/>
-        </w:rPr>
-        <w:t xml:space="preserve">            </w:t>
-      </w:r>
-      <w:proofErr w:type="spellStart"/>
-      <w:r>
-        <w:rPr>
-          <w:rFonts w:ascii="Courier New" w:eastAsia="Courier New" w:hAnsi="Courier New" w:cs="Courier New"/>
-          <w:color w:val="000000" w:themeColor="text1"/>
-          <w:sz w:val="20"/>
-          <w:szCs w:val="20"/>
-        </w:rPr>
-        <w:t>parts.append</w:t>
-      </w:r>
-      <w:proofErr w:type="spellEnd"/>
-      <w:r>
-        <w:rPr>
-          <w:rFonts w:ascii="Courier New" w:eastAsia="Courier New" w:hAnsi="Courier New" w:cs="Courier New"/>
-          <w:color w:val="000000" w:themeColor="text1"/>
-          <w:sz w:val="20"/>
-          <w:szCs w:val="20"/>
-        </w:rPr>
-        <w:t>(f"{</w:t>
-      </w:r>
-      <w:proofErr w:type="spellStart"/>
-      <w:r>
-        <w:rPr>
-          <w:rFonts w:ascii="Courier New" w:eastAsia="Courier New" w:hAnsi="Courier New" w:cs="Courier New"/>
-          <w:color w:val="000000" w:themeColor="text1"/>
-          <w:sz w:val="20"/>
-          <w:szCs w:val="20"/>
-        </w:rPr>
-        <w:t>animal.age</w:t>
-      </w:r>
-      <w:proofErr w:type="spellEnd"/>
-      <w:r>
-        <w:rPr>
-          <w:rFonts w:ascii="Courier New" w:eastAsia="Courier New" w:hAnsi="Courier New" w:cs="Courier New"/>
-          <w:color w:val="000000" w:themeColor="text1"/>
-          <w:sz w:val="20"/>
-          <w:szCs w:val="20"/>
-        </w:rPr>
-        <w:t xml:space="preserve">} ans")    </w:t>
-      </w:r>
-      <w:r>
-        <w:rPr>
-          <w:color w:val="000000" w:themeColor="text1"/>
-        </w:rPr>
-        <w:br/>
-      </w:r>
-      <w:r>
-        <w:rPr>
-          <w:rFonts w:ascii="Courier New" w:eastAsia="Courier New" w:hAnsi="Courier New" w:cs="Courier New"/>
-          <w:color w:val="000000" w:themeColor="text1"/>
-          <w:sz w:val="20"/>
-          <w:szCs w:val="20"/>
-        </w:rPr>
-        <w:t xml:space="preserve">        if </w:t>
-      </w:r>
-      <w:proofErr w:type="spellStart"/>
-      <w:r>
-        <w:rPr>
-          <w:rFonts w:ascii="Courier New" w:eastAsia="Courier New" w:hAnsi="Courier New" w:cs="Courier New"/>
-          <w:color w:val="000000" w:themeColor="text1"/>
-          <w:sz w:val="20"/>
-          <w:szCs w:val="20"/>
-        </w:rPr>
-        <w:t>animal.description</w:t>
-      </w:r>
-      <w:proofErr w:type="spellEnd"/>
-      <w:r>
-        <w:rPr>
-          <w:rFonts w:ascii="Courier New" w:eastAsia="Courier New" w:hAnsi="Courier New" w:cs="Courier New"/>
-          <w:color w:val="000000" w:themeColor="text1"/>
-          <w:sz w:val="20"/>
-          <w:szCs w:val="20"/>
-        </w:rPr>
-        <w:t xml:space="preserve">:    </w:t>
-      </w:r>
-      <w:r>
-        <w:rPr>
-          <w:color w:val="000000" w:themeColor="text1"/>
-        </w:rPr>
-        <w:br/>
-      </w:r>
-      <w:r>
-        <w:rPr>
-          <w:rFonts w:ascii="Courier New" w:eastAsia="Courier New" w:hAnsi="Courier New" w:cs="Courier New"/>
-          <w:color w:val="000000" w:themeColor="text1"/>
-          <w:sz w:val="20"/>
-          <w:szCs w:val="20"/>
-        </w:rPr>
-        <w:t xml:space="preserve">            </w:t>
-      </w:r>
-      <w:proofErr w:type="spellStart"/>
-      <w:r>
-        <w:rPr>
-          <w:rFonts w:ascii="Courier New" w:eastAsia="Courier New" w:hAnsi="Courier New" w:cs="Courier New"/>
-          <w:color w:val="000000" w:themeColor="text1"/>
-          <w:sz w:val="20"/>
-          <w:szCs w:val="20"/>
-        </w:rPr>
-        <w:t>parts.append</w:t>
-      </w:r>
-      <w:proofErr w:type="spellEnd"/>
-      <w:r>
-        <w:rPr>
-          <w:rFonts w:ascii="Courier New" w:eastAsia="Courier New" w:hAnsi="Courier New" w:cs="Courier New"/>
-          <w:color w:val="000000" w:themeColor="text1"/>
-          <w:sz w:val="20"/>
-          <w:szCs w:val="20"/>
-        </w:rPr>
-        <w:t>(</w:t>
-      </w:r>
-      <w:proofErr w:type="spellStart"/>
-      <w:r>
-        <w:rPr>
-          <w:rFonts w:ascii="Courier New" w:eastAsia="Courier New" w:hAnsi="Courier New" w:cs="Courier New"/>
-          <w:color w:val="000000" w:themeColor="text1"/>
-          <w:sz w:val="20"/>
-          <w:szCs w:val="20"/>
-        </w:rPr>
-        <w:t>animal.description</w:t>
-      </w:r>
-      <w:proofErr w:type="spellEnd"/>
-      <w:r>
-        <w:rPr>
-          <w:rFonts w:ascii="Courier New" w:eastAsia="Courier New" w:hAnsi="Courier New" w:cs="Courier New"/>
-          <w:color w:val="000000" w:themeColor="text1"/>
-          <w:sz w:val="20"/>
-          <w:szCs w:val="20"/>
-        </w:rPr>
-        <w:t xml:space="preserve">[:600])    </w:t>
-      </w:r>
-      <w:r>
-        <w:rPr>
-          <w:color w:val="000000" w:themeColor="text1"/>
-        </w:rPr>
-        <w:br/>
-      </w:r>
-      <w:r>
-        <w:rPr>
-          <w:rFonts w:ascii="Courier New" w:eastAsia="Courier New" w:hAnsi="Courier New" w:cs="Courier New"/>
-          <w:color w:val="000000" w:themeColor="text1"/>
-          <w:sz w:val="20"/>
-          <w:szCs w:val="20"/>
-        </w:rPr>
-        <w:t xml:space="preserve">        return " — ".</w:t>
+      <w:r>
+        <w:rPr>
+          <w:color w:val="000000" w:themeColor="text1"/>
+        </w:rPr>
+        <w:br/>
+      </w:r>
+      <w:r>
+        <w:rPr>
+          <w:rFonts w:ascii="Courier New" w:eastAsia="Courier New" w:hAnsi="Courier New" w:cs="Courier New"/>
+          <w:color w:val="000000" w:themeColor="text1"/>
+          <w:sz w:val="20"/>
+          <w:szCs w:val="20"/>
+        </w:rPr>
+        <w:t xml:space="preserve">        return " — </w:t>
+      </w:r>
+      <w:proofErr w:type="gramStart"/>
+      <w:r>
+        <w:rPr>
+          <w:rFonts w:ascii="Courier New" w:eastAsia="Courier New" w:hAnsi="Courier New" w:cs="Courier New"/>
+          <w:color w:val="000000" w:themeColor="text1"/>
+          <w:sz w:val="20"/>
+          <w:szCs w:val="20"/>
+        </w:rPr>
+        <w:t>".</w:t>
       </w:r>
       <w:proofErr w:type="spellStart"/>
       <w:r>
@@ -1624,14 +5498,35 @@
         <w:t>join</w:t>
       </w:r>
       <w:proofErr w:type="spellEnd"/>
-      <w:r>
-        <w:rPr>
-          <w:rFonts w:ascii="Courier New" w:eastAsia="Courier New" w:hAnsi="Courier New" w:cs="Courier New"/>
-          <w:color w:val="000000" w:themeColor="text1"/>
-          <w:sz w:val="20"/>
-          <w:szCs w:val="20"/>
-        </w:rPr>
-        <w:t xml:space="preserve">(p for p in parts if p)    </w:t>
+      <w:proofErr w:type="gramEnd"/>
+      <w:r>
+        <w:rPr>
+          <w:rFonts w:ascii="Courier New" w:eastAsia="Courier New" w:hAnsi="Courier New" w:cs="Courier New"/>
+          <w:color w:val="000000" w:themeColor="text1"/>
+          <w:sz w:val="20"/>
+          <w:szCs w:val="20"/>
+        </w:rPr>
+        <w:t xml:space="preserve">(p for p in parts if </w:t>
+      </w:r>
+      <w:proofErr w:type="gramStart"/>
+      <w:r>
+        <w:rPr>
+          <w:rFonts w:ascii="Courier New" w:eastAsia="Courier New" w:hAnsi="Courier New" w:cs="Courier New"/>
+          <w:color w:val="000000" w:themeColor="text1"/>
+          <w:sz w:val="20"/>
+          <w:szCs w:val="20"/>
+        </w:rPr>
+        <w:t xml:space="preserve">p)   </w:t>
+      </w:r>
+      <w:proofErr w:type="gramEnd"/>
+      <w:r>
+        <w:rPr>
+          <w:rFonts w:ascii="Courier New" w:eastAsia="Courier New" w:hAnsi="Courier New" w:cs="Courier New"/>
+          <w:color w:val="000000" w:themeColor="text1"/>
+          <w:sz w:val="20"/>
+          <w:szCs w:val="20"/>
+        </w:rPr>
+        <w:t xml:space="preserve"> </w:t>
       </w:r>
       <w:r>
         <w:rPr>
@@ -1673,6 +5568,7 @@
           <w:bCs/>
         </w:rPr>
       </w:pPr>
+      <w:bookmarkStart w:id="9" w:name="_Toc230612176"/>
       <w:r>
         <w:rPr>
           <w:b/>
@@ -1688,6 +5584,7 @@
         </w:rPr>
         <w:t>pgvector</w:t>
       </w:r>
+      <w:bookmarkEnd w:id="9"/>
       <w:proofErr w:type="spellEnd"/>
     </w:p>
     <w:p>
@@ -1695,10 +5592,12 @@
         <w:spacing w:after="120"/>
       </w:pPr>
       <w:proofErr w:type="spellStart"/>
+      <w:proofErr w:type="gramStart"/>
       <w:r>
         <w:t>pgvector</w:t>
       </w:r>
       <w:proofErr w:type="spellEnd"/>
+      <w:proofErr w:type="gramEnd"/>
       <w:r>
         <w:t xml:space="preserve"> est une extension PostgreSQL qui ajoute le type </w:t>
       </w:r>
@@ -1819,6 +5718,7 @@
           <w:bCs/>
         </w:rPr>
       </w:pPr>
+      <w:bookmarkStart w:id="10" w:name="_Toc230612177"/>
       <w:r>
         <w:rPr>
           <w:b/>
@@ -1826,6 +5726,7 @@
         </w:rPr>
         <w:t>Endpoint API</w:t>
       </w:r>
+      <w:bookmarkEnd w:id="10"/>
     </w:p>
     <w:p>
       <w:pPr>
@@ -1888,7 +5789,17 @@
           <w:sz w:val="20"/>
           <w:szCs w:val="20"/>
         </w:rPr>
-        <w:t>animal_id</w:t>
+        <w:t>animal_</w:t>
+      </w:r>
+      <w:proofErr w:type="gramStart"/>
+      <w:r>
+        <w:rPr>
+          <w:rFonts w:ascii="Courier New" w:eastAsia="Courier New" w:hAnsi="Courier New" w:cs="Courier New"/>
+          <w:color w:val="000000" w:themeColor="text1"/>
+          <w:sz w:val="20"/>
+          <w:szCs w:val="20"/>
+        </w:rPr>
+        <w:t>id</w:t>
       </w:r>
       <w:proofErr w:type="spellEnd"/>
       <w:r>
@@ -1908,7 +5819,17 @@
           <w:sz w:val="20"/>
           <w:szCs w:val="20"/>
         </w:rPr>
-        <w:t>similar?limit</w:t>
+        <w:t>similar?</w:t>
+      </w:r>
+      <w:proofErr w:type="gramEnd"/>
+      <w:r>
+        <w:rPr>
+          <w:rFonts w:ascii="Courier New" w:eastAsia="Courier New" w:hAnsi="Courier New" w:cs="Courier New"/>
+          <w:color w:val="000000" w:themeColor="text1"/>
+          <w:sz w:val="20"/>
+          <w:szCs w:val="20"/>
+        </w:rPr>
+        <w:t>limit</w:t>
       </w:r>
       <w:proofErr w:type="spellEnd"/>
       <w:r>
@@ -2004,6 +5925,7 @@
         <w:t xml:space="preserve">    </w:t>
       </w:r>
       <w:proofErr w:type="spellStart"/>
+      <w:proofErr w:type="gramStart"/>
       <w:r>
         <w:rPr>
           <w:rFonts w:ascii="Courier New" w:eastAsia="Courier New" w:hAnsi="Courier New" w:cs="Courier New"/>
@@ -2014,14 +5936,35 @@
         <w:t>similar</w:t>
       </w:r>
       <w:proofErr w:type="spellEnd"/>
-      <w:r>
-        <w:rPr>
-          <w:rFonts w:ascii="Courier New" w:eastAsia="Courier New" w:hAnsi="Courier New" w:cs="Courier New"/>
-          <w:color w:val="000000" w:themeColor="text1"/>
-          <w:sz w:val="20"/>
-          <w:szCs w:val="20"/>
-        </w:rPr>
-        <w:t xml:space="preserve"> = (    </w:t>
+      <w:proofErr w:type="gramEnd"/>
+      <w:r>
+        <w:rPr>
+          <w:rFonts w:ascii="Courier New" w:eastAsia="Courier New" w:hAnsi="Courier New" w:cs="Courier New"/>
+          <w:color w:val="000000" w:themeColor="text1"/>
+          <w:sz w:val="20"/>
+          <w:szCs w:val="20"/>
+        </w:rPr>
+        <w:t xml:space="preserve"> = </w:t>
+      </w:r>
+      <w:proofErr w:type="gramStart"/>
+      <w:r>
+        <w:rPr>
+          <w:rFonts w:ascii="Courier New" w:eastAsia="Courier New" w:hAnsi="Courier New" w:cs="Courier New"/>
+          <w:color w:val="000000" w:themeColor="text1"/>
+          <w:sz w:val="20"/>
+          <w:szCs w:val="20"/>
+        </w:rPr>
+        <w:t xml:space="preserve">(  </w:t>
+      </w:r>
+      <w:proofErr w:type="gramEnd"/>
+      <w:r>
+        <w:rPr>
+          <w:rFonts w:ascii="Courier New" w:eastAsia="Courier New" w:hAnsi="Courier New" w:cs="Courier New"/>
+          <w:color w:val="000000" w:themeColor="text1"/>
+          <w:sz w:val="20"/>
+          <w:szCs w:val="20"/>
+        </w:rPr>
+        <w:t xml:space="preserve">  </w:t>
       </w:r>
       <w:r>
         <w:rPr>
@@ -2039,6 +5982,7 @@
         <w:t xml:space="preserve">        </w:t>
       </w:r>
       <w:proofErr w:type="spellStart"/>
+      <w:proofErr w:type="gramStart"/>
       <w:r>
         <w:rPr>
           <w:rFonts w:ascii="Courier New" w:eastAsia="Courier New" w:hAnsi="Courier New" w:cs="Courier New"/>
@@ -2049,29 +5993,60 @@
         <w:t>db.query</w:t>
       </w:r>
       <w:proofErr w:type="spellEnd"/>
-      <w:r>
-        <w:rPr>
-          <w:rFonts w:ascii="Courier New" w:eastAsia="Courier New" w:hAnsi="Courier New" w:cs="Courier New"/>
-          <w:color w:val="000000" w:themeColor="text1"/>
-          <w:sz w:val="20"/>
-          <w:szCs w:val="20"/>
-        </w:rPr>
-        <w:t xml:space="preserve">(Animal)    </w:t>
-      </w:r>
-      <w:r>
-        <w:rPr>
-          <w:color w:val="000000" w:themeColor="text1"/>
-        </w:rPr>
-        <w:br/>
-      </w:r>
-      <w:r>
-        <w:rPr>
-          <w:rFonts w:ascii="Courier New" w:eastAsia="Courier New" w:hAnsi="Courier New" w:cs="Courier New"/>
-          <w:color w:val="000000" w:themeColor="text1"/>
-          <w:sz w:val="20"/>
-          <w:szCs w:val="20"/>
-        </w:rPr>
-        <w:t xml:space="preserve">        .</w:t>
+      <w:proofErr w:type="gramEnd"/>
+      <w:r>
+        <w:rPr>
+          <w:rFonts w:ascii="Courier New" w:eastAsia="Courier New" w:hAnsi="Courier New" w:cs="Courier New"/>
+          <w:color w:val="000000" w:themeColor="text1"/>
+          <w:sz w:val="20"/>
+          <w:szCs w:val="20"/>
+        </w:rPr>
+        <w:t>(</w:t>
+      </w:r>
+      <w:proofErr w:type="gramStart"/>
+      <w:r>
+        <w:rPr>
+          <w:rFonts w:ascii="Courier New" w:eastAsia="Courier New" w:hAnsi="Courier New" w:cs="Courier New"/>
+          <w:color w:val="000000" w:themeColor="text1"/>
+          <w:sz w:val="20"/>
+          <w:szCs w:val="20"/>
+        </w:rPr>
+        <w:t xml:space="preserve">Animal)   </w:t>
+      </w:r>
+      <w:proofErr w:type="gramEnd"/>
+      <w:r>
+        <w:rPr>
+          <w:rFonts w:ascii="Courier New" w:eastAsia="Courier New" w:hAnsi="Courier New" w:cs="Courier New"/>
+          <w:color w:val="000000" w:themeColor="text1"/>
+          <w:sz w:val="20"/>
+          <w:szCs w:val="20"/>
+        </w:rPr>
+        <w:t xml:space="preserve"> </w:t>
+      </w:r>
+      <w:r>
+        <w:rPr>
+          <w:color w:val="000000" w:themeColor="text1"/>
+        </w:rPr>
+        <w:br/>
+      </w:r>
+      <w:r>
+        <w:rPr>
+          <w:rFonts w:ascii="Courier New" w:eastAsia="Courier New" w:hAnsi="Courier New" w:cs="Courier New"/>
+          <w:color w:val="000000" w:themeColor="text1"/>
+          <w:sz w:val="20"/>
+          <w:szCs w:val="20"/>
+        </w:rPr>
+        <w:t xml:space="preserve">      </w:t>
+      </w:r>
+      <w:proofErr w:type="gramStart"/>
+      <w:r>
+        <w:rPr>
+          <w:rFonts w:ascii="Courier New" w:eastAsia="Courier New" w:hAnsi="Courier New" w:cs="Courier New"/>
+          <w:color w:val="000000" w:themeColor="text1"/>
+          <w:sz w:val="20"/>
+          <w:szCs w:val="20"/>
+        </w:rPr>
+        <w:t xml:space="preserve">  .</w:t>
       </w:r>
       <w:proofErr w:type="spellStart"/>
       <w:r>
@@ -2084,16 +6059,38 @@
         <w:t>filter</w:t>
       </w:r>
       <w:proofErr w:type="spellEnd"/>
-      <w:r>
-        <w:rPr>
-          <w:rFonts w:ascii="Courier New" w:eastAsia="Courier New" w:hAnsi="Courier New" w:cs="Courier New"/>
-          <w:color w:val="000000" w:themeColor="text1"/>
-          <w:sz w:val="20"/>
-          <w:szCs w:val="20"/>
-        </w:rPr>
-        <w:t xml:space="preserve">(Animal.id != animal.id, </w:t>
-      </w:r>
-      <w:proofErr w:type="spellStart"/>
+      <w:proofErr w:type="gramEnd"/>
+      <w:r>
+        <w:rPr>
+          <w:rFonts w:ascii="Courier New" w:eastAsia="Courier New" w:hAnsi="Courier New" w:cs="Courier New"/>
+          <w:color w:val="000000" w:themeColor="text1"/>
+          <w:sz w:val="20"/>
+          <w:szCs w:val="20"/>
+        </w:rPr>
+        <w:t>(Animal.id</w:t>
+      </w:r>
+      <w:proofErr w:type="gramStart"/>
+      <w:r>
+        <w:rPr>
+          <w:rFonts w:ascii="Courier New" w:eastAsia="Courier New" w:hAnsi="Courier New" w:cs="Courier New"/>
+          <w:color w:val="000000" w:themeColor="text1"/>
+          <w:sz w:val="20"/>
+          <w:szCs w:val="20"/>
+        </w:rPr>
+        <w:t xml:space="preserve"> !=</w:t>
+      </w:r>
+      <w:proofErr w:type="gramEnd"/>
+      <w:r>
+        <w:rPr>
+          <w:rFonts w:ascii="Courier New" w:eastAsia="Courier New" w:hAnsi="Courier New" w:cs="Courier New"/>
+          <w:color w:val="000000" w:themeColor="text1"/>
+          <w:sz w:val="20"/>
+          <w:szCs w:val="20"/>
+        </w:rPr>
+        <w:t xml:space="preserve"> animal.id, </w:t>
+      </w:r>
+      <w:proofErr w:type="spellStart"/>
+      <w:proofErr w:type="gramStart"/>
       <w:r>
         <w:rPr>
           <w:rFonts w:ascii="Courier New" w:eastAsia="Courier New" w:hAnsi="Courier New" w:cs="Courier New"/>
@@ -2104,39 +6101,90 @@
         <w:t>Animal.embedding.isnot</w:t>
       </w:r>
       <w:proofErr w:type="spellEnd"/>
-      <w:r>
-        <w:rPr>
-          <w:rFonts w:ascii="Courier New" w:eastAsia="Courier New" w:hAnsi="Courier New" w:cs="Courier New"/>
-          <w:color w:val="000000" w:themeColor="text1"/>
-          <w:sz w:val="20"/>
-          <w:szCs w:val="20"/>
-        </w:rPr>
-        <w:t xml:space="preserve">(None))    </w:t>
-      </w:r>
-      <w:r>
-        <w:rPr>
-          <w:color w:val="000000" w:themeColor="text1"/>
-        </w:rPr>
-        <w:br/>
-      </w:r>
-      <w:r>
-        <w:rPr>
-          <w:rFonts w:ascii="Courier New" w:eastAsia="Courier New" w:hAnsi="Courier New" w:cs="Courier New"/>
-          <w:color w:val="000000" w:themeColor="text1"/>
-          <w:sz w:val="20"/>
-          <w:szCs w:val="20"/>
-        </w:rPr>
-        <w:t xml:space="preserve">        .</w:t>
-      </w:r>
-      <w:proofErr w:type="spellStart"/>
-      <w:r>
-        <w:rPr>
-          <w:rFonts w:ascii="Courier New" w:eastAsia="Courier New" w:hAnsi="Courier New" w:cs="Courier New"/>
-          <w:color w:val="000000" w:themeColor="text1"/>
-          <w:sz w:val="20"/>
-          <w:szCs w:val="20"/>
-        </w:rPr>
-        <w:t>order_by</w:t>
+      <w:proofErr w:type="gramEnd"/>
+      <w:r>
+        <w:rPr>
+          <w:rFonts w:ascii="Courier New" w:eastAsia="Courier New" w:hAnsi="Courier New" w:cs="Courier New"/>
+          <w:color w:val="000000" w:themeColor="text1"/>
+          <w:sz w:val="20"/>
+          <w:szCs w:val="20"/>
+        </w:rPr>
+        <w:t>(None</w:t>
+      </w:r>
+      <w:proofErr w:type="gramStart"/>
+      <w:r>
+        <w:rPr>
+          <w:rFonts w:ascii="Courier New" w:eastAsia="Courier New" w:hAnsi="Courier New" w:cs="Courier New"/>
+          <w:color w:val="000000" w:themeColor="text1"/>
+          <w:sz w:val="20"/>
+          <w:szCs w:val="20"/>
+        </w:rPr>
+        <w:t xml:space="preserve">))   </w:t>
+      </w:r>
+      <w:proofErr w:type="gramEnd"/>
+      <w:r>
+        <w:rPr>
+          <w:rFonts w:ascii="Courier New" w:eastAsia="Courier New" w:hAnsi="Courier New" w:cs="Courier New"/>
+          <w:color w:val="000000" w:themeColor="text1"/>
+          <w:sz w:val="20"/>
+          <w:szCs w:val="20"/>
+        </w:rPr>
+        <w:t xml:space="preserve"> </w:t>
+      </w:r>
+      <w:r>
+        <w:rPr>
+          <w:color w:val="000000" w:themeColor="text1"/>
+        </w:rPr>
+        <w:br/>
+      </w:r>
+      <w:r>
+        <w:rPr>
+          <w:rFonts w:ascii="Courier New" w:eastAsia="Courier New" w:hAnsi="Courier New" w:cs="Courier New"/>
+          <w:color w:val="000000" w:themeColor="text1"/>
+          <w:sz w:val="20"/>
+          <w:szCs w:val="20"/>
+        </w:rPr>
+        <w:t xml:space="preserve">      </w:t>
+      </w:r>
+      <w:proofErr w:type="gramStart"/>
+      <w:r>
+        <w:rPr>
+          <w:rFonts w:ascii="Courier New" w:eastAsia="Courier New" w:hAnsi="Courier New" w:cs="Courier New"/>
+          <w:color w:val="000000" w:themeColor="text1"/>
+          <w:sz w:val="20"/>
+          <w:szCs w:val="20"/>
+        </w:rPr>
+        <w:t xml:space="preserve">  .</w:t>
+      </w:r>
+      <w:proofErr w:type="spellStart"/>
+      <w:r>
+        <w:rPr>
+          <w:rFonts w:ascii="Courier New" w:eastAsia="Courier New" w:hAnsi="Courier New" w:cs="Courier New"/>
+          <w:color w:val="000000" w:themeColor="text1"/>
+          <w:sz w:val="20"/>
+          <w:szCs w:val="20"/>
+        </w:rPr>
+        <w:t>order</w:t>
+      </w:r>
+      <w:proofErr w:type="gramEnd"/>
+      <w:r>
+        <w:rPr>
+          <w:rFonts w:ascii="Courier New" w:eastAsia="Courier New" w:hAnsi="Courier New" w:cs="Courier New"/>
+          <w:color w:val="000000" w:themeColor="text1"/>
+          <w:sz w:val="20"/>
+          <w:szCs w:val="20"/>
+        </w:rPr>
+        <w:t>_</w:t>
+      </w:r>
+      <w:proofErr w:type="gramStart"/>
+      <w:r>
+        <w:rPr>
+          <w:rFonts w:ascii="Courier New" w:eastAsia="Courier New" w:hAnsi="Courier New" w:cs="Courier New"/>
+          <w:color w:val="000000" w:themeColor="text1"/>
+          <w:sz w:val="20"/>
+          <w:szCs w:val="20"/>
+        </w:rPr>
+        <w:t>by</w:t>
       </w:r>
       <w:proofErr w:type="spellEnd"/>
       <w:r>
@@ -2156,7 +6204,17 @@
           <w:sz w:val="20"/>
           <w:szCs w:val="20"/>
         </w:rPr>
-        <w:t>Animal.embedding.cosine_distance</w:t>
+        <w:t>Animal.embedding.cosine</w:t>
+      </w:r>
+      <w:proofErr w:type="gramEnd"/>
+      <w:r>
+        <w:rPr>
+          <w:rFonts w:ascii="Courier New" w:eastAsia="Courier New" w:hAnsi="Courier New" w:cs="Courier New"/>
+          <w:color w:val="000000" w:themeColor="text1"/>
+          <w:sz w:val="20"/>
+          <w:szCs w:val="20"/>
+        </w:rPr>
+        <w:t>_distance</w:t>
       </w:r>
       <w:proofErr w:type="spellEnd"/>
       <w:r>
@@ -2169,6 +6227,7 @@
         <w:t>(</w:t>
       </w:r>
       <w:proofErr w:type="spellStart"/>
+      <w:proofErr w:type="gramStart"/>
       <w:r>
         <w:rPr>
           <w:rFonts w:ascii="Courier New" w:eastAsia="Courier New" w:hAnsi="Courier New" w:cs="Courier New"/>
@@ -2186,22 +6245,42 @@
           <w:sz w:val="20"/>
           <w:szCs w:val="20"/>
         </w:rPr>
-        <w:t xml:space="preserve">))    </w:t>
-      </w:r>
-      <w:r>
-        <w:rPr>
-          <w:color w:val="000000" w:themeColor="text1"/>
-        </w:rPr>
-        <w:br/>
-      </w:r>
-      <w:r>
-        <w:rPr>
-          <w:rFonts w:ascii="Courier New" w:eastAsia="Courier New" w:hAnsi="Courier New" w:cs="Courier New"/>
-          <w:color w:val="000000" w:themeColor="text1"/>
-          <w:sz w:val="20"/>
-          <w:szCs w:val="20"/>
-        </w:rPr>
-        <w:t xml:space="preserve">        .</w:t>
+        <w:t xml:space="preserve">))   </w:t>
+      </w:r>
+      <w:proofErr w:type="gramEnd"/>
+      <w:r>
+        <w:rPr>
+          <w:rFonts w:ascii="Courier New" w:eastAsia="Courier New" w:hAnsi="Courier New" w:cs="Courier New"/>
+          <w:color w:val="000000" w:themeColor="text1"/>
+          <w:sz w:val="20"/>
+          <w:szCs w:val="20"/>
+        </w:rPr>
+        <w:t xml:space="preserve"> </w:t>
+      </w:r>
+      <w:r>
+        <w:rPr>
+          <w:color w:val="000000" w:themeColor="text1"/>
+        </w:rPr>
+        <w:br/>
+      </w:r>
+      <w:r>
+        <w:rPr>
+          <w:rFonts w:ascii="Courier New" w:eastAsia="Courier New" w:hAnsi="Courier New" w:cs="Courier New"/>
+          <w:color w:val="000000" w:themeColor="text1"/>
+          <w:sz w:val="20"/>
+          <w:szCs w:val="20"/>
+        </w:rPr>
+        <w:t xml:space="preserve">      </w:t>
+      </w:r>
+      <w:proofErr w:type="gramStart"/>
+      <w:r>
+        <w:rPr>
+          <w:rFonts w:ascii="Courier New" w:eastAsia="Courier New" w:hAnsi="Courier New" w:cs="Courier New"/>
+          <w:color w:val="000000" w:themeColor="text1"/>
+          <w:sz w:val="20"/>
+          <w:szCs w:val="20"/>
+        </w:rPr>
+        <w:t xml:space="preserve">  .</w:t>
       </w:r>
       <w:proofErr w:type="spellStart"/>
       <w:r>
@@ -2214,6 +6293,7 @@
         <w:t>limit</w:t>
       </w:r>
       <w:proofErr w:type="spellEnd"/>
+      <w:proofErr w:type="gramEnd"/>
       <w:r>
         <w:rPr>
           <w:rFonts w:ascii="Courier New" w:eastAsia="Courier New" w:hAnsi="Courier New" w:cs="Courier New"/>
@@ -2224,6 +6304,7 @@
         <w:t>(</w:t>
       </w:r>
       <w:proofErr w:type="spellStart"/>
+      <w:proofErr w:type="gramStart"/>
       <w:r>
         <w:rPr>
           <w:rFonts w:ascii="Courier New" w:eastAsia="Courier New" w:hAnsi="Courier New" w:cs="Courier New"/>
@@ -2241,37 +6322,87 @@
           <w:sz w:val="20"/>
           <w:szCs w:val="20"/>
         </w:rPr>
-        <w:t xml:space="preserve">)    </w:t>
-      </w:r>
-      <w:r>
-        <w:rPr>
-          <w:color w:val="000000" w:themeColor="text1"/>
-        </w:rPr>
-        <w:br/>
-      </w:r>
-      <w:r>
-        <w:rPr>
-          <w:rFonts w:ascii="Courier New" w:eastAsia="Courier New" w:hAnsi="Courier New" w:cs="Courier New"/>
-          <w:color w:val="000000" w:themeColor="text1"/>
-          <w:sz w:val="20"/>
-          <w:szCs w:val="20"/>
-        </w:rPr>
-        <w:t xml:space="preserve">        .all()    </w:t>
-      </w:r>
-      <w:r>
-        <w:rPr>
-          <w:color w:val="000000" w:themeColor="text1"/>
-        </w:rPr>
-        <w:br/>
-      </w:r>
-      <w:r>
-        <w:rPr>
-          <w:rFonts w:ascii="Courier New" w:eastAsia="Courier New" w:hAnsi="Courier New" w:cs="Courier New"/>
-          <w:color w:val="000000" w:themeColor="text1"/>
-          <w:sz w:val="20"/>
-          <w:szCs w:val="20"/>
-        </w:rPr>
-        <w:t xml:space="preserve">    )    </w:t>
+        <w:t xml:space="preserve">)   </w:t>
+      </w:r>
+      <w:proofErr w:type="gramEnd"/>
+      <w:r>
+        <w:rPr>
+          <w:rFonts w:ascii="Courier New" w:eastAsia="Courier New" w:hAnsi="Courier New" w:cs="Courier New"/>
+          <w:color w:val="000000" w:themeColor="text1"/>
+          <w:sz w:val="20"/>
+          <w:szCs w:val="20"/>
+        </w:rPr>
+        <w:t xml:space="preserve"> </w:t>
+      </w:r>
+      <w:r>
+        <w:rPr>
+          <w:color w:val="000000" w:themeColor="text1"/>
+        </w:rPr>
+        <w:br/>
+      </w:r>
+      <w:r>
+        <w:rPr>
+          <w:rFonts w:ascii="Courier New" w:eastAsia="Courier New" w:hAnsi="Courier New" w:cs="Courier New"/>
+          <w:color w:val="000000" w:themeColor="text1"/>
+          <w:sz w:val="20"/>
+          <w:szCs w:val="20"/>
+        </w:rPr>
+        <w:t xml:space="preserve">      </w:t>
+      </w:r>
+      <w:proofErr w:type="gramStart"/>
+      <w:r>
+        <w:rPr>
+          <w:rFonts w:ascii="Courier New" w:eastAsia="Courier New" w:hAnsi="Courier New" w:cs="Courier New"/>
+          <w:color w:val="000000" w:themeColor="text1"/>
+          <w:sz w:val="20"/>
+          <w:szCs w:val="20"/>
+        </w:rPr>
+        <w:t xml:space="preserve">  .all()   </w:t>
+      </w:r>
+      <w:proofErr w:type="gramEnd"/>
+      <w:r>
+        <w:rPr>
+          <w:rFonts w:ascii="Courier New" w:eastAsia="Courier New" w:hAnsi="Courier New" w:cs="Courier New"/>
+          <w:color w:val="000000" w:themeColor="text1"/>
+          <w:sz w:val="20"/>
+          <w:szCs w:val="20"/>
+        </w:rPr>
+        <w:t xml:space="preserve"> </w:t>
+      </w:r>
+      <w:r>
+        <w:rPr>
+          <w:color w:val="000000" w:themeColor="text1"/>
+        </w:rPr>
+        <w:br/>
+      </w:r>
+      <w:r>
+        <w:rPr>
+          <w:rFonts w:ascii="Courier New" w:eastAsia="Courier New" w:hAnsi="Courier New" w:cs="Courier New"/>
+          <w:color w:val="000000" w:themeColor="text1"/>
+          <w:sz w:val="20"/>
+          <w:szCs w:val="20"/>
+        </w:rPr>
+        <w:t xml:space="preserve">  </w:t>
+      </w:r>
+      <w:proofErr w:type="gramStart"/>
+      <w:r>
+        <w:rPr>
+          <w:rFonts w:ascii="Courier New" w:eastAsia="Courier New" w:hAnsi="Courier New" w:cs="Courier New"/>
+          <w:color w:val="000000" w:themeColor="text1"/>
+          <w:sz w:val="20"/>
+          <w:szCs w:val="20"/>
+        </w:rPr>
+        <w:t xml:space="preserve">  )</w:t>
+      </w:r>
+      <w:proofErr w:type="gramEnd"/>
+      <w:r>
+        <w:rPr>
+          <w:rFonts w:ascii="Courier New" w:eastAsia="Courier New" w:hAnsi="Courier New" w:cs="Courier New"/>
+          <w:color w:val="000000" w:themeColor="text1"/>
+          <w:sz w:val="20"/>
+          <w:szCs w:val="20"/>
+        </w:rPr>
+        <w:t xml:space="preserve">    </w:t>
       </w:r>
       <w:r>
         <w:rPr>
@@ -2313,6 +6444,14 @@
     <w:p/>
     <w:p/>
     <w:p/>
+    <w:p/>
+    <w:p/>
+    <w:p/>
+    <w:p/>
+    <w:p/>
+    <w:p/>
+    <w:p/>
+    <w:p/>
     <w:p>
       <w:pPr>
         <w:pStyle w:val="Titre2"/>
@@ -2320,32 +6459,41 @@
         <w:rPr>
           <w:b/>
           <w:bCs/>
-        </w:rPr>
-      </w:pPr>
+          <w:sz w:val="52"/>
+          <w:szCs w:val="52"/>
+        </w:rPr>
+      </w:pPr>
+      <w:bookmarkStart w:id="11" w:name="_Toc230612178"/>
       <w:r>
         <w:rPr>
           <w:b/>
           <w:bCs/>
-        </w:rPr>
-        <w:lastRenderedPageBreak/>
+          <w:sz w:val="52"/>
+          <w:szCs w:val="52"/>
+        </w:rPr>
         <w:t xml:space="preserve">2. </w:t>
       </w:r>
       <w:r>
         <w:rPr>
           <w:b/>
           <w:bCs/>
+          <w:sz w:val="52"/>
+          <w:szCs w:val="52"/>
         </w:rPr>
         <w:t>Classification : Espèces / Races animales</w:t>
       </w:r>
+      <w:bookmarkEnd w:id="11"/>
     </w:p>
     <w:p/>
     <w:p>
       <w:pPr>
         <w:pStyle w:val="Titre3"/>
       </w:pPr>
+      <w:bookmarkStart w:id="12" w:name="_Toc230612179"/>
       <w:r>
         <w:t>Contexte et objectifs</w:t>
       </w:r>
+      <w:bookmarkEnd w:id="12"/>
     </w:p>
     <w:p>
       <w:pPr>
@@ -2357,13 +6505,7 @@
         <w:spacing w:after="120"/>
       </w:pPr>
       <w:r>
-        <w:t xml:space="preserve">Une proportion significative </w:t>
-      </w:r>
-      <w:r>
-        <w:t>des animaux récupérées en base de données</w:t>
-      </w:r>
-      <w:r>
-        <w:t xml:space="preserve"> présente des champs manquants, notamment :</w:t>
+        <w:t>Une proportion significative des animaux récupérées en base de données présente des champs manquants, notamment :</w:t>
       </w:r>
     </w:p>
     <w:p>
@@ -2448,10 +6590,7 @@
         <w:spacing w:after="120"/>
       </w:pPr>
       <w:r>
-        <w:t>De plus, la plateforme permet aux particuliers de déposer leurs propres annonces d'adoption</w:t>
-      </w:r>
-      <w:r>
-        <w:t xml:space="preserve"> via un formulaire dédié. On souhaite pouvoir aider les déposants à remplir la fiche idéalement. </w:t>
+        <w:t xml:space="preserve">De plus, la plateforme permet aux particuliers de déposer leurs propres annonces d'adoption via un formulaire dédié. On souhaite pouvoir aider les déposants à remplir la fiche idéalement. </w:t>
       </w:r>
     </w:p>
     <w:p>
@@ -2467,9 +6606,11 @@
         <w:pStyle w:val="Titre3"/>
         <w:spacing w:after="200"/>
       </w:pPr>
+      <w:bookmarkStart w:id="13" w:name="_Toc230612180"/>
       <w:r>
         <w:t>Deep Learning</w:t>
       </w:r>
+      <w:bookmarkEnd w:id="13"/>
     </w:p>
     <w:p>
       <w:pPr>
@@ -2733,6 +6874,7 @@
         <w:pStyle w:val="Titre3"/>
         <w:spacing w:after="200"/>
       </w:pPr>
+      <w:bookmarkStart w:id="14" w:name="_Toc230612181"/>
       <w:r>
         <w:t xml:space="preserve">Oxford-IIIT Pet </w:t>
       </w:r>
@@ -2740,6 +6882,7 @@
       <w:r>
         <w:t>Dataset</w:t>
       </w:r>
+      <w:bookmarkEnd w:id="14"/>
       <w:proofErr w:type="spellEnd"/>
     </w:p>
     <w:p>
@@ -2863,6 +7006,7 @@
           </w:tcPr>
           <w:p>
             <w:r>
+              <w:lastRenderedPageBreak/>
               <w:t>Races</w:t>
             </w:r>
           </w:p>
@@ -2885,7 +7029,6 @@
           </w:tcPr>
           <w:p>
             <w:r>
-              <w:lastRenderedPageBreak/>
               <w:t>Split train/val</w:t>
             </w:r>
           </w:p>
@@ -3456,9 +7599,11 @@
         <w:pStyle w:val="Titre3"/>
         <w:spacing w:after="200"/>
       </w:pPr>
+      <w:bookmarkStart w:id="15" w:name="_Toc230612182"/>
       <w:r>
         <w:t>Annotations de couleur</w:t>
       </w:r>
+      <w:bookmarkEnd w:id="15"/>
     </w:p>
     <w:p>
       <w:pPr>
@@ -3522,15 +7667,31 @@
           <w:rFonts w:ascii="Courier New" w:eastAsia="Courier New" w:hAnsi="Courier New" w:cs="Courier New"/>
           <w:shd w:val="clear" w:color="auto" w:fill="F1F5F9"/>
         </w:rPr>
-        <w:t>image_name</w:t>
-      </w:r>
-      <w:proofErr w:type="spellEnd"/>
+        <w:t>image_</w:t>
+      </w:r>
+      <w:proofErr w:type="gramStart"/>
       <w:r>
         <w:rPr>
           <w:rFonts w:ascii="Courier New" w:eastAsia="Courier New" w:hAnsi="Courier New" w:cs="Courier New"/>
           <w:shd w:val="clear" w:color="auto" w:fill="F1F5F9"/>
         </w:rPr>
-        <w:t>: label}</w:t>
+        <w:t>name</w:t>
+      </w:r>
+      <w:proofErr w:type="spellEnd"/>
+      <w:r>
+        <w:rPr>
+          <w:rFonts w:ascii="Courier New" w:eastAsia="Courier New" w:hAnsi="Courier New" w:cs="Courier New"/>
+          <w:shd w:val="clear" w:color="auto" w:fill="F1F5F9"/>
+        </w:rPr>
+        <w:t>:</w:t>
+      </w:r>
+      <w:proofErr w:type="gramEnd"/>
+      <w:r>
+        <w:rPr>
+          <w:rFonts w:ascii="Courier New" w:eastAsia="Courier New" w:hAnsi="Courier New" w:cs="Courier New"/>
+          <w:shd w:val="clear" w:color="auto" w:fill="F1F5F9"/>
+        </w:rPr>
+        <w:t xml:space="preserve"> label}</w:t>
       </w:r>
       <w:r>
         <w:t>.</w:t>
@@ -3560,9 +7721,11 @@
         <w:pStyle w:val="Titre3"/>
         <w:spacing w:after="200"/>
       </w:pPr>
+      <w:bookmarkStart w:id="16" w:name="_Toc230612183"/>
       <w:r>
         <w:t>Augmentation des données</w:t>
       </w:r>
+      <w:bookmarkEnd w:id="16"/>
     </w:p>
     <w:p>
       <w:pPr>
@@ -3952,6 +8115,7 @@
           <w:sz w:val="20"/>
           <w:szCs w:val="20"/>
         </w:rPr>
+        <w:lastRenderedPageBreak/>
         <w:t xml:space="preserve">    ])    </w:t>
       </w:r>
       <w:r>
@@ -3967,7 +8131,6 @@
           <w:sz w:val="20"/>
           <w:szCs w:val="20"/>
         </w:rPr>
-        <w:lastRenderedPageBreak/>
         <w:t xml:space="preserve">         </w:t>
       </w:r>
       <w:r>
@@ -4161,9 +8324,11 @@
         <w:pStyle w:val="Titre3"/>
         <w:spacing w:after="200"/>
       </w:pPr>
+      <w:bookmarkStart w:id="17" w:name="_Toc230612184"/>
       <w:r>
         <w:t>Backbone MobileNetV2</w:t>
       </w:r>
+      <w:bookmarkEnd w:id="17"/>
     </w:p>
     <w:p>
       <w:pPr>
@@ -4177,15 +8342,24 @@
           <w:rFonts w:ascii="Courier New" w:eastAsia="Courier New" w:hAnsi="Courier New" w:cs="Courier New"/>
           <w:shd w:val="clear" w:color="auto" w:fill="F1F5F9"/>
         </w:rPr>
-        <w:t>t3.</w:t>
-      </w:r>
+        <w:t>t</w:t>
+      </w:r>
+      <w:proofErr w:type="gramStart"/>
       <w:r>
         <w:rPr>
           <w:rFonts w:ascii="Courier New" w:eastAsia="Courier New" w:hAnsi="Courier New" w:cs="Courier New"/>
           <w:shd w:val="clear" w:color="auto" w:fill="F1F5F9"/>
         </w:rPr>
+        <w:t>3.</w:t>
+      </w:r>
+      <w:r>
+        <w:rPr>
+          <w:rFonts w:ascii="Courier New" w:eastAsia="Courier New" w:hAnsi="Courier New" w:cs="Courier New"/>
+          <w:shd w:val="clear" w:color="auto" w:fill="F1F5F9"/>
+        </w:rPr>
         <w:t>small</w:t>
       </w:r>
+      <w:proofErr w:type="gramEnd"/>
       <w:r>
         <w:t xml:space="preserve"> sans GPU.</w:t>
       </w:r>
@@ -4697,6 +8871,7 @@
         <w:t xml:space="preserve">Tête commune : la couche </w:t>
       </w:r>
       <w:proofErr w:type="spellStart"/>
+      <w:proofErr w:type="gramStart"/>
       <w:r>
         <w:rPr>
           <w:rFonts w:ascii="Courier New" w:eastAsia="Courier New" w:hAnsi="Courier New" w:cs="Courier New"/>
@@ -4710,10 +8885,26 @@
           <w:rFonts w:ascii="Courier New" w:eastAsia="Courier New" w:hAnsi="Courier New" w:cs="Courier New"/>
           <w:shd w:val="clear" w:color="auto" w:fill="F1F5F9"/>
         </w:rPr>
-        <w:t>(1280→256)</w:t>
-      </w:r>
-      <w:r>
-        <w:t xml:space="preserve"> avec Dropout(0.3) sert de représentation partagée entre les trois tâches, forçant le réseau à apprendre des </w:t>
+        <w:t>(</w:t>
+      </w:r>
+      <w:proofErr w:type="gramEnd"/>
+      <w:r>
+        <w:rPr>
+          <w:rFonts w:ascii="Courier New" w:eastAsia="Courier New" w:hAnsi="Courier New" w:cs="Courier New"/>
+          <w:shd w:val="clear" w:color="auto" w:fill="F1F5F9"/>
+        </w:rPr>
+        <w:t>1280→256)</w:t>
+      </w:r>
+      <w:r>
+        <w:t xml:space="preserve"> avec </w:t>
+      </w:r>
+      <w:proofErr w:type="gramStart"/>
+      <w:r>
+        <w:t>Dropout(</w:t>
+      </w:r>
+      <w:proofErr w:type="gramEnd"/>
+      <w:r>
+        <w:t xml:space="preserve">0.3) sert de représentation partagée entre les trois tâches, forçant le réseau à apprendre des </w:t>
       </w:r>
       <w:proofErr w:type="spellStart"/>
       <w:r>
@@ -4767,9 +8958,11 @@
         <w:pStyle w:val="Titre3"/>
         <w:spacing w:after="200"/>
       </w:pPr>
+      <w:bookmarkStart w:id="18" w:name="_Toc230612185"/>
       <w:r>
         <w:t>Fonction de perte composite</w:t>
       </w:r>
+      <w:bookmarkEnd w:id="18"/>
     </w:p>
     <w:p/>
     <w:p>
@@ -4806,6 +8999,7 @@
         <w:t xml:space="preserve">    </w:t>
       </w:r>
       <w:proofErr w:type="spellStart"/>
+      <w:proofErr w:type="gramStart"/>
       <w:r>
         <w:rPr>
           <w:rFonts w:ascii="Courier New" w:eastAsia="Courier New" w:hAnsi="Courier New" w:cs="Courier New"/>
@@ -4816,6 +9010,7 @@
         <w:t>loss</w:t>
       </w:r>
       <w:proofErr w:type="spellEnd"/>
+      <w:proofErr w:type="gramEnd"/>
       <w:r>
         <w:rPr>
           <w:rFonts w:ascii="Courier New" w:eastAsia="Courier New" w:hAnsi="Courier New" w:cs="Courier New"/>
@@ -4906,6 +9101,7 @@
         <w:spacing w:after="200"/>
       </w:pPr>
       <w:r>
+        <w:lastRenderedPageBreak/>
         <w:t xml:space="preserve"> </w:t>
       </w:r>
     </w:p>
@@ -4914,7 +9110,6 @@
         <w:spacing w:after="120"/>
       </w:pPr>
       <w:r>
-        <w:lastRenderedPageBreak/>
         <w:t xml:space="preserve">Les trois composantes sont des </w:t>
       </w:r>
       <w:proofErr w:type="spellStart"/>
@@ -4943,9 +9138,11 @@
         <w:pStyle w:val="Titre3"/>
         <w:spacing w:after="200"/>
       </w:pPr>
+      <w:bookmarkStart w:id="19" w:name="_Toc230612186"/>
       <w:r>
         <w:t>Hyperparamètres</w:t>
       </w:r>
+      <w:bookmarkEnd w:id="19"/>
     </w:p>
     <w:p>
       <w:pPr>
@@ -5265,6 +9462,7 @@
         <w:pStyle w:val="Titre3"/>
         <w:spacing w:after="200"/>
       </w:pPr>
+      <w:bookmarkStart w:id="20" w:name="_Toc230612187"/>
       <w:r>
         <w:t xml:space="preserve">Différenciation des </w:t>
       </w:r>
@@ -5276,6 +9474,7 @@
       <w:r>
         <w:t xml:space="preserve"> rates</w:t>
       </w:r>
+      <w:bookmarkEnd w:id="20"/>
     </w:p>
     <w:p>
       <w:pPr>
@@ -5311,6 +9510,7 @@
         <w:t xml:space="preserve">    </w:t>
       </w:r>
       <w:proofErr w:type="spellStart"/>
+      <w:proofErr w:type="gramStart"/>
       <w:r>
         <w:rPr>
           <w:rFonts w:ascii="Courier New" w:eastAsia="Courier New" w:hAnsi="Courier New" w:cs="Courier New"/>
@@ -5321,29 +9521,90 @@
         <w:t>optimizer</w:t>
       </w:r>
       <w:proofErr w:type="spellEnd"/>
-      <w:r>
-        <w:rPr>
-          <w:rFonts w:ascii="Courier New" w:eastAsia="Courier New" w:hAnsi="Courier New" w:cs="Courier New"/>
-          <w:color w:val="000000" w:themeColor="text1"/>
-          <w:sz w:val="20"/>
-          <w:szCs w:val="20"/>
-        </w:rPr>
-        <w:t xml:space="preserve"> = Adam([    </w:t>
-      </w:r>
-      <w:r>
-        <w:rPr>
-          <w:color w:val="000000" w:themeColor="text1"/>
-        </w:rPr>
-        <w:br/>
-      </w:r>
-      <w:r>
-        <w:rPr>
-          <w:rFonts w:ascii="Courier New" w:eastAsia="Courier New" w:hAnsi="Courier New" w:cs="Courier New"/>
-          <w:color w:val="000000" w:themeColor="text1"/>
-          <w:sz w:val="20"/>
-          <w:szCs w:val="20"/>
-        </w:rPr>
-        <w:t xml:space="preserve">        {"params": </w:t>
+      <w:proofErr w:type="gramEnd"/>
+      <w:r>
+        <w:rPr>
+          <w:rFonts w:ascii="Courier New" w:eastAsia="Courier New" w:hAnsi="Courier New" w:cs="Courier New"/>
+          <w:color w:val="000000" w:themeColor="text1"/>
+          <w:sz w:val="20"/>
+          <w:szCs w:val="20"/>
+        </w:rPr>
+        <w:t xml:space="preserve"> = </w:t>
+      </w:r>
+      <w:proofErr w:type="gramStart"/>
+      <w:r>
+        <w:rPr>
+          <w:rFonts w:ascii="Courier New" w:eastAsia="Courier New" w:hAnsi="Courier New" w:cs="Courier New"/>
+          <w:color w:val="000000" w:themeColor="text1"/>
+          <w:sz w:val="20"/>
+          <w:szCs w:val="20"/>
+        </w:rPr>
+        <w:t xml:space="preserve">Adam([  </w:t>
+      </w:r>
+      <w:proofErr w:type="gramEnd"/>
+      <w:r>
+        <w:rPr>
+          <w:rFonts w:ascii="Courier New" w:eastAsia="Courier New" w:hAnsi="Courier New" w:cs="Courier New"/>
+          <w:color w:val="000000" w:themeColor="text1"/>
+          <w:sz w:val="20"/>
+          <w:szCs w:val="20"/>
+        </w:rPr>
+        <w:t xml:space="preserve">  </w:t>
+      </w:r>
+      <w:r>
+        <w:rPr>
+          <w:color w:val="000000" w:themeColor="text1"/>
+        </w:rPr>
+        <w:br/>
+      </w:r>
+      <w:r>
+        <w:rPr>
+          <w:rFonts w:ascii="Courier New" w:eastAsia="Courier New" w:hAnsi="Courier New" w:cs="Courier New"/>
+          <w:color w:val="000000" w:themeColor="text1"/>
+          <w:sz w:val="20"/>
+          <w:szCs w:val="20"/>
+        </w:rPr>
+        <w:t xml:space="preserve">     </w:t>
+      </w:r>
+      <w:proofErr w:type="gramStart"/>
+      <w:r>
+        <w:rPr>
+          <w:rFonts w:ascii="Courier New" w:eastAsia="Courier New" w:hAnsi="Courier New" w:cs="Courier New"/>
+          <w:color w:val="000000" w:themeColor="text1"/>
+          <w:sz w:val="20"/>
+          <w:szCs w:val="20"/>
+        </w:rPr>
+        <w:t xml:space="preserve">   {</w:t>
+      </w:r>
+      <w:proofErr w:type="gramEnd"/>
+      <w:r>
+        <w:rPr>
+          <w:rFonts w:ascii="Courier New" w:eastAsia="Courier New" w:hAnsi="Courier New" w:cs="Courier New"/>
+          <w:color w:val="000000" w:themeColor="text1"/>
+          <w:sz w:val="20"/>
+          <w:szCs w:val="20"/>
+        </w:rPr>
+        <w:t>"params</w:t>
+      </w:r>
+      <w:proofErr w:type="gramStart"/>
+      <w:r>
+        <w:rPr>
+          <w:rFonts w:ascii="Courier New" w:eastAsia="Courier New" w:hAnsi="Courier New" w:cs="Courier New"/>
+          <w:color w:val="000000" w:themeColor="text1"/>
+          <w:sz w:val="20"/>
+          <w:szCs w:val="20"/>
+        </w:rPr>
+        <w:t>":</w:t>
+      </w:r>
+      <w:proofErr w:type="gramEnd"/>
+      <w:r>
+        <w:rPr>
+          <w:rFonts w:ascii="Courier New" w:eastAsia="Courier New" w:hAnsi="Courier New" w:cs="Courier New"/>
+          <w:color w:val="000000" w:themeColor="text1"/>
+          <w:sz w:val="20"/>
+          <w:szCs w:val="20"/>
+        </w:rPr>
+        <w:t xml:space="preserve"> </w:t>
       </w:r>
       <w:proofErr w:type="spellStart"/>
       <w:r>
@@ -5376,49 +9637,140 @@
         <w:t>lr</w:t>
       </w:r>
       <w:proofErr w:type="spellEnd"/>
-      <w:r>
-        <w:rPr>
-          <w:rFonts w:ascii="Courier New" w:eastAsia="Courier New" w:hAnsi="Courier New" w:cs="Courier New"/>
-          <w:color w:val="000000" w:themeColor="text1"/>
-          <w:sz w:val="20"/>
-          <w:szCs w:val="20"/>
-        </w:rPr>
-        <w:t xml:space="preserve">": LR * 0.1},  # fine-tuning conservateur    </w:t>
-      </w:r>
-      <w:r>
-        <w:rPr>
-          <w:color w:val="000000" w:themeColor="text1"/>
-        </w:rPr>
-        <w:br/>
-      </w:r>
-      <w:r>
-        <w:rPr>
-          <w:rFonts w:ascii="Courier New" w:eastAsia="Courier New" w:hAnsi="Courier New" w:cs="Courier New"/>
-          <w:color w:val="000000" w:themeColor="text1"/>
-          <w:sz w:val="20"/>
-          <w:szCs w:val="20"/>
-        </w:rPr>
-        <w:t xml:space="preserve">        {"params": </w:t>
-      </w:r>
-      <w:proofErr w:type="spellStart"/>
-      <w:r>
-        <w:rPr>
-          <w:rFonts w:ascii="Courier New" w:eastAsia="Courier New" w:hAnsi="Courier New" w:cs="Courier New"/>
-          <w:color w:val="000000" w:themeColor="text1"/>
-          <w:sz w:val="20"/>
-          <w:szCs w:val="20"/>
-        </w:rPr>
-        <w:t>head_params</w:t>
-      </w:r>
-      <w:proofErr w:type="spellEnd"/>
-      <w:r>
-        <w:rPr>
-          <w:rFonts w:ascii="Courier New" w:eastAsia="Courier New" w:hAnsi="Courier New" w:cs="Courier New"/>
-          <w:color w:val="000000" w:themeColor="text1"/>
-          <w:sz w:val="20"/>
-          <w:szCs w:val="20"/>
-        </w:rPr>
-        <w:t>,     "</w:t>
+      <w:proofErr w:type="gramStart"/>
+      <w:r>
+        <w:rPr>
+          <w:rFonts w:ascii="Courier New" w:eastAsia="Courier New" w:hAnsi="Courier New" w:cs="Courier New"/>
+          <w:color w:val="000000" w:themeColor="text1"/>
+          <w:sz w:val="20"/>
+          <w:szCs w:val="20"/>
+        </w:rPr>
+        <w:t>":</w:t>
+      </w:r>
+      <w:proofErr w:type="gramEnd"/>
+      <w:r>
+        <w:rPr>
+          <w:rFonts w:ascii="Courier New" w:eastAsia="Courier New" w:hAnsi="Courier New" w:cs="Courier New"/>
+          <w:color w:val="000000" w:themeColor="text1"/>
+          <w:sz w:val="20"/>
+          <w:szCs w:val="20"/>
+        </w:rPr>
+        <w:t xml:space="preserve"> LR * 0.1</w:t>
+      </w:r>
+      <w:proofErr w:type="gramStart"/>
+      <w:r>
+        <w:rPr>
+          <w:rFonts w:ascii="Courier New" w:eastAsia="Courier New" w:hAnsi="Courier New" w:cs="Courier New"/>
+          <w:color w:val="000000" w:themeColor="text1"/>
+          <w:sz w:val="20"/>
+          <w:szCs w:val="20"/>
+        </w:rPr>
+        <w:t>},  #</w:t>
+      </w:r>
+      <w:proofErr w:type="gramEnd"/>
+      <w:r>
+        <w:rPr>
+          <w:rFonts w:ascii="Courier New" w:eastAsia="Courier New" w:hAnsi="Courier New" w:cs="Courier New"/>
+          <w:color w:val="000000" w:themeColor="text1"/>
+          <w:sz w:val="20"/>
+          <w:szCs w:val="20"/>
+        </w:rPr>
+        <w:t xml:space="preserve"> fine-tuning conservateur    </w:t>
+      </w:r>
+      <w:r>
+        <w:rPr>
+          <w:color w:val="000000" w:themeColor="text1"/>
+        </w:rPr>
+        <w:br/>
+      </w:r>
+      <w:r>
+        <w:rPr>
+          <w:rFonts w:ascii="Courier New" w:eastAsia="Courier New" w:hAnsi="Courier New" w:cs="Courier New"/>
+          <w:color w:val="000000" w:themeColor="text1"/>
+          <w:sz w:val="20"/>
+          <w:szCs w:val="20"/>
+        </w:rPr>
+        <w:t xml:space="preserve">     </w:t>
+      </w:r>
+      <w:proofErr w:type="gramStart"/>
+      <w:r>
+        <w:rPr>
+          <w:rFonts w:ascii="Courier New" w:eastAsia="Courier New" w:hAnsi="Courier New" w:cs="Courier New"/>
+          <w:color w:val="000000" w:themeColor="text1"/>
+          <w:sz w:val="20"/>
+          <w:szCs w:val="20"/>
+        </w:rPr>
+        <w:t xml:space="preserve">   {</w:t>
+      </w:r>
+      <w:proofErr w:type="gramEnd"/>
+      <w:r>
+        <w:rPr>
+          <w:rFonts w:ascii="Courier New" w:eastAsia="Courier New" w:hAnsi="Courier New" w:cs="Courier New"/>
+          <w:color w:val="000000" w:themeColor="text1"/>
+          <w:sz w:val="20"/>
+          <w:szCs w:val="20"/>
+        </w:rPr>
+        <w:t>"params</w:t>
+      </w:r>
+      <w:proofErr w:type="gramStart"/>
+      <w:r>
+        <w:rPr>
+          <w:rFonts w:ascii="Courier New" w:eastAsia="Courier New" w:hAnsi="Courier New" w:cs="Courier New"/>
+          <w:color w:val="000000" w:themeColor="text1"/>
+          <w:sz w:val="20"/>
+          <w:szCs w:val="20"/>
+        </w:rPr>
+        <w:t>":</w:t>
+      </w:r>
+      <w:proofErr w:type="gramEnd"/>
+      <w:r>
+        <w:rPr>
+          <w:rFonts w:ascii="Courier New" w:eastAsia="Courier New" w:hAnsi="Courier New" w:cs="Courier New"/>
+          <w:color w:val="000000" w:themeColor="text1"/>
+          <w:sz w:val="20"/>
+          <w:szCs w:val="20"/>
+        </w:rPr>
+        <w:t xml:space="preserve"> </w:t>
+      </w:r>
+      <w:proofErr w:type="spellStart"/>
+      <w:r>
+        <w:rPr>
+          <w:rFonts w:ascii="Courier New" w:eastAsia="Courier New" w:hAnsi="Courier New" w:cs="Courier New"/>
+          <w:color w:val="000000" w:themeColor="text1"/>
+          <w:sz w:val="20"/>
+          <w:szCs w:val="20"/>
+        </w:rPr>
+        <w:t>head_</w:t>
+      </w:r>
+      <w:proofErr w:type="gramStart"/>
+      <w:r>
+        <w:rPr>
+          <w:rFonts w:ascii="Courier New" w:eastAsia="Courier New" w:hAnsi="Courier New" w:cs="Courier New"/>
+          <w:color w:val="000000" w:themeColor="text1"/>
+          <w:sz w:val="20"/>
+          <w:szCs w:val="20"/>
+        </w:rPr>
+        <w:t>params</w:t>
+      </w:r>
+      <w:proofErr w:type="spellEnd"/>
+      <w:r>
+        <w:rPr>
+          <w:rFonts w:ascii="Courier New" w:eastAsia="Courier New" w:hAnsi="Courier New" w:cs="Courier New"/>
+          <w:color w:val="000000" w:themeColor="text1"/>
+          <w:sz w:val="20"/>
+          <w:szCs w:val="20"/>
+        </w:rPr>
+        <w:t xml:space="preserve">,   </w:t>
+      </w:r>
+      <w:proofErr w:type="gramEnd"/>
+      <w:r>
+        <w:rPr>
+          <w:rFonts w:ascii="Courier New" w:eastAsia="Courier New" w:hAnsi="Courier New" w:cs="Courier New"/>
+          <w:color w:val="000000" w:themeColor="text1"/>
+          <w:sz w:val="20"/>
+          <w:szCs w:val="20"/>
+        </w:rPr>
+        <w:t xml:space="preserve">  "</w:t>
       </w:r>
       <w:proofErr w:type="spellStart"/>
       <w:r>
@@ -5431,29 +9783,80 @@
         <w:t>lr</w:t>
       </w:r>
       <w:proofErr w:type="spellEnd"/>
-      <w:r>
-        <w:rPr>
-          <w:rFonts w:ascii="Courier New" w:eastAsia="Courier New" w:hAnsi="Courier New" w:cs="Courier New"/>
-          <w:color w:val="000000" w:themeColor="text1"/>
-          <w:sz w:val="20"/>
-          <w:szCs w:val="20"/>
-        </w:rPr>
-        <w:t xml:space="preserve">": LR},          # apprentissage normal    </w:t>
-      </w:r>
-      <w:r>
-        <w:rPr>
-          <w:color w:val="000000" w:themeColor="text1"/>
-        </w:rPr>
-        <w:br/>
-      </w:r>
-      <w:r>
-        <w:rPr>
-          <w:rFonts w:ascii="Courier New" w:eastAsia="Courier New" w:hAnsi="Courier New" w:cs="Courier New"/>
-          <w:color w:val="000000" w:themeColor="text1"/>
-          <w:sz w:val="20"/>
-          <w:szCs w:val="20"/>
-        </w:rPr>
-        <w:t xml:space="preserve">    ])    </w:t>
+      <w:proofErr w:type="gramStart"/>
+      <w:r>
+        <w:rPr>
+          <w:rFonts w:ascii="Courier New" w:eastAsia="Courier New" w:hAnsi="Courier New" w:cs="Courier New"/>
+          <w:color w:val="000000" w:themeColor="text1"/>
+          <w:sz w:val="20"/>
+          <w:szCs w:val="20"/>
+        </w:rPr>
+        <w:t>":</w:t>
+      </w:r>
+      <w:proofErr w:type="gramEnd"/>
+      <w:r>
+        <w:rPr>
+          <w:rFonts w:ascii="Courier New" w:eastAsia="Courier New" w:hAnsi="Courier New" w:cs="Courier New"/>
+          <w:color w:val="000000" w:themeColor="text1"/>
+          <w:sz w:val="20"/>
+          <w:szCs w:val="20"/>
+        </w:rPr>
+        <w:t xml:space="preserve"> LR</w:t>
+      </w:r>
+      <w:proofErr w:type="gramStart"/>
+      <w:r>
+        <w:rPr>
+          <w:rFonts w:ascii="Courier New" w:eastAsia="Courier New" w:hAnsi="Courier New" w:cs="Courier New"/>
+          <w:color w:val="000000" w:themeColor="text1"/>
+          <w:sz w:val="20"/>
+          <w:szCs w:val="20"/>
+        </w:rPr>
+        <w:t xml:space="preserve">},   </w:t>
+      </w:r>
+      <w:proofErr w:type="gramEnd"/>
+      <w:r>
+        <w:rPr>
+          <w:rFonts w:ascii="Courier New" w:eastAsia="Courier New" w:hAnsi="Courier New" w:cs="Courier New"/>
+          <w:color w:val="000000" w:themeColor="text1"/>
+          <w:sz w:val="20"/>
+          <w:szCs w:val="20"/>
+        </w:rPr>
+        <w:t xml:space="preserve">       # apprentissage normal    </w:t>
+      </w:r>
+      <w:r>
+        <w:rPr>
+          <w:color w:val="000000" w:themeColor="text1"/>
+        </w:rPr>
+        <w:br/>
+      </w:r>
+      <w:r>
+        <w:rPr>
+          <w:rFonts w:ascii="Courier New" w:eastAsia="Courier New" w:hAnsi="Courier New" w:cs="Courier New"/>
+          <w:color w:val="000000" w:themeColor="text1"/>
+          <w:sz w:val="20"/>
+          <w:szCs w:val="20"/>
+        </w:rPr>
+        <w:t xml:space="preserve">  </w:t>
+      </w:r>
+      <w:proofErr w:type="gramStart"/>
+      <w:r>
+        <w:rPr>
+          <w:rFonts w:ascii="Courier New" w:eastAsia="Courier New" w:hAnsi="Courier New" w:cs="Courier New"/>
+          <w:color w:val="000000" w:themeColor="text1"/>
+          <w:sz w:val="20"/>
+          <w:szCs w:val="20"/>
+        </w:rPr>
+        <w:t xml:space="preserve">  ]</w:t>
+      </w:r>
+      <w:proofErr w:type="gramEnd"/>
+      <w:r>
+        <w:rPr>
+          <w:rFonts w:ascii="Courier New" w:eastAsia="Courier New" w:hAnsi="Courier New" w:cs="Courier New"/>
+          <w:color w:val="000000" w:themeColor="text1"/>
+          <w:sz w:val="20"/>
+          <w:szCs w:val="20"/>
+        </w:rPr>
+        <w:t xml:space="preserve">)    </w:t>
       </w:r>
       <w:r>
         <w:rPr>
@@ -5491,6 +9894,7 @@
         <w:t xml:space="preserve"> = </w:t>
       </w:r>
       <w:proofErr w:type="spellStart"/>
+      <w:proofErr w:type="gramStart"/>
       <w:r>
         <w:rPr>
           <w:rFonts w:ascii="Courier New" w:eastAsia="Courier New" w:hAnsi="Courier New" w:cs="Courier New"/>
@@ -5511,6 +9915,7 @@
         <w:t>(</w:t>
       </w:r>
       <w:proofErr w:type="spellStart"/>
+      <w:proofErr w:type="gramEnd"/>
       <w:r>
         <w:rPr>
           <w:rFonts w:ascii="Courier New" w:eastAsia="Courier New" w:hAnsi="Courier New" w:cs="Courier New"/>
@@ -5548,7 +9953,27 @@
           <w:sz w:val="20"/>
           <w:szCs w:val="20"/>
         </w:rPr>
-        <w:t xml:space="preserve">=EPOCHS)    </w:t>
+        <w:t>=</w:t>
+      </w:r>
+      <w:proofErr w:type="gramStart"/>
+      <w:r>
+        <w:rPr>
+          <w:rFonts w:ascii="Courier New" w:eastAsia="Courier New" w:hAnsi="Courier New" w:cs="Courier New"/>
+          <w:color w:val="000000" w:themeColor="text1"/>
+          <w:sz w:val="20"/>
+          <w:szCs w:val="20"/>
+        </w:rPr>
+        <w:t xml:space="preserve">EPOCHS)   </w:t>
+      </w:r>
+      <w:proofErr w:type="gramEnd"/>
+      <w:r>
+        <w:rPr>
+          <w:rFonts w:ascii="Courier New" w:eastAsia="Courier New" w:hAnsi="Courier New" w:cs="Courier New"/>
+          <w:color w:val="000000" w:themeColor="text1"/>
+          <w:sz w:val="20"/>
+          <w:szCs w:val="20"/>
+        </w:rPr>
+        <w:t xml:space="preserve"> </w:t>
       </w:r>
       <w:r>
         <w:rPr>
@@ -5587,9 +10012,11 @@
         <w:pStyle w:val="Titre3"/>
         <w:spacing w:after="200"/>
       </w:pPr>
+      <w:bookmarkStart w:id="21" w:name="_Toc230612188"/>
       <w:r>
         <w:t>Checkpoint</w:t>
       </w:r>
+      <w:bookmarkEnd w:id="21"/>
     </w:p>
     <w:p>
       <w:pPr>
@@ -5668,15 +10095,12 @@
         <w:pStyle w:val="Titre3"/>
         <w:spacing w:after="200"/>
       </w:pPr>
-    </w:p>
-    <w:p>
-      <w:pPr>
-        <w:pStyle w:val="Titre3"/>
-        <w:spacing w:after="200"/>
-      </w:pPr>
-      <w:r>
+      <w:bookmarkStart w:id="22" w:name="_Toc230612189"/>
+      <w:r>
+        <w:lastRenderedPageBreak/>
         <w:t>Métriques enregistrées</w:t>
       </w:r>
+      <w:bookmarkEnd w:id="22"/>
     </w:p>
     <w:p>
       <w:pPr>
@@ -5686,14 +10110,32 @@
         <w:t xml:space="preserve">Toutes les métriques sont loggées via </w:t>
       </w:r>
       <w:proofErr w:type="spellStart"/>
+      <w:proofErr w:type="gramStart"/>
       <w:r>
         <w:rPr>
           <w:rFonts w:ascii="Courier New" w:eastAsia="Courier New" w:hAnsi="Courier New" w:cs="Courier New"/>
           <w:shd w:val="clear" w:color="auto" w:fill="F1F5F9"/>
         </w:rPr>
-        <w:t>torch.utils.tensorboard.SummaryWriter</w:t>
-      </w:r>
-      <w:proofErr w:type="spellEnd"/>
+        <w:t>torch.utils</w:t>
+      </w:r>
+      <w:proofErr w:type="gramEnd"/>
+      <w:r>
+        <w:rPr>
+          <w:rFonts w:ascii="Courier New" w:eastAsia="Courier New" w:hAnsi="Courier New" w:cs="Courier New"/>
+          <w:shd w:val="clear" w:color="auto" w:fill="F1F5F9"/>
+        </w:rPr>
+        <w:t>.</w:t>
+      </w:r>
+      <w:proofErr w:type="gramStart"/>
+      <w:r>
+        <w:rPr>
+          <w:rFonts w:ascii="Courier New" w:eastAsia="Courier New" w:hAnsi="Courier New" w:cs="Courier New"/>
+          <w:shd w:val="clear" w:color="auto" w:fill="F1F5F9"/>
+        </w:rPr>
+        <w:t>tensorboard.SummaryWriter</w:t>
+      </w:r>
+      <w:proofErr w:type="spellEnd"/>
+      <w:proofErr w:type="gramEnd"/>
       <w:r>
         <w:t xml:space="preserve"> dans </w:t>
       </w:r>
@@ -6333,6 +10775,7 @@
         <w:pStyle w:val="Titre3"/>
         <w:spacing w:after="200"/>
       </w:pPr>
+      <w:bookmarkStart w:id="23" w:name="_Toc230612190"/>
       <w:r>
         <w:t xml:space="preserve">Lancement </w:t>
       </w:r>
@@ -6340,6 +10783,7 @@
       <w:r>
         <w:t>TensorBoard</w:t>
       </w:r>
+      <w:bookmarkEnd w:id="23"/>
       <w:proofErr w:type="spellEnd"/>
     </w:p>
     <w:p>
@@ -6376,6 +10820,7 @@
         <w:t xml:space="preserve">    </w:t>
       </w:r>
       <w:proofErr w:type="spellStart"/>
+      <w:proofErr w:type="gramStart"/>
       <w:r>
         <w:rPr>
           <w:rFonts w:ascii="Courier New" w:eastAsia="Courier New" w:hAnsi="Courier New" w:cs="Courier New"/>
@@ -6386,6 +10831,7 @@
         <w:t>tensorboard</w:t>
       </w:r>
       <w:proofErr w:type="spellEnd"/>
+      <w:proofErr w:type="gramEnd"/>
       <w:r>
         <w:rPr>
           <w:rFonts w:ascii="Courier New" w:eastAsia="Courier New" w:hAnsi="Courier New" w:cs="Courier New"/>
@@ -6495,6 +10941,9 @@
         <w:t xml:space="preserve"> </w:t>
       </w:r>
       <w:r>
+        <w:rPr>
+          <w:noProof/>
+        </w:rPr>
         <w:drawing>
           <wp:inline distT="0" distB="0" distL="0" distR="0" wp14:anchorId="7495BF23" wp14:editId="0CDCB312">
             <wp:extent cx="5731510" cy="3776345"/>
@@ -6537,6 +10986,9 @@
         <w:spacing w:after="200"/>
       </w:pPr>
       <w:r>
+        <w:rPr>
+          <w:noProof/>
+        </w:rPr>
         <w:drawing>
           <wp:inline distT="0" distB="0" distL="0" distR="0" wp14:anchorId="5AFA4D68" wp14:editId="0663B9FB">
             <wp:extent cx="5731510" cy="3729355"/>
@@ -6579,6 +11031,9 @@
         <w:spacing w:after="200"/>
       </w:pPr>
       <w:r>
+        <w:rPr>
+          <w:noProof/>
+        </w:rPr>
         <w:lastRenderedPageBreak/>
         <w:drawing>
           <wp:inline distT="0" distB="0" distL="0" distR="0" wp14:anchorId="4A742A87" wp14:editId="235364C8">
@@ -6747,6 +11202,7 @@
         <w:pStyle w:val="Titre3"/>
         <w:spacing w:after="200"/>
       </w:pPr>
+      <w:bookmarkStart w:id="24" w:name="_Toc230612191"/>
       <w:r>
         <w:t xml:space="preserve">Module standalone </w:t>
       </w:r>
@@ -6757,6 +11213,7 @@
         </w:rPr>
         <w:t>api/predict_breed.py</w:t>
       </w:r>
+      <w:bookmarkEnd w:id="24"/>
     </w:p>
     <w:p>
       <w:pPr>
@@ -6832,9 +11289,11 @@
         <w:pStyle w:val="Titre3"/>
         <w:spacing w:after="200"/>
       </w:pPr>
+      <w:bookmarkStart w:id="25" w:name="_Toc230612192"/>
       <w:r>
         <w:t>Pipeline d'inférence</w:t>
       </w:r>
+      <w:bookmarkEnd w:id="25"/>
     </w:p>
     <w:p>
       <w:pPr>
@@ -7548,9 +12007,11 @@
         <w:pStyle w:val="Titre3"/>
         <w:spacing w:after="200"/>
       </w:pPr>
+      <w:bookmarkStart w:id="26" w:name="_Toc230612193"/>
       <w:r>
         <w:t>Chargement du modèle</w:t>
       </w:r>
+      <w:bookmarkEnd w:id="26"/>
     </w:p>
     <w:p>
       <w:pPr>
@@ -7691,6 +12152,7 @@
         <w:t xml:space="preserve"> </w:t>
       </w:r>
       <w:proofErr w:type="spellStart"/>
+      <w:proofErr w:type="gramStart"/>
       <w:r>
         <w:rPr>
           <w:rFonts w:ascii="Courier New" w:eastAsia="Courier New" w:hAnsi="Courier New" w:cs="Courier New"/>
@@ -7708,7 +12170,17 @@
           <w:sz w:val="20"/>
           <w:szCs w:val="20"/>
         </w:rPr>
-        <w:t xml:space="preserve">(app: </w:t>
+        <w:t>(app:</w:t>
+      </w:r>
+      <w:proofErr w:type="gramEnd"/>
+      <w:r>
+        <w:rPr>
+          <w:rFonts w:ascii="Courier New" w:eastAsia="Courier New" w:hAnsi="Courier New" w:cs="Courier New"/>
+          <w:color w:val="000000" w:themeColor="text1"/>
+          <w:sz w:val="20"/>
+          <w:szCs w:val="20"/>
+        </w:rPr>
+        <w:t xml:space="preserve"> </w:t>
       </w:r>
       <w:proofErr w:type="spellStart"/>
       <w:r>
@@ -7721,14 +12193,25 @@
         <w:t>FastAPI</w:t>
       </w:r>
       <w:proofErr w:type="spellEnd"/>
-      <w:r>
-        <w:rPr>
-          <w:rFonts w:ascii="Courier New" w:eastAsia="Courier New" w:hAnsi="Courier New" w:cs="Courier New"/>
-          <w:color w:val="000000" w:themeColor="text1"/>
-          <w:sz w:val="20"/>
-          <w:szCs w:val="20"/>
-        </w:rPr>
-        <w:t xml:space="preserve">):    </w:t>
+      <w:proofErr w:type="gramStart"/>
+      <w:r>
+        <w:rPr>
+          <w:rFonts w:ascii="Courier New" w:eastAsia="Courier New" w:hAnsi="Courier New" w:cs="Courier New"/>
+          <w:color w:val="000000" w:themeColor="text1"/>
+          <w:sz w:val="20"/>
+          <w:szCs w:val="20"/>
+        </w:rPr>
+        <w:t>):</w:t>
+      </w:r>
+      <w:proofErr w:type="gramEnd"/>
+      <w:r>
+        <w:rPr>
+          <w:rFonts w:ascii="Courier New" w:eastAsia="Courier New" w:hAnsi="Courier New" w:cs="Courier New"/>
+          <w:color w:val="000000" w:themeColor="text1"/>
+          <w:sz w:val="20"/>
+          <w:szCs w:val="20"/>
+        </w:rPr>
+        <w:t xml:space="preserve">    </w:t>
       </w:r>
       <w:r>
         <w:rPr>
@@ -7746,14 +12229,25 @@
         <w:t xml:space="preserve">        </w:t>
       </w:r>
       <w:proofErr w:type="spellStart"/>
-      <w:r>
-        <w:rPr>
-          <w:rFonts w:ascii="Courier New" w:eastAsia="Courier New" w:hAnsi="Courier New" w:cs="Courier New"/>
-          <w:color w:val="000000" w:themeColor="text1"/>
-          <w:sz w:val="20"/>
-          <w:szCs w:val="20"/>
-        </w:rPr>
-        <w:t>app.state.breed_model</w:t>
+      <w:proofErr w:type="gramStart"/>
+      <w:r>
+        <w:rPr>
+          <w:rFonts w:ascii="Courier New" w:eastAsia="Courier New" w:hAnsi="Courier New" w:cs="Courier New"/>
+          <w:color w:val="000000" w:themeColor="text1"/>
+          <w:sz w:val="20"/>
+          <w:szCs w:val="20"/>
+        </w:rPr>
+        <w:t>app.state</w:t>
+      </w:r>
+      <w:proofErr w:type="gramEnd"/>
+      <w:r>
+        <w:rPr>
+          <w:rFonts w:ascii="Courier New" w:eastAsia="Courier New" w:hAnsi="Courier New" w:cs="Courier New"/>
+          <w:color w:val="000000" w:themeColor="text1"/>
+          <w:sz w:val="20"/>
+          <w:szCs w:val="20"/>
+        </w:rPr>
+        <w:t>.breed_model</w:t>
       </w:r>
       <w:proofErr w:type="spellEnd"/>
       <w:r>
@@ -7773,17 +12267,37 @@
           <w:sz w:val="20"/>
           <w:szCs w:val="20"/>
         </w:rPr>
-        <w:t>load_breed_model</w:t>
-      </w:r>
-      <w:proofErr w:type="spellEnd"/>
-      <w:r>
-        <w:rPr>
-          <w:rFonts w:ascii="Courier New" w:eastAsia="Courier New" w:hAnsi="Courier New" w:cs="Courier New"/>
-          <w:color w:val="000000" w:themeColor="text1"/>
-          <w:sz w:val="20"/>
-          <w:szCs w:val="20"/>
-        </w:rPr>
-        <w:t xml:space="preserve">(    </w:t>
+        <w:t>load_breed_</w:t>
+      </w:r>
+      <w:proofErr w:type="gramStart"/>
+      <w:r>
+        <w:rPr>
+          <w:rFonts w:ascii="Courier New" w:eastAsia="Courier New" w:hAnsi="Courier New" w:cs="Courier New"/>
+          <w:color w:val="000000" w:themeColor="text1"/>
+          <w:sz w:val="20"/>
+          <w:szCs w:val="20"/>
+        </w:rPr>
+        <w:t>model</w:t>
+      </w:r>
+      <w:proofErr w:type="spellEnd"/>
+      <w:r>
+        <w:rPr>
+          <w:rFonts w:ascii="Courier New" w:eastAsia="Courier New" w:hAnsi="Courier New" w:cs="Courier New"/>
+          <w:color w:val="000000" w:themeColor="text1"/>
+          <w:sz w:val="20"/>
+          <w:szCs w:val="20"/>
+        </w:rPr>
+        <w:t xml:space="preserve">(  </w:t>
+      </w:r>
+      <w:proofErr w:type="gramEnd"/>
+      <w:r>
+        <w:rPr>
+          <w:rFonts w:ascii="Courier New" w:eastAsia="Courier New" w:hAnsi="Courier New" w:cs="Courier New"/>
+          <w:color w:val="000000" w:themeColor="text1"/>
+          <w:sz w:val="20"/>
+          <w:szCs w:val="20"/>
+        </w:rPr>
+        <w:t xml:space="preserve">  </w:t>
       </w:r>
       <w:r>
         <w:rPr>
@@ -7801,6 +12315,7 @@
         <w:t xml:space="preserve">            </w:t>
       </w:r>
       <w:proofErr w:type="spellStart"/>
+      <w:proofErr w:type="gramStart"/>
       <w:r>
         <w:rPr>
           <w:rFonts w:ascii="Courier New" w:eastAsia="Courier New" w:hAnsi="Courier New" w:cs="Courier New"/>
@@ -7811,6 +12326,7 @@
         <w:t>os.getenv</w:t>
       </w:r>
       <w:proofErr w:type="spellEnd"/>
+      <w:proofErr w:type="gramEnd"/>
       <w:r>
         <w:rPr>
           <w:rFonts w:ascii="Courier New" w:eastAsia="Courier New" w:hAnsi="Courier New" w:cs="Courier New"/>
@@ -7851,29 +12367,60 @@
         <w:t>pet_model_best.pth</w:t>
       </w:r>
       <w:proofErr w:type="spellEnd"/>
-      <w:r>
-        <w:rPr>
-          <w:rFonts w:ascii="Courier New" w:eastAsia="Courier New" w:hAnsi="Courier New" w:cs="Courier New"/>
-          <w:color w:val="000000" w:themeColor="text1"/>
-          <w:sz w:val="20"/>
-          <w:szCs w:val="20"/>
-        </w:rPr>
-        <w:t xml:space="preserve">")    </w:t>
-      </w:r>
-      <w:r>
-        <w:rPr>
-          <w:color w:val="000000" w:themeColor="text1"/>
-        </w:rPr>
-        <w:br/>
-      </w:r>
-      <w:r>
-        <w:rPr>
-          <w:rFonts w:ascii="Courier New" w:eastAsia="Courier New" w:hAnsi="Courier New" w:cs="Courier New"/>
-          <w:color w:val="000000" w:themeColor="text1"/>
-          <w:sz w:val="20"/>
-          <w:szCs w:val="20"/>
-        </w:rPr>
-        <w:t xml:space="preserve">        )    </w:t>
+      <w:proofErr w:type="gramStart"/>
+      <w:r>
+        <w:rPr>
+          <w:rFonts w:ascii="Courier New" w:eastAsia="Courier New" w:hAnsi="Courier New" w:cs="Courier New"/>
+          <w:color w:val="000000" w:themeColor="text1"/>
+          <w:sz w:val="20"/>
+          <w:szCs w:val="20"/>
+        </w:rPr>
+        <w:t xml:space="preserve">")   </w:t>
+      </w:r>
+      <w:proofErr w:type="gramEnd"/>
+      <w:r>
+        <w:rPr>
+          <w:rFonts w:ascii="Courier New" w:eastAsia="Courier New" w:hAnsi="Courier New" w:cs="Courier New"/>
+          <w:color w:val="000000" w:themeColor="text1"/>
+          <w:sz w:val="20"/>
+          <w:szCs w:val="20"/>
+        </w:rPr>
+        <w:t xml:space="preserve"> </w:t>
+      </w:r>
+      <w:r>
+        <w:rPr>
+          <w:color w:val="000000" w:themeColor="text1"/>
+        </w:rPr>
+        <w:br/>
+      </w:r>
+      <w:r>
+        <w:rPr>
+          <w:rFonts w:ascii="Courier New" w:eastAsia="Courier New" w:hAnsi="Courier New" w:cs="Courier New"/>
+          <w:color w:val="000000" w:themeColor="text1"/>
+          <w:sz w:val="20"/>
+          <w:szCs w:val="20"/>
+        </w:rPr>
+        <w:t xml:space="preserve">      </w:t>
+      </w:r>
+      <w:proofErr w:type="gramStart"/>
+      <w:r>
+        <w:rPr>
+          <w:rFonts w:ascii="Courier New" w:eastAsia="Courier New" w:hAnsi="Courier New" w:cs="Courier New"/>
+          <w:color w:val="000000" w:themeColor="text1"/>
+          <w:sz w:val="20"/>
+          <w:szCs w:val="20"/>
+        </w:rPr>
+        <w:t xml:space="preserve">  )</w:t>
+      </w:r>
+      <w:proofErr w:type="gramEnd"/>
+      <w:r>
+        <w:rPr>
+          <w:rFonts w:ascii="Courier New" w:eastAsia="Courier New" w:hAnsi="Courier New" w:cs="Courier New"/>
+          <w:color w:val="000000" w:themeColor="text1"/>
+          <w:sz w:val="20"/>
+          <w:szCs w:val="20"/>
+        </w:rPr>
+        <w:t xml:space="preserve">    </w:t>
       </w:r>
       <w:r>
         <w:rPr>
@@ -7931,7 +12478,11 @@
         <w:spacing w:after="120"/>
       </w:pPr>
       <w:r>
-        <w:t xml:space="preserve">Si le fichier </w:t>
+        <w:t xml:space="preserve">Si le </w:t>
+      </w:r>
+      <w:proofErr w:type="gramStart"/>
+      <w:r>
+        <w:t xml:space="preserve">fichier </w:t>
       </w:r>
       <w:r>
         <w:rPr>
@@ -7949,6 +12500,7 @@
         <w:t>pth</w:t>
       </w:r>
       <w:proofErr w:type="spellEnd"/>
+      <w:proofErr w:type="gramEnd"/>
       <w:r>
         <w:t xml:space="preserve"> est absent (modèle non entraîné), </w:t>
       </w:r>
@@ -7995,6 +12547,7 @@
         <w:pStyle w:val="Titre3"/>
         <w:spacing w:after="200"/>
       </w:pPr>
+      <w:bookmarkStart w:id="27" w:name="_Toc230612194"/>
       <w:r>
         <w:t xml:space="preserve">Endpoint </w:t>
       </w:r>
@@ -8002,6 +12555,7 @@
       <w:r>
         <w:t>FastAPI</w:t>
       </w:r>
+      <w:bookmarkEnd w:id="27"/>
       <w:proofErr w:type="spellEnd"/>
     </w:p>
     <w:p>
@@ -8070,9 +12624,40 @@
           <w:sz w:val="20"/>
           <w:szCs w:val="20"/>
         </w:rPr>
-        <w:t xml:space="preserve">    Body  : { "</w:t>
-      </w:r>
-      <w:proofErr w:type="spellStart"/>
+        <w:t xml:space="preserve">    </w:t>
+      </w:r>
+      <w:proofErr w:type="gramStart"/>
+      <w:r>
+        <w:rPr>
+          <w:rFonts w:ascii="Courier New" w:eastAsia="Courier New" w:hAnsi="Courier New" w:cs="Courier New"/>
+          <w:color w:val="000000" w:themeColor="text1"/>
+          <w:sz w:val="20"/>
+          <w:szCs w:val="20"/>
+        </w:rPr>
+        <w:t>Body  :</w:t>
+      </w:r>
+      <w:proofErr w:type="gramEnd"/>
+      <w:r>
+        <w:rPr>
+          <w:rFonts w:ascii="Courier New" w:eastAsia="Courier New" w:hAnsi="Courier New" w:cs="Courier New"/>
+          <w:color w:val="000000" w:themeColor="text1"/>
+          <w:sz w:val="20"/>
+          <w:szCs w:val="20"/>
+        </w:rPr>
+        <w:t xml:space="preserve"> </w:t>
+      </w:r>
+      <w:proofErr w:type="gramStart"/>
+      <w:r>
+        <w:rPr>
+          <w:rFonts w:ascii="Courier New" w:eastAsia="Courier New" w:hAnsi="Courier New" w:cs="Courier New"/>
+          <w:color w:val="000000" w:themeColor="text1"/>
+          <w:sz w:val="20"/>
+          <w:szCs w:val="20"/>
+        </w:rPr>
+        <w:t>{ "</w:t>
+      </w:r>
+      <w:proofErr w:type="spellStart"/>
+      <w:proofErr w:type="gramEnd"/>
       <w:r>
         <w:rPr>
           <w:rFonts w:ascii="Courier New" w:eastAsia="Courier New" w:hAnsi="Courier New" w:cs="Courier New"/>
@@ -8083,31 +12668,93 @@
         <w:t>image_data</w:t>
       </w:r>
       <w:proofErr w:type="spellEnd"/>
-      <w:r>
-        <w:rPr>
-          <w:rFonts w:ascii="Courier New" w:eastAsia="Courier New" w:hAnsi="Courier New" w:cs="Courier New"/>
-          <w:color w:val="000000" w:themeColor="text1"/>
-          <w:sz w:val="20"/>
-          <w:szCs w:val="20"/>
-        </w:rPr>
-        <w:t xml:space="preserve">": "&lt;base64&gt;" }    </w:t>
-      </w:r>
-      <w:r>
-        <w:rPr>
-          <w:color w:val="000000" w:themeColor="text1"/>
-        </w:rPr>
-        <w:br/>
-      </w:r>
-      <w:r>
-        <w:rPr>
-          <w:rFonts w:ascii="Courier New" w:eastAsia="Courier New" w:hAnsi="Courier New" w:cs="Courier New"/>
-          <w:color w:val="000000" w:themeColor="text1"/>
-          <w:sz w:val="20"/>
-          <w:szCs w:val="20"/>
-        </w:rPr>
-        <w:t xml:space="preserve">    Retour: { "</w:t>
-      </w:r>
-      <w:proofErr w:type="spellStart"/>
+      <w:proofErr w:type="gramStart"/>
+      <w:r>
+        <w:rPr>
+          <w:rFonts w:ascii="Courier New" w:eastAsia="Courier New" w:hAnsi="Courier New" w:cs="Courier New"/>
+          <w:color w:val="000000" w:themeColor="text1"/>
+          <w:sz w:val="20"/>
+          <w:szCs w:val="20"/>
+        </w:rPr>
+        <w:t>":</w:t>
+      </w:r>
+      <w:proofErr w:type="gramEnd"/>
+      <w:r>
+        <w:rPr>
+          <w:rFonts w:ascii="Courier New" w:eastAsia="Courier New" w:hAnsi="Courier New" w:cs="Courier New"/>
+          <w:color w:val="000000" w:themeColor="text1"/>
+          <w:sz w:val="20"/>
+          <w:szCs w:val="20"/>
+        </w:rPr>
+        <w:t xml:space="preserve"> "&lt;base64&gt;</w:t>
+      </w:r>
+      <w:proofErr w:type="gramStart"/>
+      <w:r>
+        <w:rPr>
+          <w:rFonts w:ascii="Courier New" w:eastAsia="Courier New" w:hAnsi="Courier New" w:cs="Courier New"/>
+          <w:color w:val="000000" w:themeColor="text1"/>
+          <w:sz w:val="20"/>
+          <w:szCs w:val="20"/>
+        </w:rPr>
+        <w:t>" }</w:t>
+      </w:r>
+      <w:proofErr w:type="gramEnd"/>
+      <w:r>
+        <w:rPr>
+          <w:rFonts w:ascii="Courier New" w:eastAsia="Courier New" w:hAnsi="Courier New" w:cs="Courier New"/>
+          <w:color w:val="000000" w:themeColor="text1"/>
+          <w:sz w:val="20"/>
+          <w:szCs w:val="20"/>
+        </w:rPr>
+        <w:t xml:space="preserve">    </w:t>
+      </w:r>
+      <w:r>
+        <w:rPr>
+          <w:color w:val="000000" w:themeColor="text1"/>
+        </w:rPr>
+        <w:br/>
+      </w:r>
+      <w:r>
+        <w:rPr>
+          <w:rFonts w:ascii="Courier New" w:eastAsia="Courier New" w:hAnsi="Courier New" w:cs="Courier New"/>
+          <w:color w:val="000000" w:themeColor="text1"/>
+          <w:sz w:val="20"/>
+          <w:szCs w:val="20"/>
+        </w:rPr>
+        <w:t xml:space="preserve">    </w:t>
+      </w:r>
+      <w:proofErr w:type="gramStart"/>
+      <w:r>
+        <w:rPr>
+          <w:rFonts w:ascii="Courier New" w:eastAsia="Courier New" w:hAnsi="Courier New" w:cs="Courier New"/>
+          <w:color w:val="000000" w:themeColor="text1"/>
+          <w:sz w:val="20"/>
+          <w:szCs w:val="20"/>
+        </w:rPr>
+        <w:t>Retour:</w:t>
+      </w:r>
+      <w:proofErr w:type="gramEnd"/>
+      <w:r>
+        <w:rPr>
+          <w:rFonts w:ascii="Courier New" w:eastAsia="Courier New" w:hAnsi="Courier New" w:cs="Courier New"/>
+          <w:color w:val="000000" w:themeColor="text1"/>
+          <w:sz w:val="20"/>
+          <w:szCs w:val="20"/>
+        </w:rPr>
+        <w:t xml:space="preserve"> </w:t>
+      </w:r>
+      <w:proofErr w:type="gramStart"/>
+      <w:r>
+        <w:rPr>
+          <w:rFonts w:ascii="Courier New" w:eastAsia="Courier New" w:hAnsi="Courier New" w:cs="Courier New"/>
+          <w:color w:val="000000" w:themeColor="text1"/>
+          <w:sz w:val="20"/>
+          <w:szCs w:val="20"/>
+        </w:rPr>
+        <w:t>{ "</w:t>
+      </w:r>
+      <w:proofErr w:type="spellStart"/>
+      <w:proofErr w:type="gramEnd"/>
       <w:r>
         <w:rPr>
           <w:rFonts w:ascii="Courier New" w:eastAsia="Courier New" w:hAnsi="Courier New" w:cs="Courier New"/>
@@ -8118,14 +12765,25 @@
         <w:t>species</w:t>
       </w:r>
       <w:proofErr w:type="spellEnd"/>
-      <w:r>
-        <w:rPr>
-          <w:rFonts w:ascii="Courier New" w:eastAsia="Courier New" w:hAnsi="Courier New" w:cs="Courier New"/>
-          <w:color w:val="000000" w:themeColor="text1"/>
-          <w:sz w:val="20"/>
-          <w:szCs w:val="20"/>
-        </w:rPr>
-        <w:t>": "chien", "</w:t>
+      <w:proofErr w:type="gramStart"/>
+      <w:r>
+        <w:rPr>
+          <w:rFonts w:ascii="Courier New" w:eastAsia="Courier New" w:hAnsi="Courier New" w:cs="Courier New"/>
+          <w:color w:val="000000" w:themeColor="text1"/>
+          <w:sz w:val="20"/>
+          <w:szCs w:val="20"/>
+        </w:rPr>
+        <w:t>":</w:t>
+      </w:r>
+      <w:proofErr w:type="gramEnd"/>
+      <w:r>
+        <w:rPr>
+          <w:rFonts w:ascii="Courier New" w:eastAsia="Courier New" w:hAnsi="Courier New" w:cs="Courier New"/>
+          <w:color w:val="000000" w:themeColor="text1"/>
+          <w:sz w:val="20"/>
+          <w:szCs w:val="20"/>
+        </w:rPr>
+        <w:t xml:space="preserve"> "chien", "</w:t>
       </w:r>
       <w:proofErr w:type="spellStart"/>
       <w:r>
@@ -8138,14 +12796,65 @@
         <w:t>breed</w:t>
       </w:r>
       <w:proofErr w:type="spellEnd"/>
-      <w:r>
-        <w:rPr>
-          <w:rFonts w:ascii="Courier New" w:eastAsia="Courier New" w:hAnsi="Courier New" w:cs="Courier New"/>
-          <w:color w:val="000000" w:themeColor="text1"/>
-          <w:sz w:val="20"/>
-          <w:szCs w:val="20"/>
-        </w:rPr>
-        <w:t xml:space="preserve">": "Staffordshire Bull Terrier", "confidence": 0.82 }    </w:t>
+      <w:proofErr w:type="gramStart"/>
+      <w:r>
+        <w:rPr>
+          <w:rFonts w:ascii="Courier New" w:eastAsia="Courier New" w:hAnsi="Courier New" w:cs="Courier New"/>
+          <w:color w:val="000000" w:themeColor="text1"/>
+          <w:sz w:val="20"/>
+          <w:szCs w:val="20"/>
+        </w:rPr>
+        <w:t>":</w:t>
+      </w:r>
+      <w:proofErr w:type="gramEnd"/>
+      <w:r>
+        <w:rPr>
+          <w:rFonts w:ascii="Courier New" w:eastAsia="Courier New" w:hAnsi="Courier New" w:cs="Courier New"/>
+          <w:color w:val="000000" w:themeColor="text1"/>
+          <w:sz w:val="20"/>
+          <w:szCs w:val="20"/>
+        </w:rPr>
+        <w:t xml:space="preserve"> "Staffordshire Bull Terrier", "confidence</w:t>
+      </w:r>
+      <w:proofErr w:type="gramStart"/>
+      <w:r>
+        <w:rPr>
+          <w:rFonts w:ascii="Courier New" w:eastAsia="Courier New" w:hAnsi="Courier New" w:cs="Courier New"/>
+          <w:color w:val="000000" w:themeColor="text1"/>
+          <w:sz w:val="20"/>
+          <w:szCs w:val="20"/>
+        </w:rPr>
+        <w:t>":</w:t>
+      </w:r>
+      <w:proofErr w:type="gramEnd"/>
+      <w:r>
+        <w:rPr>
+          <w:rFonts w:ascii="Courier New" w:eastAsia="Courier New" w:hAnsi="Courier New" w:cs="Courier New"/>
+          <w:color w:val="000000" w:themeColor="text1"/>
+          <w:sz w:val="20"/>
+          <w:szCs w:val="20"/>
+        </w:rPr>
+        <w:t xml:space="preserve"> </w:t>
+      </w:r>
+      <w:proofErr w:type="gramStart"/>
+      <w:r>
+        <w:rPr>
+          <w:rFonts w:ascii="Courier New" w:eastAsia="Courier New" w:hAnsi="Courier New" w:cs="Courier New"/>
+          <w:color w:val="000000" w:themeColor="text1"/>
+          <w:sz w:val="20"/>
+          <w:szCs w:val="20"/>
+        </w:rPr>
+        <w:t>0.82 }</w:t>
+      </w:r>
+      <w:proofErr w:type="gramEnd"/>
+      <w:r>
+        <w:rPr>
+          <w:rFonts w:ascii="Courier New" w:eastAsia="Courier New" w:hAnsi="Courier New" w:cs="Courier New"/>
+          <w:color w:val="000000" w:themeColor="text1"/>
+          <w:sz w:val="20"/>
+          <w:szCs w:val="20"/>
+        </w:rPr>
+        <w:t xml:space="preserve">    </w:t>
       </w:r>
       <w:r>
         <w:rPr>
@@ -8176,9 +12885,11 @@
         <w:pStyle w:val="Titre3"/>
         <w:spacing w:after="200"/>
       </w:pPr>
+      <w:bookmarkStart w:id="28" w:name="_Toc230612195"/>
       <w:r>
         <w:t>Evaluation</w:t>
       </w:r>
+      <w:bookmarkEnd w:id="28"/>
     </w:p>
     <w:p>
       <w:pPr>
@@ -8261,9 +12972,9 @@
           <w:szCs w:val="20"/>
           <w:shd w:val="clear" w:color="auto" w:fill="D0CECE" w:themeFill="background2" w:themeFillShade="E6"/>
         </w:rPr>
-        <w:t xml:space="preserve">    python -m </w:t>
-      </w:r>
-      <w:proofErr w:type="spellStart"/>
+        <w:t xml:space="preserve">    </w:t>
+      </w:r>
+      <w:proofErr w:type="gramStart"/>
       <w:r>
         <w:rPr>
           <w:rFonts w:ascii="Courier New" w:eastAsia="Courier New" w:hAnsi="Courier New" w:cs="Courier New"/>
@@ -8272,7 +12983,51 @@
           <w:szCs w:val="20"/>
           <w:shd w:val="clear" w:color="auto" w:fill="D0CECE" w:themeFill="background2" w:themeFillShade="E6"/>
         </w:rPr>
-        <w:t>dl_models.eval_real</w:t>
+        <w:t>python</w:t>
+      </w:r>
+      <w:proofErr w:type="gramEnd"/>
+      <w:r>
+        <w:rPr>
+          <w:rFonts w:ascii="Courier New" w:eastAsia="Courier New" w:hAnsi="Courier New" w:cs="Courier New"/>
+          <w:color w:val="000000" w:themeColor="text1"/>
+          <w:sz w:val="20"/>
+          <w:szCs w:val="20"/>
+          <w:shd w:val="clear" w:color="auto" w:fill="D0CECE" w:themeFill="background2" w:themeFillShade="E6"/>
+        </w:rPr>
+        <w:t xml:space="preserve"> -m </w:t>
+      </w:r>
+      <w:proofErr w:type="spellStart"/>
+      <w:r>
+        <w:rPr>
+          <w:rFonts w:ascii="Courier New" w:eastAsia="Courier New" w:hAnsi="Courier New" w:cs="Courier New"/>
+          <w:color w:val="000000" w:themeColor="text1"/>
+          <w:sz w:val="20"/>
+          <w:szCs w:val="20"/>
+          <w:shd w:val="clear" w:color="auto" w:fill="D0CECE" w:themeFill="background2" w:themeFillShade="E6"/>
+        </w:rPr>
+        <w:t>dl_</w:t>
+      </w:r>
+      <w:proofErr w:type="gramStart"/>
+      <w:r>
+        <w:rPr>
+          <w:rFonts w:ascii="Courier New" w:eastAsia="Courier New" w:hAnsi="Courier New" w:cs="Courier New"/>
+          <w:color w:val="000000" w:themeColor="text1"/>
+          <w:sz w:val="20"/>
+          <w:szCs w:val="20"/>
+          <w:shd w:val="clear" w:color="auto" w:fill="D0CECE" w:themeFill="background2" w:themeFillShade="E6"/>
+        </w:rPr>
+        <w:t>models.eval</w:t>
+      </w:r>
+      <w:proofErr w:type="gramEnd"/>
+      <w:r>
+        <w:rPr>
+          <w:rFonts w:ascii="Courier New" w:eastAsia="Courier New" w:hAnsi="Courier New" w:cs="Courier New"/>
+          <w:color w:val="000000" w:themeColor="text1"/>
+          <w:sz w:val="20"/>
+          <w:szCs w:val="20"/>
+          <w:shd w:val="clear" w:color="auto" w:fill="D0CECE" w:themeFill="background2" w:themeFillShade="E6"/>
+        </w:rPr>
+        <w:t>_real</w:t>
       </w:r>
       <w:proofErr w:type="spellEnd"/>
       <w:r>
@@ -8430,9 +13185,11 @@
         <w:pStyle w:val="Titre3"/>
         <w:spacing w:after="200"/>
       </w:pPr>
+      <w:bookmarkStart w:id="29" w:name="_Toc230612196"/>
       <w:r>
         <w:t>Résultats (150 animaux, mai 2026)</w:t>
       </w:r>
+      <w:bookmarkEnd w:id="29"/>
     </w:p>
     <w:p>
       <w:pPr>
@@ -8963,6 +13720,7 @@
         <w:rPr>
           <w:b/>
           <w:bCs/>
+          <w:noProof/>
         </w:rPr>
         <w:drawing>
           <wp:inline distT="0" distB="0" distL="0" distR="0" wp14:anchorId="0C7BA31D" wp14:editId="3E2EA6AC">
@@ -9017,6 +13775,9 @@
         <w:spacing w:after="200"/>
       </w:pPr>
       <w:r>
+        <w:rPr>
+          <w:noProof/>
+        </w:rPr>
         <w:drawing>
           <wp:inline distT="0" distB="0" distL="0" distR="0" wp14:anchorId="371840FE" wp14:editId="79529327">
             <wp:extent cx="3956050" cy="4333700"/>
@@ -9059,9 +13820,14 @@
         <w:pStyle w:val="Titre2"/>
         <w:spacing w:after="200"/>
       </w:pPr>
+      <w:bookmarkStart w:id="30" w:name="_Toc230612197"/>
       <w:r>
         <w:lastRenderedPageBreak/>
-        <w:t xml:space="preserve">LIMITES </w:t>
+        <w:t>LIMITES</w:t>
+      </w:r>
+      <w:bookmarkEnd w:id="30"/>
+      <w:r>
+        <w:t xml:space="preserve"> </w:t>
       </w:r>
     </w:p>
     <w:p>
@@ -9069,9 +13835,11 @@
         <w:pStyle w:val="Titre3"/>
         <w:spacing w:after="200"/>
       </w:pPr>
+      <w:bookmarkStart w:id="31" w:name="_Toc230612198"/>
       <w:r>
         <w:t>Inadéquation du vocabulaire de races</w:t>
       </w:r>
+      <w:bookmarkEnd w:id="31"/>
     </w:p>
     <w:p>
       <w:pPr>
@@ -9363,9 +14131,11 @@
         <w:pStyle w:val="Titre3"/>
         <w:spacing w:after="200"/>
       </w:pPr>
+      <w:bookmarkStart w:id="32" w:name="_Toc230612199"/>
       <w:r>
         <w:t>Mauvaise calibration hors distribution</w:t>
       </w:r>
+      <w:bookmarkEnd w:id="32"/>
     </w:p>
     <w:tbl>
       <w:tblPr>
@@ -9530,9 +14300,11 @@
         <w:pStyle w:val="Titre3"/>
         <w:spacing w:after="200"/>
       </w:pPr>
+      <w:bookmarkStart w:id="33" w:name="_Toc230612200"/>
       <w:r>
         <w:t>Données insuffisantes pour fine-tuning ciblé</w:t>
       </w:r>
+      <w:bookmarkEnd w:id="33"/>
     </w:p>
     <w:p>
       <w:pPr>
@@ -9546,7 +14318,15 @@
       </w:r>
       <w:r>
         <w:br/>
-        <w:t xml:space="preserve">Une collecte supplémentaire et possible, et sera retenté. Mais la pertinence est faible, car même si des milliers de fiches animales sont récupérées, ce sera noyé entre plusieurs espèces, et races représentés. </w:t>
+        <w:t xml:space="preserve">Une collecte supplémentaire et possible, et sera retenté. Mais la pertinence est faible, car même si des milliers de fiches animales sont récupérées, ce sera noyé entre plusieurs espèces, et </w:t>
+      </w:r>
+      <w:proofErr w:type="gramStart"/>
+      <w:r>
+        <w:t>races représentés</w:t>
+      </w:r>
+      <w:proofErr w:type="gramEnd"/>
+      <w:r>
+        <w:t xml:space="preserve">. </w:t>
       </w:r>
       <w:r>
         <w:br/>
@@ -9584,6 +14364,7 @@
         <w:pStyle w:val="Titre3"/>
         <w:spacing w:after="200"/>
       </w:pPr>
+      <w:bookmarkStart w:id="34" w:name="_Toc230612201"/>
       <w:r>
         <w:t xml:space="preserve">Qualité des images en </w:t>
       </w:r>
@@ -9591,6 +14372,7 @@
       <w:r>
         <w:t>shelter</w:t>
       </w:r>
+      <w:bookmarkEnd w:id="34"/>
       <w:proofErr w:type="spellEnd"/>
     </w:p>
     <w:p>
@@ -9614,6 +14396,7 @@
         <w:pStyle w:val="Titre2"/>
         <w:spacing w:after="200"/>
       </w:pPr>
+      <w:bookmarkStart w:id="35" w:name="_Toc230612202"/>
       <w:r>
         <w:t xml:space="preserve">Intégration </w:t>
       </w:r>
@@ -9624,6 +14407,7 @@
       <w:r>
         <w:t>PawMatch</w:t>
       </w:r>
+      <w:bookmarkEnd w:id="35"/>
       <w:proofErr w:type="spellEnd"/>
     </w:p>
     <w:p>
@@ -9631,6 +14415,7 @@
         <w:pStyle w:val="Titre3"/>
         <w:spacing w:after="200"/>
       </w:pPr>
+      <w:bookmarkStart w:id="36" w:name="_Toc230612203"/>
       <w:r>
         <w:t>Enrichissement de la BD (</w:t>
       </w:r>
@@ -9644,6 +14429,7 @@
       <w:r>
         <w:t>)</w:t>
       </w:r>
+      <w:bookmarkEnd w:id="36"/>
     </w:p>
     <w:p>
       <w:pPr>
@@ -9743,17 +14529,48 @@
           <w:sz w:val="20"/>
           <w:szCs w:val="20"/>
         </w:rPr>
-        <w:t xml:space="preserve">    python -m </w:t>
-      </w:r>
-      <w:proofErr w:type="spellStart"/>
-      <w:r>
-        <w:rPr>
-          <w:rFonts w:ascii="Courier New" w:eastAsia="Courier New" w:hAnsi="Courier New" w:cs="Courier New"/>
-          <w:color w:val="000000" w:themeColor="text1"/>
-          <w:sz w:val="20"/>
-          <w:szCs w:val="20"/>
-        </w:rPr>
-        <w:t>scripts.enrich_breeds</w:t>
+        <w:t xml:space="preserve">    </w:t>
+      </w:r>
+      <w:proofErr w:type="gramStart"/>
+      <w:r>
+        <w:rPr>
+          <w:rFonts w:ascii="Courier New" w:eastAsia="Courier New" w:hAnsi="Courier New" w:cs="Courier New"/>
+          <w:color w:val="000000" w:themeColor="text1"/>
+          <w:sz w:val="20"/>
+          <w:szCs w:val="20"/>
+        </w:rPr>
+        <w:t>python</w:t>
+      </w:r>
+      <w:proofErr w:type="gramEnd"/>
+      <w:r>
+        <w:rPr>
+          <w:rFonts w:ascii="Courier New" w:eastAsia="Courier New" w:hAnsi="Courier New" w:cs="Courier New"/>
+          <w:color w:val="000000" w:themeColor="text1"/>
+          <w:sz w:val="20"/>
+          <w:szCs w:val="20"/>
+        </w:rPr>
+        <w:t xml:space="preserve"> -m </w:t>
+      </w:r>
+      <w:proofErr w:type="spellStart"/>
+      <w:proofErr w:type="gramStart"/>
+      <w:r>
+        <w:rPr>
+          <w:rFonts w:ascii="Courier New" w:eastAsia="Courier New" w:hAnsi="Courier New" w:cs="Courier New"/>
+          <w:color w:val="000000" w:themeColor="text1"/>
+          <w:sz w:val="20"/>
+          <w:szCs w:val="20"/>
+        </w:rPr>
+        <w:t>scripts.enrich</w:t>
+      </w:r>
+      <w:proofErr w:type="gramEnd"/>
+      <w:r>
+        <w:rPr>
+          <w:rFonts w:ascii="Courier New" w:eastAsia="Courier New" w:hAnsi="Courier New" w:cs="Courier New"/>
+          <w:color w:val="000000" w:themeColor="text1"/>
+          <w:sz w:val="20"/>
+          <w:szCs w:val="20"/>
+        </w:rPr>
+        <w:t>_breeds</w:t>
       </w:r>
       <w:proofErr w:type="spellEnd"/>
       <w:r>
@@ -9821,9 +14638,11 @@
         <w:pStyle w:val="Titre3"/>
         <w:spacing w:after="200"/>
       </w:pPr>
+      <w:bookmarkStart w:id="37" w:name="_Toc230612204"/>
       <w:r>
         <w:t>Badge "MAYBE"</w:t>
       </w:r>
+      <w:bookmarkEnd w:id="37"/>
     </w:p>
     <w:p>
       <w:pPr>
@@ -9914,7 +14733,29 @@
           <w:szCs w:val="20"/>
           <w:shd w:val="clear" w:color="auto" w:fill="D0CECE" w:themeFill="background2" w:themeFillShade="E6"/>
         </w:rPr>
-        <w:t xml:space="preserve">    │ MAYBE (82%) : Beagle    │  ← bordure pointillée, italique    </w:t>
+        <w:t xml:space="preserve">    │ MAYBE (82%) : Beagle    </w:t>
+      </w:r>
+      <w:proofErr w:type="gramStart"/>
+      <w:r>
+        <w:rPr>
+          <w:rFonts w:ascii="Courier New" w:eastAsia="Courier New" w:hAnsi="Courier New" w:cs="Courier New"/>
+          <w:color w:val="000000" w:themeColor="text1"/>
+          <w:sz w:val="20"/>
+          <w:szCs w:val="20"/>
+          <w:shd w:val="clear" w:color="auto" w:fill="D0CECE" w:themeFill="background2" w:themeFillShade="E6"/>
+        </w:rPr>
+        <w:t>│  ←</w:t>
+      </w:r>
+      <w:proofErr w:type="gramEnd"/>
+      <w:r>
+        <w:rPr>
+          <w:rFonts w:ascii="Courier New" w:eastAsia="Courier New" w:hAnsi="Courier New" w:cs="Courier New"/>
+          <w:color w:val="000000" w:themeColor="text1"/>
+          <w:sz w:val="20"/>
+          <w:szCs w:val="20"/>
+          <w:shd w:val="clear" w:color="auto" w:fill="D0CECE" w:themeFill="background2" w:themeFillShade="E6"/>
+        </w:rPr>
+        <w:t xml:space="preserve"> bordure pointillée, italique    </w:t>
       </w:r>
       <w:r>
         <w:rPr>
@@ -10040,7 +14881,27 @@
           <w:sz w:val="20"/>
           <w:szCs w:val="20"/>
         </w:rPr>
-        <w:t xml:space="preserve">      ↑ race DB    ↑ prédiction IA (opacité réduite)    </w:t>
+        <w:t xml:space="preserve">      ↑ race DB    ↑ prédiction IA (opacité </w:t>
+      </w:r>
+      <w:proofErr w:type="gramStart"/>
+      <w:r>
+        <w:rPr>
+          <w:rFonts w:ascii="Courier New" w:eastAsia="Courier New" w:hAnsi="Courier New" w:cs="Courier New"/>
+          <w:color w:val="000000" w:themeColor="text1"/>
+          <w:sz w:val="20"/>
+          <w:szCs w:val="20"/>
+        </w:rPr>
+        <w:t xml:space="preserve">réduite)   </w:t>
+      </w:r>
+      <w:proofErr w:type="gramEnd"/>
+      <w:r>
+        <w:rPr>
+          <w:rFonts w:ascii="Courier New" w:eastAsia="Courier New" w:hAnsi="Courier New" w:cs="Courier New"/>
+          <w:color w:val="000000" w:themeColor="text1"/>
+          <w:sz w:val="20"/>
+          <w:szCs w:val="20"/>
+        </w:rPr>
+        <w:t xml:space="preserve"> </w:t>
       </w:r>
       <w:r>
         <w:rPr>
@@ -10134,6 +14995,7 @@
         <w:pStyle w:val="Titre3"/>
         <w:spacing w:after="200"/>
       </w:pPr>
+      <w:bookmarkStart w:id="38" w:name="_Toc230612205"/>
       <w:r>
         <w:t>Pré-remplissage formulaire de dépôt (</w:t>
       </w:r>
@@ -10147,6 +15009,7 @@
       <w:r>
         <w:t>)</w:t>
       </w:r>
+      <w:bookmarkEnd w:id="38"/>
     </w:p>
     <w:p>
       <w:pPr>
@@ -10230,7 +15093,27 @@
           <w:sz w:val="20"/>
           <w:szCs w:val="20"/>
         </w:rPr>
-        <w:t xml:space="preserve"> : Canvas → JPEG 72%, max 600px (≈ 50-100 Ko)    </w:t>
+        <w:t xml:space="preserve"> : Canvas → JPEG 72%, max 600px (≈ 50-100 </w:t>
+      </w:r>
+      <w:proofErr w:type="gramStart"/>
+      <w:r>
+        <w:rPr>
+          <w:rFonts w:ascii="Courier New" w:eastAsia="Courier New" w:hAnsi="Courier New" w:cs="Courier New"/>
+          <w:color w:val="000000" w:themeColor="text1"/>
+          <w:sz w:val="20"/>
+          <w:szCs w:val="20"/>
+        </w:rPr>
+        <w:t xml:space="preserve">Ko)   </w:t>
+      </w:r>
+      <w:proofErr w:type="gramEnd"/>
+      <w:r>
+        <w:rPr>
+          <w:rFonts w:ascii="Courier New" w:eastAsia="Courier New" w:hAnsi="Courier New" w:cs="Courier New"/>
+          <w:color w:val="000000" w:themeColor="text1"/>
+          <w:sz w:val="20"/>
+          <w:szCs w:val="20"/>
+        </w:rPr>
+        <w:t xml:space="preserve"> </w:t>
       </w:r>
       <w:r>
         <w:rPr>
@@ -10347,6 +15230,7 @@
         <w:pStyle w:val="Titre3"/>
         <w:spacing w:after="200"/>
       </w:pPr>
+      <w:bookmarkStart w:id="39" w:name="_Toc230612206"/>
       <w:proofErr w:type="spellStart"/>
       <w:r>
         <w:t>Embedding</w:t>
@@ -10355,6 +15239,7 @@
       <w:r>
         <w:t xml:space="preserve"> pour la similarité</w:t>
       </w:r>
+      <w:bookmarkEnd w:id="39"/>
     </w:p>
     <w:p>
       <w:pPr>
@@ -10480,10 +15365,12 @@
         <w:pStyle w:val="Titre2"/>
         <w:spacing w:after="200"/>
       </w:pPr>
+      <w:bookmarkStart w:id="40" w:name="_Toc230612207"/>
       <w:r>
         <w:lastRenderedPageBreak/>
         <w:t>Résumé</w:t>
       </w:r>
+      <w:bookmarkEnd w:id="40"/>
     </w:p>
     <w:tbl>
       <w:tblPr>
@@ -10776,9 +15663,11 @@
         <w:pStyle w:val="Titre3"/>
         <w:spacing w:after="200"/>
       </w:pPr>
+      <w:bookmarkStart w:id="41" w:name="_Toc230612208"/>
       <w:r>
         <w:t>Pistes d'amélioration</w:t>
       </w:r>
+      <w:bookmarkEnd w:id="41"/>
     </w:p>
     <w:p>
       <w:pPr>
@@ -10914,7 +15803,15 @@
       </w:r>
       <w:r>
         <w:br/>
-        <w:t>Propre, mais si modèle non performant, ca ne servira à rien.</w:t>
+        <w:t xml:space="preserve">Propre, mais si modèle non performant, </w:t>
+      </w:r>
+      <w:proofErr w:type="gramStart"/>
+      <w:r>
+        <w:t>ca</w:t>
+      </w:r>
+      <w:proofErr w:type="gramEnd"/>
+      <w:r>
+        <w:t xml:space="preserve"> ne servira à rien.</w:t>
       </w:r>
     </w:p>
     <w:p>
@@ -10944,6 +15841,2052 @@
       </w:r>
     </w:p>
     <w:p/>
+    <w:p/>
+    <w:p/>
+    <w:p/>
+    <w:p/>
+    <w:p/>
+    <w:p/>
+    <w:p/>
+    <w:p/>
+    <w:p/>
+    <w:p/>
+    <w:p/>
+    <w:p/>
+    <w:p/>
+    <w:p/>
+    <w:p/>
+    <w:p>
+      <w:pPr>
+        <w:pStyle w:val="Titre2"/>
+        <w:jc w:val="center"/>
+        <w:rPr>
+          <w:b/>
+          <w:bCs/>
+          <w:sz w:val="52"/>
+          <w:szCs w:val="52"/>
+        </w:rPr>
+      </w:pPr>
+      <w:bookmarkStart w:id="42" w:name="_Toc230612209"/>
+      <w:r>
+        <w:rPr>
+          <w:b/>
+          <w:bCs/>
+          <w:sz w:val="52"/>
+          <w:szCs w:val="52"/>
+        </w:rPr>
+        <w:t>3.</w:t>
+      </w:r>
+      <w:r>
+        <w:rPr>
+          <w:b/>
+          <w:bCs/>
+          <w:sz w:val="52"/>
+          <w:szCs w:val="52"/>
+        </w:rPr>
+        <w:t xml:space="preserve"> Réécriture des descriptions (LLM Rewrite)</w:t>
+      </w:r>
+      <w:bookmarkEnd w:id="42"/>
+    </w:p>
+    <w:p>
+      <w:pPr>
+        <w:pStyle w:val="Titre3"/>
+        <w:spacing w:after="200"/>
+      </w:pPr>
+      <w:bookmarkStart w:id="43" w:name="_Toc230612210"/>
+      <w:r>
+        <w:t>Problème</w:t>
+      </w:r>
+      <w:bookmarkEnd w:id="43"/>
+    </w:p>
+    <w:p>
+      <w:pPr>
+        <w:spacing w:after="120"/>
+      </w:pPr>
+      <w:r>
+        <w:t xml:space="preserve">Les descriptions d'animaux scrappées depuis La SPA et Seconde Chance sont brutes : phrases répétitives, </w:t>
+      </w:r>
+      <w:r>
+        <w:t xml:space="preserve">des infos qui n’ont rien à faire la, </w:t>
+      </w:r>
+      <w:r>
+        <w:t xml:space="preserve">ton froid ou incohérent. Ces descriptions nuisent à l'expérience utilisateur et au </w:t>
+      </w:r>
+      <w:proofErr w:type="spellStart"/>
+      <w:r>
+        <w:t>matching</w:t>
+      </w:r>
+      <w:proofErr w:type="spellEnd"/>
+      <w:r>
+        <w:t xml:space="preserve"> sémantique.</w:t>
+      </w:r>
+    </w:p>
+    <w:p>
+      <w:pPr>
+        <w:spacing w:after="200"/>
+      </w:pPr>
+      <w:r>
+        <w:t xml:space="preserve"> </w:t>
+      </w:r>
+    </w:p>
+    <w:p>
+      <w:pPr>
+        <w:pStyle w:val="Titre3"/>
+        <w:spacing w:after="200"/>
+      </w:pPr>
+      <w:bookmarkStart w:id="44" w:name="_Toc230612211"/>
+      <w:r>
+        <w:t>Solution</w:t>
+      </w:r>
+      <w:bookmarkEnd w:id="44"/>
+      <w:r>
+        <w:t xml:space="preserve"> simple</w:t>
+      </w:r>
+    </w:p>
+    <w:p>
+      <w:pPr>
+        <w:spacing w:after="120"/>
+      </w:pPr>
+      <w:r>
+        <w:t xml:space="preserve">Un job ponctuel réécrit toutes les descriptions via </w:t>
+      </w:r>
+      <w:proofErr w:type="spellStart"/>
+      <w:r>
+        <w:t>Bedroc</w:t>
+      </w:r>
+      <w:proofErr w:type="spellEnd"/>
+      <w:r>
+        <w:t xml:space="preserve"> et stocke le résultat dans une colonne dédiée </w:t>
+      </w:r>
+      <w:proofErr w:type="spellStart"/>
+      <w:r>
+        <w:rPr>
+          <w:rFonts w:ascii="Courier New" w:eastAsia="Courier New" w:hAnsi="Courier New" w:cs="Courier New"/>
+          <w:shd w:val="clear" w:color="auto" w:fill="F1F5F9"/>
+        </w:rPr>
+        <w:t>description_rewritten</w:t>
+      </w:r>
+      <w:proofErr w:type="spellEnd"/>
+      <w:r>
+        <w:t xml:space="preserve">, en préservant la description originale dans </w:t>
+      </w:r>
+      <w:r>
+        <w:rPr>
+          <w:rFonts w:ascii="Courier New" w:eastAsia="Courier New" w:hAnsi="Courier New" w:cs="Courier New"/>
+          <w:shd w:val="clear" w:color="auto" w:fill="F1F5F9"/>
+        </w:rPr>
+        <w:t>description</w:t>
+      </w:r>
+      <w:r>
+        <w:t>.</w:t>
+      </w:r>
+    </w:p>
+    <w:p>
+      <w:pPr>
+        <w:spacing w:after="200"/>
+      </w:pPr>
+      <w:r>
+        <w:t xml:space="preserve"> </w:t>
+      </w:r>
+    </w:p>
+    <w:p>
+      <w:pPr>
+        <w:pStyle w:val="Titre3"/>
+        <w:spacing w:after="200"/>
+      </w:pPr>
+      <w:bookmarkStart w:id="45" w:name="_Toc230612212"/>
+      <w:r>
+        <w:t>Prompt</w:t>
+      </w:r>
+      <w:bookmarkEnd w:id="45"/>
+    </w:p>
+    <w:p>
+      <w:pPr>
+        <w:shd w:val="clear" w:color="auto" w:fill="D0CECE" w:themeFill="background2" w:themeFillShade="E6"/>
+        <w:spacing w:before="160" w:after="200"/>
+        <w:ind w:left="240" w:right="240"/>
+        <w:rPr>
+          <w:color w:val="000000" w:themeColor="text1"/>
+        </w:rPr>
+      </w:pPr>
+      <w:r>
+        <w:rPr>
+          <w:rFonts w:ascii="Courier New" w:eastAsia="Courier New" w:hAnsi="Courier New" w:cs="Courier New"/>
+          <w:color w:val="000000" w:themeColor="text1"/>
+          <w:sz w:val="20"/>
+          <w:szCs w:val="20"/>
+        </w:rPr>
+        <w:t xml:space="preserve">         </w:t>
+      </w:r>
+      <w:r>
+        <w:rPr>
+          <w:color w:val="000000" w:themeColor="text1"/>
+        </w:rPr>
+        <w:br/>
+      </w:r>
+      <w:r>
+        <w:rPr>
+          <w:rFonts w:ascii="Courier New" w:eastAsia="Courier New" w:hAnsi="Courier New" w:cs="Courier New"/>
+          <w:color w:val="000000" w:themeColor="text1"/>
+          <w:sz w:val="20"/>
+          <w:szCs w:val="20"/>
+        </w:rPr>
+        <w:t xml:space="preserve">    Tu es un rédacteur bienveillant pour une plateforme française d'adoption animale.    </w:t>
+      </w:r>
+      <w:r>
+        <w:rPr>
+          <w:color w:val="000000" w:themeColor="text1"/>
+        </w:rPr>
+        <w:br/>
+      </w:r>
+      <w:r>
+        <w:rPr>
+          <w:rFonts w:ascii="Courier New" w:eastAsia="Courier New" w:hAnsi="Courier New" w:cs="Courier New"/>
+          <w:color w:val="000000" w:themeColor="text1"/>
+          <w:sz w:val="20"/>
+          <w:szCs w:val="20"/>
+        </w:rPr>
+        <w:t xml:space="preserve">         </w:t>
+      </w:r>
+      <w:r>
+        <w:rPr>
+          <w:color w:val="000000" w:themeColor="text1"/>
+        </w:rPr>
+        <w:br/>
+      </w:r>
+      <w:r>
+        <w:rPr>
+          <w:rFonts w:ascii="Courier New" w:eastAsia="Courier New" w:hAnsi="Courier New" w:cs="Courier New"/>
+          <w:color w:val="000000" w:themeColor="text1"/>
+          <w:sz w:val="20"/>
+          <w:szCs w:val="20"/>
+        </w:rPr>
+        <w:t xml:space="preserve">    Réécris la description suivante de façon claire, chaleureuse et engageante (3 à 5 phrases).    </w:t>
+      </w:r>
+      <w:r>
+        <w:rPr>
+          <w:color w:val="000000" w:themeColor="text1"/>
+        </w:rPr>
+        <w:br/>
+      </w:r>
+      <w:r>
+        <w:rPr>
+          <w:rFonts w:ascii="Courier New" w:eastAsia="Courier New" w:hAnsi="Courier New" w:cs="Courier New"/>
+          <w:color w:val="000000" w:themeColor="text1"/>
+          <w:sz w:val="20"/>
+          <w:szCs w:val="20"/>
+        </w:rPr>
+        <w:t xml:space="preserve">    Règles :    </w:t>
+      </w:r>
+      <w:r>
+        <w:rPr>
+          <w:color w:val="000000" w:themeColor="text1"/>
+        </w:rPr>
+        <w:br/>
+      </w:r>
+      <w:r>
+        <w:rPr>
+          <w:rFonts w:ascii="Courier New" w:eastAsia="Courier New" w:hAnsi="Courier New" w:cs="Courier New"/>
+          <w:color w:val="000000" w:themeColor="text1"/>
+          <w:sz w:val="20"/>
+          <w:szCs w:val="20"/>
+        </w:rPr>
+        <w:t xml:space="preserve">    - Supprime les informations redondantes, administratives ou inutiles (vaccins, puces, etc.)    </w:t>
+      </w:r>
+      <w:r>
+        <w:rPr>
+          <w:color w:val="000000" w:themeColor="text1"/>
+        </w:rPr>
+        <w:br/>
+      </w:r>
+      <w:r>
+        <w:rPr>
+          <w:rFonts w:ascii="Courier New" w:eastAsia="Courier New" w:hAnsi="Courier New" w:cs="Courier New"/>
+          <w:color w:val="000000" w:themeColor="text1"/>
+          <w:sz w:val="20"/>
+          <w:szCs w:val="20"/>
+        </w:rPr>
+        <w:t xml:space="preserve">    - Mets en valeur le caractère et les besoins de l'animal    </w:t>
+      </w:r>
+      <w:r>
+        <w:rPr>
+          <w:color w:val="000000" w:themeColor="text1"/>
+        </w:rPr>
+        <w:br/>
+      </w:r>
+      <w:r>
+        <w:rPr>
+          <w:rFonts w:ascii="Courier New" w:eastAsia="Courier New" w:hAnsi="Courier New" w:cs="Courier New"/>
+          <w:color w:val="000000" w:themeColor="text1"/>
+          <w:sz w:val="20"/>
+          <w:szCs w:val="20"/>
+        </w:rPr>
+        <w:t xml:space="preserve">    - Utilise un ton accessible et humain    </w:t>
+      </w:r>
+      <w:r>
+        <w:rPr>
+          <w:color w:val="000000" w:themeColor="text1"/>
+        </w:rPr>
+        <w:br/>
+      </w:r>
+      <w:r>
+        <w:rPr>
+          <w:rFonts w:ascii="Courier New" w:eastAsia="Courier New" w:hAnsi="Courier New" w:cs="Courier New"/>
+          <w:color w:val="000000" w:themeColor="text1"/>
+          <w:sz w:val="20"/>
+          <w:szCs w:val="20"/>
+        </w:rPr>
+        <w:t xml:space="preserve">    - Réponds UNIQUEMENT avec la description réécrite, sans introduction ni commentaire    </w:t>
+      </w:r>
+      <w:r>
+        <w:rPr>
+          <w:color w:val="000000" w:themeColor="text1"/>
+        </w:rPr>
+        <w:br/>
+      </w:r>
+      <w:r>
+        <w:rPr>
+          <w:rFonts w:ascii="Courier New" w:eastAsia="Courier New" w:hAnsi="Courier New" w:cs="Courier New"/>
+          <w:color w:val="000000" w:themeColor="text1"/>
+          <w:sz w:val="20"/>
+          <w:szCs w:val="20"/>
+        </w:rPr>
+        <w:t xml:space="preserve">         </w:t>
+      </w:r>
+      <w:r>
+        <w:rPr>
+          <w:color w:val="000000" w:themeColor="text1"/>
+        </w:rPr>
+        <w:br/>
+      </w:r>
+      <w:r>
+        <w:rPr>
+          <w:rFonts w:ascii="Courier New" w:eastAsia="Courier New" w:hAnsi="Courier New" w:cs="Courier New"/>
+          <w:color w:val="000000" w:themeColor="text1"/>
+          <w:sz w:val="20"/>
+          <w:szCs w:val="20"/>
+        </w:rPr>
+        <w:t xml:space="preserve">    Description originale :    </w:t>
+      </w:r>
+      <w:r>
+        <w:rPr>
+          <w:color w:val="000000" w:themeColor="text1"/>
+        </w:rPr>
+        <w:br/>
+      </w:r>
+      <w:r>
+        <w:rPr>
+          <w:rFonts w:ascii="Courier New" w:eastAsia="Courier New" w:hAnsi="Courier New" w:cs="Courier New"/>
+          <w:color w:val="000000" w:themeColor="text1"/>
+          <w:sz w:val="20"/>
+          <w:szCs w:val="20"/>
+        </w:rPr>
+        <w:t xml:space="preserve"> </w:t>
+      </w:r>
+      <w:proofErr w:type="gramStart"/>
+      <w:r>
+        <w:rPr>
+          <w:rFonts w:ascii="Courier New" w:eastAsia="Courier New" w:hAnsi="Courier New" w:cs="Courier New"/>
+          <w:color w:val="000000" w:themeColor="text1"/>
+          <w:sz w:val="20"/>
+          <w:szCs w:val="20"/>
+        </w:rPr>
+        <w:t xml:space="preserve">   {description}   </w:t>
+      </w:r>
+      <w:proofErr w:type="gramEnd"/>
+      <w:r>
+        <w:rPr>
+          <w:rFonts w:ascii="Courier New" w:eastAsia="Courier New" w:hAnsi="Courier New" w:cs="Courier New"/>
+          <w:color w:val="000000" w:themeColor="text1"/>
+          <w:sz w:val="20"/>
+          <w:szCs w:val="20"/>
+        </w:rPr>
+        <w:t xml:space="preserve"> </w:t>
+      </w:r>
+      <w:r>
+        <w:rPr>
+          <w:color w:val="000000" w:themeColor="text1"/>
+        </w:rPr>
+        <w:br/>
+      </w:r>
+      <w:r>
+        <w:rPr>
+          <w:rFonts w:ascii="Courier New" w:eastAsia="Courier New" w:hAnsi="Courier New" w:cs="Courier New"/>
+          <w:color w:val="000000" w:themeColor="text1"/>
+          <w:sz w:val="20"/>
+          <w:szCs w:val="20"/>
+        </w:rPr>
+        <w:t xml:space="preserve">         </w:t>
+      </w:r>
+    </w:p>
+    <w:p>
+      <w:pPr>
+        <w:spacing w:after="200"/>
+      </w:pPr>
+      <w:r>
+        <w:t xml:space="preserve"> </w:t>
+      </w:r>
+    </w:p>
+    <w:p>
+      <w:pPr>
+        <w:spacing w:after="120"/>
+      </w:pPr>
+      <w:r>
+        <w:rPr>
+          <w:b/>
+          <w:bCs/>
+        </w:rPr>
+        <w:t xml:space="preserve">Paramètres </w:t>
+      </w:r>
+      <w:proofErr w:type="spellStart"/>
+      <w:r>
+        <w:rPr>
+          <w:b/>
+          <w:bCs/>
+        </w:rPr>
+        <w:t>Bedrock</w:t>
+      </w:r>
+      <w:proofErr w:type="spellEnd"/>
+      <w:r>
+        <w:rPr>
+          <w:b/>
+          <w:bCs/>
+        </w:rPr>
+        <w:t xml:space="preserve"> :</w:t>
+      </w:r>
+      <w:r>
+        <w:t xml:space="preserve"> </w:t>
+      </w:r>
+      <w:proofErr w:type="spellStart"/>
+      <w:r>
+        <w:rPr>
+          <w:rFonts w:ascii="Courier New" w:eastAsia="Courier New" w:hAnsi="Courier New" w:cs="Courier New"/>
+          <w:shd w:val="clear" w:color="auto" w:fill="F1F5F9"/>
+        </w:rPr>
+        <w:t>max_tokens</w:t>
+      </w:r>
+      <w:proofErr w:type="spellEnd"/>
+      <w:r>
+        <w:rPr>
+          <w:rFonts w:ascii="Courier New" w:eastAsia="Courier New" w:hAnsi="Courier New" w:cs="Courier New"/>
+          <w:shd w:val="clear" w:color="auto" w:fill="F1F5F9"/>
+        </w:rPr>
+        <w:t>=512</w:t>
+      </w:r>
+      <w:r>
+        <w:t xml:space="preserve">, </w:t>
+      </w:r>
+      <w:proofErr w:type="spellStart"/>
+      <w:r>
+        <w:rPr>
+          <w:rFonts w:ascii="Courier New" w:eastAsia="Courier New" w:hAnsi="Courier New" w:cs="Courier New"/>
+          <w:shd w:val="clear" w:color="auto" w:fill="F1F5F9"/>
+        </w:rPr>
+        <w:t>temperature</w:t>
+      </w:r>
+      <w:proofErr w:type="spellEnd"/>
+      <w:r>
+        <w:rPr>
+          <w:rFonts w:ascii="Courier New" w:eastAsia="Courier New" w:hAnsi="Courier New" w:cs="Courier New"/>
+          <w:shd w:val="clear" w:color="auto" w:fill="F1F5F9"/>
+        </w:rPr>
+        <w:t>=0.3</w:t>
+      </w:r>
+      <w:r>
+        <w:t xml:space="preserve"> (peu de variance, uniformité du ton)</w:t>
+      </w:r>
+    </w:p>
+    <w:p>
+      <w:pPr>
+        <w:spacing w:after="200"/>
+      </w:pPr>
+      <w:r>
+        <w:t xml:space="preserve"> </w:t>
+      </w:r>
+      <w:r>
+        <w:br/>
+        <w:t>Pas besoin de faire compliqué, on vise l’efficacité.</w:t>
+      </w:r>
+    </w:p>
+    <w:p>
+      <w:pPr>
+        <w:pStyle w:val="Titre3"/>
+        <w:spacing w:after="200"/>
+      </w:pPr>
+      <w:bookmarkStart w:id="46" w:name="_Toc230612213"/>
+      <w:r>
+        <w:t>Modèle de données</w:t>
+      </w:r>
+      <w:bookmarkEnd w:id="46"/>
+    </w:p>
+    <w:p>
+      <w:pPr>
+        <w:spacing w:after="120"/>
+      </w:pPr>
+      <w:r>
+        <w:t xml:space="preserve">La colonne </w:t>
+      </w:r>
+      <w:proofErr w:type="spellStart"/>
+      <w:r>
+        <w:rPr>
+          <w:rFonts w:ascii="Courier New" w:eastAsia="Courier New" w:hAnsi="Courier New" w:cs="Courier New"/>
+          <w:shd w:val="clear" w:color="auto" w:fill="F1F5F9"/>
+        </w:rPr>
+        <w:t>description_rewritten</w:t>
+      </w:r>
+      <w:proofErr w:type="spellEnd"/>
+      <w:r>
+        <w:t xml:space="preserve"> est ajoutée à la table </w:t>
+      </w:r>
+      <w:proofErr w:type="spellStart"/>
+      <w:r>
+        <w:rPr>
+          <w:rFonts w:ascii="Courier New" w:eastAsia="Courier New" w:hAnsi="Courier New" w:cs="Courier New"/>
+          <w:shd w:val="clear" w:color="auto" w:fill="F1F5F9"/>
+        </w:rPr>
+        <w:t>animals</w:t>
+      </w:r>
+      <w:proofErr w:type="spellEnd"/>
+      <w:r>
+        <w:t xml:space="preserve"> :</w:t>
+      </w:r>
+    </w:p>
+    <w:p>
+      <w:pPr>
+        <w:spacing w:after="200"/>
+      </w:pPr>
+      <w:r>
+        <w:t xml:space="preserve"> </w:t>
+      </w:r>
+    </w:p>
+    <w:p>
+      <w:pPr>
+        <w:shd w:val="clear" w:color="auto" w:fill="D0CECE" w:themeFill="background2" w:themeFillShade="E6"/>
+        <w:spacing w:before="160" w:after="200"/>
+        <w:ind w:left="240" w:right="240"/>
+        <w:rPr>
+          <w:color w:val="000000" w:themeColor="text1"/>
+        </w:rPr>
+      </w:pPr>
+      <w:r>
+        <w:rPr>
+          <w:rFonts w:ascii="Courier New" w:eastAsia="Courier New" w:hAnsi="Courier New" w:cs="Courier New"/>
+          <w:color w:val="000000" w:themeColor="text1"/>
+          <w:sz w:val="20"/>
+          <w:szCs w:val="20"/>
+        </w:rPr>
+        <w:lastRenderedPageBreak/>
+        <w:t xml:space="preserve">         </w:t>
+      </w:r>
+      <w:r>
+        <w:rPr>
+          <w:color w:val="000000" w:themeColor="text1"/>
+        </w:rPr>
+        <w:br/>
+      </w:r>
+      <w:r>
+        <w:rPr>
+          <w:rFonts w:ascii="Courier New" w:eastAsia="Courier New" w:hAnsi="Courier New" w:cs="Courier New"/>
+          <w:color w:val="000000" w:themeColor="text1"/>
+          <w:sz w:val="20"/>
+          <w:szCs w:val="20"/>
+        </w:rPr>
+        <w:t xml:space="preserve">    ALTER TABLE </w:t>
+      </w:r>
+      <w:proofErr w:type="spellStart"/>
+      <w:r>
+        <w:rPr>
+          <w:rFonts w:ascii="Courier New" w:eastAsia="Courier New" w:hAnsi="Courier New" w:cs="Courier New"/>
+          <w:color w:val="000000" w:themeColor="text1"/>
+          <w:sz w:val="20"/>
+          <w:szCs w:val="20"/>
+        </w:rPr>
+        <w:t>animals</w:t>
+      </w:r>
+      <w:proofErr w:type="spellEnd"/>
+      <w:r>
+        <w:rPr>
+          <w:rFonts w:ascii="Courier New" w:eastAsia="Courier New" w:hAnsi="Courier New" w:cs="Courier New"/>
+          <w:color w:val="000000" w:themeColor="text1"/>
+          <w:sz w:val="20"/>
+          <w:szCs w:val="20"/>
+        </w:rPr>
+        <w:t xml:space="preserve"> ADD COLUMN IF NOT EXISTS </w:t>
+      </w:r>
+      <w:proofErr w:type="spellStart"/>
+      <w:r>
+        <w:rPr>
+          <w:rFonts w:ascii="Courier New" w:eastAsia="Courier New" w:hAnsi="Courier New" w:cs="Courier New"/>
+          <w:color w:val="000000" w:themeColor="text1"/>
+          <w:sz w:val="20"/>
+          <w:szCs w:val="20"/>
+        </w:rPr>
+        <w:t>description_rewritten</w:t>
+      </w:r>
+      <w:proofErr w:type="spellEnd"/>
+      <w:r>
+        <w:rPr>
+          <w:rFonts w:ascii="Courier New" w:eastAsia="Courier New" w:hAnsi="Courier New" w:cs="Courier New"/>
+          <w:color w:val="000000" w:themeColor="text1"/>
+          <w:sz w:val="20"/>
+          <w:szCs w:val="20"/>
+        </w:rPr>
+        <w:t xml:space="preserve"> </w:t>
+      </w:r>
+      <w:proofErr w:type="gramStart"/>
+      <w:r>
+        <w:rPr>
+          <w:rFonts w:ascii="Courier New" w:eastAsia="Courier New" w:hAnsi="Courier New" w:cs="Courier New"/>
+          <w:color w:val="000000" w:themeColor="text1"/>
+          <w:sz w:val="20"/>
+          <w:szCs w:val="20"/>
+        </w:rPr>
+        <w:t xml:space="preserve">TEXT;   </w:t>
+      </w:r>
+      <w:proofErr w:type="gramEnd"/>
+      <w:r>
+        <w:rPr>
+          <w:rFonts w:ascii="Courier New" w:eastAsia="Courier New" w:hAnsi="Courier New" w:cs="Courier New"/>
+          <w:color w:val="000000" w:themeColor="text1"/>
+          <w:sz w:val="20"/>
+          <w:szCs w:val="20"/>
+        </w:rPr>
+        <w:t xml:space="preserve"> </w:t>
+      </w:r>
+      <w:r>
+        <w:rPr>
+          <w:color w:val="000000" w:themeColor="text1"/>
+        </w:rPr>
+        <w:br/>
+      </w:r>
+      <w:r>
+        <w:rPr>
+          <w:rFonts w:ascii="Courier New" w:eastAsia="Courier New" w:hAnsi="Courier New" w:cs="Courier New"/>
+          <w:color w:val="000000" w:themeColor="text1"/>
+          <w:sz w:val="20"/>
+          <w:szCs w:val="20"/>
+        </w:rPr>
+        <w:t xml:space="preserve">         </w:t>
+      </w:r>
+    </w:p>
+    <w:p>
+      <w:pPr>
+        <w:spacing w:after="200"/>
+      </w:pPr>
+      <w:r>
+        <w:t xml:space="preserve"> </w:t>
+      </w:r>
+    </w:p>
+    <w:p>
+      <w:pPr>
+        <w:spacing w:after="120"/>
+      </w:pPr>
+      <w:r>
+        <w:t xml:space="preserve">Cette migration est appliquée automatiquement au démarrage de l'API via </w:t>
+      </w:r>
+      <w:proofErr w:type="spellStart"/>
+      <w:r>
+        <w:rPr>
+          <w:rFonts w:ascii="Courier New" w:eastAsia="Courier New" w:hAnsi="Courier New" w:cs="Courier New"/>
+          <w:shd w:val="clear" w:color="auto" w:fill="F1F5F9"/>
+        </w:rPr>
+        <w:t>init_</w:t>
+      </w:r>
+      <w:proofErr w:type="gramStart"/>
+      <w:r>
+        <w:rPr>
+          <w:rFonts w:ascii="Courier New" w:eastAsia="Courier New" w:hAnsi="Courier New" w:cs="Courier New"/>
+          <w:shd w:val="clear" w:color="auto" w:fill="F1F5F9"/>
+        </w:rPr>
+        <w:t>db</w:t>
+      </w:r>
+      <w:proofErr w:type="spellEnd"/>
+      <w:r>
+        <w:rPr>
+          <w:rFonts w:ascii="Courier New" w:eastAsia="Courier New" w:hAnsi="Courier New" w:cs="Courier New"/>
+          <w:shd w:val="clear" w:color="auto" w:fill="F1F5F9"/>
+        </w:rPr>
+        <w:t>(</w:t>
+      </w:r>
+      <w:proofErr w:type="gramEnd"/>
+      <w:r>
+        <w:rPr>
+          <w:rFonts w:ascii="Courier New" w:eastAsia="Courier New" w:hAnsi="Courier New" w:cs="Courier New"/>
+          <w:shd w:val="clear" w:color="auto" w:fill="F1F5F9"/>
+        </w:rPr>
+        <w:t>)</w:t>
+      </w:r>
+      <w:r>
+        <w:t>.</w:t>
+      </w:r>
+    </w:p>
+    <w:p>
+      <w:pPr>
+        <w:spacing w:after="200"/>
+      </w:pPr>
+      <w:r>
+        <w:t xml:space="preserve"> </w:t>
+      </w:r>
+    </w:p>
+    <w:p>
+      <w:pPr>
+        <w:pStyle w:val="Titre3"/>
+        <w:spacing w:after="200"/>
+      </w:pPr>
+      <w:bookmarkStart w:id="47" w:name="_Toc230612214"/>
+      <w:r>
+        <w:t xml:space="preserve">Le script </w:t>
+      </w:r>
+      <w:r>
+        <w:rPr>
+          <w:rFonts w:ascii="Courier New" w:eastAsia="Courier New" w:hAnsi="Courier New" w:cs="Courier New"/>
+          <w:shd w:val="clear" w:color="auto" w:fill="F1F5F9"/>
+        </w:rPr>
+        <w:t>scripts/rewrite_descriptions.py</w:t>
+      </w:r>
+      <w:bookmarkEnd w:id="47"/>
+    </w:p>
+    <w:p>
+      <w:pPr>
+        <w:spacing w:after="120"/>
+      </w:pPr>
+      <w:r>
+        <w:rPr>
+          <w:b/>
+          <w:bCs/>
+        </w:rPr>
+        <w:t>Usage :</w:t>
+      </w:r>
+    </w:p>
+    <w:p>
+      <w:pPr>
+        <w:spacing w:after="200"/>
+      </w:pPr>
+      <w:r>
+        <w:t xml:space="preserve"> </w:t>
+      </w:r>
+    </w:p>
+    <w:p>
+      <w:pPr>
+        <w:shd w:val="clear" w:color="auto" w:fill="D0CECE" w:themeFill="background2" w:themeFillShade="E6"/>
+        <w:spacing w:before="160" w:after="200"/>
+        <w:ind w:left="240" w:right="240"/>
+        <w:rPr>
+          <w:color w:val="000000" w:themeColor="text1"/>
+        </w:rPr>
+      </w:pPr>
+      <w:r>
+        <w:rPr>
+          <w:rFonts w:ascii="Courier New" w:eastAsia="Courier New" w:hAnsi="Courier New" w:cs="Courier New"/>
+          <w:color w:val="000000" w:themeColor="text1"/>
+          <w:sz w:val="20"/>
+          <w:szCs w:val="20"/>
+        </w:rPr>
+        <w:t xml:space="preserve">         </w:t>
+      </w:r>
+      <w:r>
+        <w:rPr>
+          <w:color w:val="000000" w:themeColor="text1"/>
+        </w:rPr>
+        <w:br/>
+      </w:r>
+      <w:r>
+        <w:rPr>
+          <w:rFonts w:ascii="Courier New" w:eastAsia="Courier New" w:hAnsi="Courier New" w:cs="Courier New"/>
+          <w:color w:val="000000" w:themeColor="text1"/>
+          <w:sz w:val="20"/>
+          <w:szCs w:val="20"/>
+        </w:rPr>
+        <w:t xml:space="preserve">    # Traiter tous les animaux sans description réécrite    </w:t>
+      </w:r>
+      <w:r>
+        <w:rPr>
+          <w:color w:val="000000" w:themeColor="text1"/>
+        </w:rPr>
+        <w:br/>
+      </w:r>
+      <w:r>
+        <w:rPr>
+          <w:rFonts w:ascii="Courier New" w:eastAsia="Courier New" w:hAnsi="Courier New" w:cs="Courier New"/>
+          <w:color w:val="000000" w:themeColor="text1"/>
+          <w:sz w:val="20"/>
+          <w:szCs w:val="20"/>
+        </w:rPr>
+        <w:t xml:space="preserve">    python -m </w:t>
+      </w:r>
+      <w:proofErr w:type="spellStart"/>
+      <w:proofErr w:type="gramStart"/>
+      <w:r>
+        <w:rPr>
+          <w:rFonts w:ascii="Courier New" w:eastAsia="Courier New" w:hAnsi="Courier New" w:cs="Courier New"/>
+          <w:color w:val="000000" w:themeColor="text1"/>
+          <w:sz w:val="20"/>
+          <w:szCs w:val="20"/>
+        </w:rPr>
+        <w:t>scripts.rewrite</w:t>
+      </w:r>
+      <w:proofErr w:type="gramEnd"/>
+      <w:r>
+        <w:rPr>
+          <w:rFonts w:ascii="Courier New" w:eastAsia="Courier New" w:hAnsi="Courier New" w:cs="Courier New"/>
+          <w:color w:val="000000" w:themeColor="text1"/>
+          <w:sz w:val="20"/>
+          <w:szCs w:val="20"/>
+        </w:rPr>
+        <w:t>_descriptions</w:t>
+      </w:r>
+      <w:proofErr w:type="spellEnd"/>
+      <w:r>
+        <w:rPr>
+          <w:rFonts w:ascii="Courier New" w:eastAsia="Courier New" w:hAnsi="Courier New" w:cs="Courier New"/>
+          <w:color w:val="000000" w:themeColor="text1"/>
+          <w:sz w:val="20"/>
+          <w:szCs w:val="20"/>
+        </w:rPr>
+        <w:t xml:space="preserve">    </w:t>
+      </w:r>
+      <w:r>
+        <w:rPr>
+          <w:color w:val="000000" w:themeColor="text1"/>
+        </w:rPr>
+        <w:br/>
+      </w:r>
+      <w:r>
+        <w:rPr>
+          <w:rFonts w:ascii="Courier New" w:eastAsia="Courier New" w:hAnsi="Courier New" w:cs="Courier New"/>
+          <w:color w:val="000000" w:themeColor="text1"/>
+          <w:sz w:val="20"/>
+          <w:szCs w:val="20"/>
+        </w:rPr>
+        <w:t xml:space="preserve">         </w:t>
+      </w:r>
+      <w:r>
+        <w:rPr>
+          <w:color w:val="000000" w:themeColor="text1"/>
+        </w:rPr>
+        <w:br/>
+      </w:r>
+      <w:r>
+        <w:rPr>
+          <w:rFonts w:ascii="Courier New" w:eastAsia="Courier New" w:hAnsi="Courier New" w:cs="Courier New"/>
+          <w:color w:val="000000" w:themeColor="text1"/>
+          <w:sz w:val="20"/>
+          <w:szCs w:val="20"/>
+        </w:rPr>
+        <w:t xml:space="preserve">    # Limiter à N animaux (idéal pour </w:t>
+      </w:r>
+      <w:proofErr w:type="gramStart"/>
+      <w:r>
+        <w:rPr>
+          <w:rFonts w:ascii="Courier New" w:eastAsia="Courier New" w:hAnsi="Courier New" w:cs="Courier New"/>
+          <w:color w:val="000000" w:themeColor="text1"/>
+          <w:sz w:val="20"/>
+          <w:szCs w:val="20"/>
+        </w:rPr>
+        <w:t xml:space="preserve">tester)   </w:t>
+      </w:r>
+      <w:proofErr w:type="gramEnd"/>
+      <w:r>
+        <w:rPr>
+          <w:rFonts w:ascii="Courier New" w:eastAsia="Courier New" w:hAnsi="Courier New" w:cs="Courier New"/>
+          <w:color w:val="000000" w:themeColor="text1"/>
+          <w:sz w:val="20"/>
+          <w:szCs w:val="20"/>
+        </w:rPr>
+        <w:t xml:space="preserve"> </w:t>
+      </w:r>
+      <w:r>
+        <w:rPr>
+          <w:color w:val="000000" w:themeColor="text1"/>
+        </w:rPr>
+        <w:br/>
+      </w:r>
+      <w:r>
+        <w:rPr>
+          <w:rFonts w:ascii="Courier New" w:eastAsia="Courier New" w:hAnsi="Courier New" w:cs="Courier New"/>
+          <w:color w:val="000000" w:themeColor="text1"/>
+          <w:sz w:val="20"/>
+          <w:szCs w:val="20"/>
+        </w:rPr>
+        <w:t xml:space="preserve">    python -m </w:t>
+      </w:r>
+      <w:proofErr w:type="spellStart"/>
+      <w:proofErr w:type="gramStart"/>
+      <w:r>
+        <w:rPr>
+          <w:rFonts w:ascii="Courier New" w:eastAsia="Courier New" w:hAnsi="Courier New" w:cs="Courier New"/>
+          <w:color w:val="000000" w:themeColor="text1"/>
+          <w:sz w:val="20"/>
+          <w:szCs w:val="20"/>
+        </w:rPr>
+        <w:t>scripts.rewrite</w:t>
+      </w:r>
+      <w:proofErr w:type="gramEnd"/>
+      <w:r>
+        <w:rPr>
+          <w:rFonts w:ascii="Courier New" w:eastAsia="Courier New" w:hAnsi="Courier New" w:cs="Courier New"/>
+          <w:color w:val="000000" w:themeColor="text1"/>
+          <w:sz w:val="20"/>
+          <w:szCs w:val="20"/>
+        </w:rPr>
+        <w:t>_descriptions</w:t>
+      </w:r>
+      <w:proofErr w:type="spellEnd"/>
+      <w:r>
+        <w:rPr>
+          <w:rFonts w:ascii="Courier New" w:eastAsia="Courier New" w:hAnsi="Courier New" w:cs="Courier New"/>
+          <w:color w:val="000000" w:themeColor="text1"/>
+          <w:sz w:val="20"/>
+          <w:szCs w:val="20"/>
+        </w:rPr>
+        <w:t xml:space="preserve"> --</w:t>
+      </w:r>
+      <w:proofErr w:type="spellStart"/>
+      <w:r>
+        <w:rPr>
+          <w:rFonts w:ascii="Courier New" w:eastAsia="Courier New" w:hAnsi="Courier New" w:cs="Courier New"/>
+          <w:color w:val="000000" w:themeColor="text1"/>
+          <w:sz w:val="20"/>
+          <w:szCs w:val="20"/>
+        </w:rPr>
+        <w:t>limit</w:t>
+      </w:r>
+      <w:proofErr w:type="spellEnd"/>
+      <w:r>
+        <w:rPr>
+          <w:rFonts w:ascii="Courier New" w:eastAsia="Courier New" w:hAnsi="Courier New" w:cs="Courier New"/>
+          <w:color w:val="000000" w:themeColor="text1"/>
+          <w:sz w:val="20"/>
+          <w:szCs w:val="20"/>
+        </w:rPr>
+        <w:t xml:space="preserve"> 50    </w:t>
+      </w:r>
+      <w:r>
+        <w:rPr>
+          <w:color w:val="000000" w:themeColor="text1"/>
+        </w:rPr>
+        <w:br/>
+      </w:r>
+      <w:r>
+        <w:rPr>
+          <w:rFonts w:ascii="Courier New" w:eastAsia="Courier New" w:hAnsi="Courier New" w:cs="Courier New"/>
+          <w:color w:val="000000" w:themeColor="text1"/>
+          <w:sz w:val="20"/>
+          <w:szCs w:val="20"/>
+        </w:rPr>
+        <w:t xml:space="preserve">         </w:t>
+      </w:r>
+      <w:r>
+        <w:rPr>
+          <w:color w:val="000000" w:themeColor="text1"/>
+        </w:rPr>
+        <w:br/>
+      </w:r>
+      <w:r>
+        <w:rPr>
+          <w:rFonts w:ascii="Courier New" w:eastAsia="Courier New" w:hAnsi="Courier New" w:cs="Courier New"/>
+          <w:color w:val="000000" w:themeColor="text1"/>
+          <w:sz w:val="20"/>
+          <w:szCs w:val="20"/>
+        </w:rPr>
+        <w:t xml:space="preserve">    # Afficher le résultat sans écrire en base (dry </w:t>
+      </w:r>
+      <w:proofErr w:type="gramStart"/>
+      <w:r>
+        <w:rPr>
+          <w:rFonts w:ascii="Courier New" w:eastAsia="Courier New" w:hAnsi="Courier New" w:cs="Courier New"/>
+          <w:color w:val="000000" w:themeColor="text1"/>
+          <w:sz w:val="20"/>
+          <w:szCs w:val="20"/>
+        </w:rPr>
+        <w:t xml:space="preserve">run)   </w:t>
+      </w:r>
+      <w:proofErr w:type="gramEnd"/>
+      <w:r>
+        <w:rPr>
+          <w:rFonts w:ascii="Courier New" w:eastAsia="Courier New" w:hAnsi="Courier New" w:cs="Courier New"/>
+          <w:color w:val="000000" w:themeColor="text1"/>
+          <w:sz w:val="20"/>
+          <w:szCs w:val="20"/>
+        </w:rPr>
+        <w:t xml:space="preserve"> </w:t>
+      </w:r>
+      <w:r>
+        <w:rPr>
+          <w:color w:val="000000" w:themeColor="text1"/>
+        </w:rPr>
+        <w:br/>
+      </w:r>
+      <w:r>
+        <w:rPr>
+          <w:rFonts w:ascii="Courier New" w:eastAsia="Courier New" w:hAnsi="Courier New" w:cs="Courier New"/>
+          <w:color w:val="000000" w:themeColor="text1"/>
+          <w:sz w:val="20"/>
+          <w:szCs w:val="20"/>
+        </w:rPr>
+        <w:t xml:space="preserve">    python -m </w:t>
+      </w:r>
+      <w:proofErr w:type="spellStart"/>
+      <w:proofErr w:type="gramStart"/>
+      <w:r>
+        <w:rPr>
+          <w:rFonts w:ascii="Courier New" w:eastAsia="Courier New" w:hAnsi="Courier New" w:cs="Courier New"/>
+          <w:color w:val="000000" w:themeColor="text1"/>
+          <w:sz w:val="20"/>
+          <w:szCs w:val="20"/>
+        </w:rPr>
+        <w:t>scripts.rewrite</w:t>
+      </w:r>
+      <w:proofErr w:type="gramEnd"/>
+      <w:r>
+        <w:rPr>
+          <w:rFonts w:ascii="Courier New" w:eastAsia="Courier New" w:hAnsi="Courier New" w:cs="Courier New"/>
+          <w:color w:val="000000" w:themeColor="text1"/>
+          <w:sz w:val="20"/>
+          <w:szCs w:val="20"/>
+        </w:rPr>
+        <w:t>_descriptions</w:t>
+      </w:r>
+      <w:proofErr w:type="spellEnd"/>
+      <w:r>
+        <w:rPr>
+          <w:rFonts w:ascii="Courier New" w:eastAsia="Courier New" w:hAnsi="Courier New" w:cs="Courier New"/>
+          <w:color w:val="000000" w:themeColor="text1"/>
+          <w:sz w:val="20"/>
+          <w:szCs w:val="20"/>
+        </w:rPr>
+        <w:t xml:space="preserve"> --dry-run    </w:t>
+      </w:r>
+      <w:r>
+        <w:rPr>
+          <w:color w:val="000000" w:themeColor="text1"/>
+        </w:rPr>
+        <w:br/>
+      </w:r>
+      <w:r>
+        <w:rPr>
+          <w:rFonts w:ascii="Courier New" w:eastAsia="Courier New" w:hAnsi="Courier New" w:cs="Courier New"/>
+          <w:color w:val="000000" w:themeColor="text1"/>
+          <w:sz w:val="20"/>
+          <w:szCs w:val="20"/>
+        </w:rPr>
+        <w:t xml:space="preserve">         </w:t>
+      </w:r>
+      <w:r>
+        <w:rPr>
+          <w:color w:val="000000" w:themeColor="text1"/>
+        </w:rPr>
+        <w:br/>
+      </w:r>
+      <w:r>
+        <w:rPr>
+          <w:rFonts w:ascii="Courier New" w:eastAsia="Courier New" w:hAnsi="Courier New" w:cs="Courier New"/>
+          <w:color w:val="000000" w:themeColor="text1"/>
+          <w:sz w:val="20"/>
+          <w:szCs w:val="20"/>
+        </w:rPr>
+        <w:t xml:space="preserve">    # Tout réécrire, même les animaux déjà traités    </w:t>
+      </w:r>
+      <w:r>
+        <w:rPr>
+          <w:color w:val="000000" w:themeColor="text1"/>
+        </w:rPr>
+        <w:br/>
+      </w:r>
+      <w:r>
+        <w:rPr>
+          <w:rFonts w:ascii="Courier New" w:eastAsia="Courier New" w:hAnsi="Courier New" w:cs="Courier New"/>
+          <w:color w:val="000000" w:themeColor="text1"/>
+          <w:sz w:val="20"/>
+          <w:szCs w:val="20"/>
+        </w:rPr>
+        <w:t xml:space="preserve">    python -m </w:t>
+      </w:r>
+      <w:proofErr w:type="spellStart"/>
+      <w:proofErr w:type="gramStart"/>
+      <w:r>
+        <w:rPr>
+          <w:rFonts w:ascii="Courier New" w:eastAsia="Courier New" w:hAnsi="Courier New" w:cs="Courier New"/>
+          <w:color w:val="000000" w:themeColor="text1"/>
+          <w:sz w:val="20"/>
+          <w:szCs w:val="20"/>
+        </w:rPr>
+        <w:t>scripts.rewrite</w:t>
+      </w:r>
+      <w:proofErr w:type="gramEnd"/>
+      <w:r>
+        <w:rPr>
+          <w:rFonts w:ascii="Courier New" w:eastAsia="Courier New" w:hAnsi="Courier New" w:cs="Courier New"/>
+          <w:color w:val="000000" w:themeColor="text1"/>
+          <w:sz w:val="20"/>
+          <w:szCs w:val="20"/>
+        </w:rPr>
+        <w:t>_descriptions</w:t>
+      </w:r>
+      <w:proofErr w:type="spellEnd"/>
+      <w:r>
+        <w:rPr>
+          <w:rFonts w:ascii="Courier New" w:eastAsia="Courier New" w:hAnsi="Courier New" w:cs="Courier New"/>
+          <w:color w:val="000000" w:themeColor="text1"/>
+          <w:sz w:val="20"/>
+          <w:szCs w:val="20"/>
+        </w:rPr>
+        <w:t xml:space="preserve"> --reset    </w:t>
+      </w:r>
+      <w:r>
+        <w:rPr>
+          <w:color w:val="000000" w:themeColor="text1"/>
+        </w:rPr>
+        <w:br/>
+      </w:r>
+      <w:r>
+        <w:rPr>
+          <w:rFonts w:ascii="Courier New" w:eastAsia="Courier New" w:hAnsi="Courier New" w:cs="Courier New"/>
+          <w:color w:val="000000" w:themeColor="text1"/>
+          <w:sz w:val="20"/>
+          <w:szCs w:val="20"/>
+        </w:rPr>
+        <w:t xml:space="preserve">         </w:t>
+      </w:r>
+    </w:p>
+    <w:p>
+      <w:pPr>
+        <w:spacing w:after="200"/>
+      </w:pPr>
+      <w:r>
+        <w:t xml:space="preserve"> </w:t>
+      </w:r>
+    </w:p>
+    <w:p>
+      <w:pPr>
+        <w:spacing w:after="120"/>
+      </w:pPr>
+      <w:r>
+        <w:rPr>
+          <w:b/>
+          <w:bCs/>
+        </w:rPr>
+        <w:t>Comportement :</w:t>
+      </w:r>
+    </w:p>
+    <w:p>
+      <w:pPr>
+        <w:spacing w:after="200"/>
+      </w:pPr>
+      <w:r>
+        <w:t xml:space="preserve"> </w:t>
+      </w:r>
+    </w:p>
+    <w:p>
+      <w:pPr>
+        <w:spacing w:after="100"/>
+        <w:ind w:left="20"/>
+      </w:pPr>
+      <w:r>
+        <w:t xml:space="preserve">1. Sélectionne tous les animaux avec </w:t>
+      </w:r>
+      <w:r>
+        <w:rPr>
+          <w:rFonts w:ascii="Courier New" w:eastAsia="Courier New" w:hAnsi="Courier New" w:cs="Courier New"/>
+          <w:shd w:val="clear" w:color="auto" w:fill="F1F5F9"/>
+        </w:rPr>
+        <w:t xml:space="preserve">description IS NOT NULL AND </w:t>
+      </w:r>
+      <w:proofErr w:type="spellStart"/>
+      <w:r>
+        <w:rPr>
+          <w:rFonts w:ascii="Courier New" w:eastAsia="Courier New" w:hAnsi="Courier New" w:cs="Courier New"/>
+          <w:shd w:val="clear" w:color="auto" w:fill="F1F5F9"/>
+        </w:rPr>
+        <w:t>description_rewritten</w:t>
+      </w:r>
+      <w:proofErr w:type="spellEnd"/>
+      <w:r>
+        <w:rPr>
+          <w:rFonts w:ascii="Courier New" w:eastAsia="Courier New" w:hAnsi="Courier New" w:cs="Courier New"/>
+          <w:shd w:val="clear" w:color="auto" w:fill="F1F5F9"/>
+        </w:rPr>
+        <w:t xml:space="preserve"> IS NULL</w:t>
+      </w:r>
+    </w:p>
+    <w:p>
+      <w:pPr>
+        <w:spacing w:after="100"/>
+        <w:ind w:left="20"/>
+      </w:pPr>
+      <w:r>
+        <w:t xml:space="preserve">2. Pour chaque animal, appelle </w:t>
+      </w:r>
+      <w:proofErr w:type="spellStart"/>
+      <w:r>
+        <w:t>Bedrock</w:t>
+      </w:r>
+      <w:proofErr w:type="spellEnd"/>
+      <w:r>
+        <w:t xml:space="preserve"> (Claude Haiku</w:t>
+      </w:r>
+      <w:r>
+        <w:t xml:space="preserve"> 4.5</w:t>
+      </w:r>
+      <w:r>
+        <w:t>)</w:t>
+      </w:r>
+    </w:p>
+    <w:p>
+      <w:pPr>
+        <w:spacing w:after="100"/>
+        <w:ind w:left="20"/>
+      </w:pPr>
+      <w:r>
+        <w:t xml:space="preserve">3. Met à jour </w:t>
+      </w:r>
+      <w:proofErr w:type="spellStart"/>
+      <w:r>
+        <w:rPr>
+          <w:rFonts w:ascii="Courier New" w:eastAsia="Courier New" w:hAnsi="Courier New" w:cs="Courier New"/>
+          <w:shd w:val="clear" w:color="auto" w:fill="F1F5F9"/>
+        </w:rPr>
+        <w:t>description_rewritten</w:t>
+      </w:r>
+      <w:proofErr w:type="spellEnd"/>
+      <w:r>
+        <w:t xml:space="preserve"> dans </w:t>
+      </w:r>
+      <w:proofErr w:type="spellStart"/>
+      <w:r>
+        <w:rPr>
+          <w:rFonts w:ascii="Courier New" w:eastAsia="Courier New" w:hAnsi="Courier New" w:cs="Courier New"/>
+          <w:shd w:val="clear" w:color="auto" w:fill="F1F5F9"/>
+        </w:rPr>
+        <w:t>animals</w:t>
+      </w:r>
+      <w:proofErr w:type="spellEnd"/>
+    </w:p>
+    <w:p>
+      <w:pPr>
+        <w:spacing w:after="100"/>
+        <w:ind w:left="20"/>
+      </w:pPr>
+      <w:r>
+        <w:t xml:space="preserve">4. Insère une trace dans </w:t>
+      </w:r>
+      <w:proofErr w:type="spellStart"/>
+      <w:r>
+        <w:rPr>
+          <w:rFonts w:ascii="Courier New" w:eastAsia="Courier New" w:hAnsi="Courier New" w:cs="Courier New"/>
+          <w:shd w:val="clear" w:color="auto" w:fill="F1F5F9"/>
+        </w:rPr>
+        <w:t>llm_traces</w:t>
+      </w:r>
+      <w:proofErr w:type="spellEnd"/>
+      <w:r>
+        <w:t xml:space="preserve"> (</w:t>
+      </w:r>
+      <w:proofErr w:type="spellStart"/>
+      <w:r>
+        <w:t>feature</w:t>
+      </w:r>
+      <w:proofErr w:type="spellEnd"/>
+      <w:r>
+        <w:t xml:space="preserve"> = </w:t>
+      </w:r>
+      <w:proofErr w:type="spellStart"/>
+      <w:r>
+        <w:rPr>
+          <w:rFonts w:ascii="Courier New" w:eastAsia="Courier New" w:hAnsi="Courier New" w:cs="Courier New"/>
+          <w:shd w:val="clear" w:color="auto" w:fill="F1F5F9"/>
+        </w:rPr>
+        <w:t>description_rewrite</w:t>
+      </w:r>
+      <w:proofErr w:type="spellEnd"/>
+      <w:r>
+        <w:t>)</w:t>
+      </w:r>
+    </w:p>
+    <w:p>
+      <w:pPr>
+        <w:spacing w:after="100"/>
+        <w:ind w:left="20"/>
+      </w:pPr>
+      <w:r>
+        <w:t>5. Commit par animal</w:t>
+      </w:r>
+      <w:r>
+        <w:t xml:space="preserve"> : </w:t>
+      </w:r>
+      <w:proofErr w:type="spellStart"/>
+      <w:r>
+        <w:t>safe</w:t>
+      </w:r>
+      <w:proofErr w:type="spellEnd"/>
+      <w:r>
+        <w:t xml:space="preserve"> si le script est interrompu (reprise là où il s'est arrêté)</w:t>
+      </w:r>
+    </w:p>
+    <w:p>
+      <w:pPr>
+        <w:spacing w:after="100"/>
+        <w:ind w:left="20"/>
+      </w:pPr>
+      <w:r>
+        <w:t xml:space="preserve">6. Rate </w:t>
+      </w:r>
+      <w:proofErr w:type="spellStart"/>
+      <w:r>
+        <w:t>limit</w:t>
+      </w:r>
+      <w:proofErr w:type="spellEnd"/>
+      <w:r>
+        <w:t xml:space="preserve"> : 0.3s entre chaque appel (respect du débit </w:t>
+      </w:r>
+      <w:proofErr w:type="spellStart"/>
+      <w:r>
+        <w:t>Bedrock</w:t>
+      </w:r>
+      <w:proofErr w:type="spellEnd"/>
+      <w:r>
+        <w:t>)</w:t>
+      </w:r>
+    </w:p>
+    <w:p>
+      <w:pPr>
+        <w:spacing w:after="200"/>
+      </w:pPr>
+      <w:r>
+        <w:t xml:space="preserve"> </w:t>
+      </w:r>
+    </w:p>
+    <w:p>
+      <w:pPr>
+        <w:spacing w:after="120"/>
+      </w:pPr>
+      <w:r>
+        <w:rPr>
+          <w:b/>
+          <w:bCs/>
+        </w:rPr>
+        <w:t>Logs de sortie :</w:t>
+      </w:r>
+    </w:p>
+    <w:p>
+      <w:pPr>
+        <w:shd w:val="clear" w:color="auto" w:fill="D0CECE" w:themeFill="background2" w:themeFillShade="E6"/>
+        <w:spacing w:before="160" w:after="200"/>
+        <w:ind w:left="240" w:right="240"/>
+        <w:rPr>
+          <w:color w:val="000000" w:themeColor="text1"/>
+        </w:rPr>
+      </w:pPr>
+      <w:r>
+        <w:rPr>
+          <w:rFonts w:ascii="Courier New" w:eastAsia="Courier New" w:hAnsi="Courier New" w:cs="Courier New"/>
+          <w:color w:val="000000" w:themeColor="text1"/>
+          <w:sz w:val="20"/>
+          <w:szCs w:val="20"/>
+        </w:rPr>
+        <w:t xml:space="preserve">         </w:t>
+      </w:r>
+      <w:r>
+        <w:rPr>
+          <w:color w:val="000000" w:themeColor="text1"/>
+        </w:rPr>
+        <w:br/>
+      </w:r>
+      <w:r>
+        <w:rPr>
+          <w:rFonts w:ascii="Courier New" w:eastAsia="Courier New" w:hAnsi="Courier New" w:cs="Courier New"/>
+          <w:color w:val="000000" w:themeColor="text1"/>
+          <w:sz w:val="20"/>
+          <w:szCs w:val="20"/>
+        </w:rPr>
+        <w:t xml:space="preserve">    2026-05-25 </w:t>
+      </w:r>
+      <w:proofErr w:type="gramStart"/>
+      <w:r>
+        <w:rPr>
+          <w:rFonts w:ascii="Courier New" w:eastAsia="Courier New" w:hAnsi="Courier New" w:cs="Courier New"/>
+          <w:color w:val="000000" w:themeColor="text1"/>
+          <w:sz w:val="20"/>
+          <w:szCs w:val="20"/>
+        </w:rPr>
+        <w:t>11:00:</w:t>
+      </w:r>
+      <w:proofErr w:type="gramEnd"/>
+      <w:r>
+        <w:rPr>
+          <w:rFonts w:ascii="Courier New" w:eastAsia="Courier New" w:hAnsi="Courier New" w:cs="Courier New"/>
+          <w:color w:val="000000" w:themeColor="text1"/>
+          <w:sz w:val="20"/>
+          <w:szCs w:val="20"/>
+        </w:rPr>
+        <w:t>01 INFO 10 animaux à réécrire (</w:t>
+      </w:r>
+      <w:proofErr w:type="spellStart"/>
+      <w:r>
+        <w:rPr>
+          <w:rFonts w:ascii="Courier New" w:eastAsia="Courier New" w:hAnsi="Courier New" w:cs="Courier New"/>
+          <w:color w:val="000000" w:themeColor="text1"/>
+          <w:sz w:val="20"/>
+          <w:szCs w:val="20"/>
+        </w:rPr>
+        <w:t>dry_run</w:t>
+      </w:r>
+      <w:proofErr w:type="spellEnd"/>
+      <w:r>
+        <w:rPr>
+          <w:rFonts w:ascii="Courier New" w:eastAsia="Courier New" w:hAnsi="Courier New" w:cs="Courier New"/>
+          <w:color w:val="000000" w:themeColor="text1"/>
+          <w:sz w:val="20"/>
+          <w:szCs w:val="20"/>
+        </w:rPr>
+        <w:t>=</w:t>
+      </w:r>
+      <w:proofErr w:type="gramStart"/>
+      <w:r>
+        <w:rPr>
+          <w:rFonts w:ascii="Courier New" w:eastAsia="Courier New" w:hAnsi="Courier New" w:cs="Courier New"/>
+          <w:color w:val="000000" w:themeColor="text1"/>
+          <w:sz w:val="20"/>
+          <w:szCs w:val="20"/>
+        </w:rPr>
+        <w:t xml:space="preserve">False)   </w:t>
+      </w:r>
+      <w:proofErr w:type="gramEnd"/>
+      <w:r>
+        <w:rPr>
+          <w:rFonts w:ascii="Courier New" w:eastAsia="Courier New" w:hAnsi="Courier New" w:cs="Courier New"/>
+          <w:color w:val="000000" w:themeColor="text1"/>
+          <w:sz w:val="20"/>
+          <w:szCs w:val="20"/>
+        </w:rPr>
+        <w:t xml:space="preserve"> </w:t>
+      </w:r>
+      <w:r>
+        <w:rPr>
+          <w:color w:val="000000" w:themeColor="text1"/>
+        </w:rPr>
+        <w:br/>
+      </w:r>
+      <w:r>
+        <w:rPr>
+          <w:rFonts w:ascii="Courier New" w:eastAsia="Courier New" w:hAnsi="Courier New" w:cs="Courier New"/>
+          <w:color w:val="000000" w:themeColor="text1"/>
+          <w:sz w:val="20"/>
+          <w:szCs w:val="20"/>
+        </w:rPr>
+        <w:t xml:space="preserve">    2026-05-25 </w:t>
+      </w:r>
+      <w:proofErr w:type="gramStart"/>
+      <w:r>
+        <w:rPr>
+          <w:rFonts w:ascii="Courier New" w:eastAsia="Courier New" w:hAnsi="Courier New" w:cs="Courier New"/>
+          <w:color w:val="000000" w:themeColor="text1"/>
+          <w:sz w:val="20"/>
+          <w:szCs w:val="20"/>
+        </w:rPr>
+        <w:t>11:00:</w:t>
+      </w:r>
+      <w:proofErr w:type="gramEnd"/>
+      <w:r>
+        <w:rPr>
+          <w:rFonts w:ascii="Courier New" w:eastAsia="Courier New" w:hAnsi="Courier New" w:cs="Courier New"/>
+          <w:color w:val="000000" w:themeColor="text1"/>
+          <w:sz w:val="20"/>
+          <w:szCs w:val="20"/>
+        </w:rPr>
+        <w:t>01 INFO [1/10] Luna (3f2a1</w:t>
+      </w:r>
+      <w:proofErr w:type="gramStart"/>
+      <w:r>
+        <w:rPr>
+          <w:rFonts w:ascii="Courier New" w:eastAsia="Courier New" w:hAnsi="Courier New" w:cs="Courier New"/>
+          <w:color w:val="000000" w:themeColor="text1"/>
+          <w:sz w:val="20"/>
+          <w:szCs w:val="20"/>
+        </w:rPr>
+        <w:t>b...</w:t>
+      </w:r>
+      <w:proofErr w:type="gramEnd"/>
+      <w:r>
+        <w:rPr>
+          <w:rFonts w:ascii="Courier New" w:eastAsia="Courier New" w:hAnsi="Courier New" w:cs="Courier New"/>
+          <w:color w:val="000000" w:themeColor="text1"/>
+          <w:sz w:val="20"/>
+          <w:szCs w:val="20"/>
+        </w:rPr>
+        <w:t xml:space="preserve">) — 312 chars    </w:t>
+      </w:r>
+      <w:r>
+        <w:rPr>
+          <w:color w:val="000000" w:themeColor="text1"/>
+        </w:rPr>
+        <w:br/>
+      </w:r>
+      <w:r>
+        <w:rPr>
+          <w:rFonts w:ascii="Courier New" w:eastAsia="Courier New" w:hAnsi="Courier New" w:cs="Courier New"/>
+          <w:color w:val="000000" w:themeColor="text1"/>
+          <w:sz w:val="20"/>
+          <w:szCs w:val="20"/>
+        </w:rPr>
+        <w:t xml:space="preserve">    2026-05-25 </w:t>
+      </w:r>
+      <w:proofErr w:type="gramStart"/>
+      <w:r>
+        <w:rPr>
+          <w:rFonts w:ascii="Courier New" w:eastAsia="Courier New" w:hAnsi="Courier New" w:cs="Courier New"/>
+          <w:color w:val="000000" w:themeColor="text1"/>
+          <w:sz w:val="20"/>
+          <w:szCs w:val="20"/>
+        </w:rPr>
+        <w:t>11:00:</w:t>
+      </w:r>
+      <w:proofErr w:type="gramEnd"/>
+      <w:r>
+        <w:rPr>
+          <w:rFonts w:ascii="Courier New" w:eastAsia="Courier New" w:hAnsi="Courier New" w:cs="Courier New"/>
+          <w:color w:val="000000" w:themeColor="text1"/>
+          <w:sz w:val="20"/>
+          <w:szCs w:val="20"/>
+        </w:rPr>
+        <w:t xml:space="preserve">03 INFO   → réécrit en 1842 ms | $0.000023    </w:t>
+      </w:r>
+      <w:r>
+        <w:rPr>
+          <w:color w:val="000000" w:themeColor="text1"/>
+        </w:rPr>
+        <w:br/>
+      </w:r>
+      <w:r>
+        <w:rPr>
+          <w:rFonts w:ascii="Courier New" w:eastAsia="Courier New" w:hAnsi="Courier New" w:cs="Courier New"/>
+          <w:color w:val="000000" w:themeColor="text1"/>
+          <w:sz w:val="20"/>
+          <w:szCs w:val="20"/>
+        </w:rPr>
+        <w:t xml:space="preserve">    ...    </w:t>
+      </w:r>
+      <w:r>
+        <w:rPr>
+          <w:color w:val="000000" w:themeColor="text1"/>
+        </w:rPr>
+        <w:br/>
+      </w:r>
+      <w:r>
+        <w:rPr>
+          <w:rFonts w:ascii="Courier New" w:eastAsia="Courier New" w:hAnsi="Courier New" w:cs="Courier New"/>
+          <w:color w:val="000000" w:themeColor="text1"/>
+          <w:sz w:val="20"/>
+          <w:szCs w:val="20"/>
+        </w:rPr>
+        <w:t xml:space="preserve">    2026-05-25 </w:t>
+      </w:r>
+      <w:proofErr w:type="gramStart"/>
+      <w:r>
+        <w:rPr>
+          <w:rFonts w:ascii="Courier New" w:eastAsia="Courier New" w:hAnsi="Courier New" w:cs="Courier New"/>
+          <w:color w:val="000000" w:themeColor="text1"/>
+          <w:sz w:val="20"/>
+          <w:szCs w:val="20"/>
+        </w:rPr>
+        <w:t>11:00:</w:t>
+      </w:r>
+      <w:proofErr w:type="gramEnd"/>
+      <w:r>
+        <w:rPr>
+          <w:rFonts w:ascii="Courier New" w:eastAsia="Courier New" w:hAnsi="Courier New" w:cs="Courier New"/>
+          <w:color w:val="000000" w:themeColor="text1"/>
+          <w:sz w:val="20"/>
+          <w:szCs w:val="20"/>
+        </w:rPr>
+        <w:t xml:space="preserve">22 INFO === Terminé : 10 animaux | 0 erreurs | </w:t>
+      </w:r>
+      <w:proofErr w:type="spellStart"/>
+      <w:r>
+        <w:rPr>
+          <w:rFonts w:ascii="Courier New" w:eastAsia="Courier New" w:hAnsi="Courier New" w:cs="Courier New"/>
+          <w:color w:val="000000" w:themeColor="text1"/>
+          <w:sz w:val="20"/>
+          <w:szCs w:val="20"/>
+        </w:rPr>
+        <w:lastRenderedPageBreak/>
+        <w:t>tokens</w:t>
+      </w:r>
+      <w:proofErr w:type="spellEnd"/>
+      <w:r>
+        <w:rPr>
+          <w:rFonts w:ascii="Courier New" w:eastAsia="Courier New" w:hAnsi="Courier New" w:cs="Courier New"/>
+          <w:color w:val="000000" w:themeColor="text1"/>
+          <w:sz w:val="20"/>
+          <w:szCs w:val="20"/>
+        </w:rPr>
+        <w:t xml:space="preserve"> 4120/1380 | coût total $0.00068 ===    </w:t>
+      </w:r>
+      <w:r>
+        <w:rPr>
+          <w:color w:val="000000" w:themeColor="text1"/>
+        </w:rPr>
+        <w:br/>
+      </w:r>
+      <w:r>
+        <w:rPr>
+          <w:rFonts w:ascii="Courier New" w:eastAsia="Courier New" w:hAnsi="Courier New" w:cs="Courier New"/>
+          <w:color w:val="000000" w:themeColor="text1"/>
+          <w:sz w:val="20"/>
+          <w:szCs w:val="20"/>
+        </w:rPr>
+        <w:t xml:space="preserve">         </w:t>
+      </w:r>
+    </w:p>
+    <w:p>
+      <w:pPr>
+        <w:spacing w:after="200"/>
+      </w:pPr>
+      <w:r>
+        <w:t xml:space="preserve"> </w:t>
+      </w:r>
+    </w:p>
+    <w:p>
+      <w:pPr>
+        <w:pStyle w:val="Titre3"/>
+        <w:spacing w:after="200"/>
+      </w:pPr>
+      <w:bookmarkStart w:id="48" w:name="_Toc230612215"/>
+      <w:r>
+        <w:t>Affichage côté front</w:t>
+      </w:r>
+      <w:bookmarkEnd w:id="48"/>
+    </w:p>
+    <w:p>
+      <w:pPr>
+        <w:spacing w:after="120"/>
+      </w:pPr>
+      <w:r>
+        <w:rPr>
+          <w:b/>
+          <w:bCs/>
+        </w:rPr>
+        <w:t>Page détail (`/</w:t>
+      </w:r>
+      <w:proofErr w:type="spellStart"/>
+      <w:r>
+        <w:rPr>
+          <w:b/>
+          <w:bCs/>
+        </w:rPr>
+        <w:t>animals</w:t>
+      </w:r>
+      <w:proofErr w:type="spellEnd"/>
+      <w:r>
+        <w:rPr>
+          <w:b/>
+          <w:bCs/>
+        </w:rPr>
+        <w:t>/[id]`)</w:t>
+      </w:r>
+      <w:r>
+        <w:t xml:space="preserve"> — Badge </w:t>
+      </w:r>
+      <w:r>
+        <w:rPr>
+          <w:rFonts w:ascii="Courier New" w:eastAsia="Courier New" w:hAnsi="Courier New" w:cs="Courier New"/>
+          <w:shd w:val="clear" w:color="auto" w:fill="F1F5F9"/>
+        </w:rPr>
+        <w:t xml:space="preserve">✨ </w:t>
+      </w:r>
+      <w:proofErr w:type="spellStart"/>
+      <w:r>
+        <w:rPr>
+          <w:rFonts w:ascii="Courier New" w:eastAsia="Courier New" w:hAnsi="Courier New" w:cs="Courier New"/>
+          <w:shd w:val="clear" w:color="auto" w:fill="F1F5F9"/>
+        </w:rPr>
+        <w:t>PawBuddy</w:t>
+      </w:r>
+      <w:proofErr w:type="spellEnd"/>
+      <w:r>
+        <w:t xml:space="preserve"> affiché si </w:t>
+      </w:r>
+      <w:proofErr w:type="spellStart"/>
+      <w:r>
+        <w:rPr>
+          <w:rFonts w:ascii="Courier New" w:eastAsia="Courier New" w:hAnsi="Courier New" w:cs="Courier New"/>
+          <w:shd w:val="clear" w:color="auto" w:fill="F1F5F9"/>
+        </w:rPr>
+        <w:t>description_rewritten</w:t>
+      </w:r>
+      <w:proofErr w:type="spellEnd"/>
+      <w:r>
+        <w:t xml:space="preserve"> est présent :</w:t>
+      </w:r>
+    </w:p>
+    <w:p>
+      <w:pPr>
+        <w:spacing w:after="200"/>
+      </w:pPr>
+      <w:r>
+        <w:t xml:space="preserve"> </w:t>
+      </w:r>
+    </w:p>
+    <w:p>
+      <w:pPr>
+        <w:shd w:val="clear" w:color="auto" w:fill="D0CECE" w:themeFill="background2" w:themeFillShade="E6"/>
+        <w:spacing w:before="160" w:after="200"/>
+        <w:ind w:left="240" w:right="240"/>
+        <w:rPr>
+          <w:color w:val="000000" w:themeColor="text1"/>
+        </w:rPr>
+      </w:pPr>
+      <w:r>
+        <w:rPr>
+          <w:rFonts w:ascii="Courier New" w:eastAsia="Courier New" w:hAnsi="Courier New" w:cs="Courier New"/>
+          <w:color w:val="000000" w:themeColor="text1"/>
+          <w:sz w:val="20"/>
+          <w:szCs w:val="20"/>
+        </w:rPr>
+        <w:t xml:space="preserve">         </w:t>
+      </w:r>
+      <w:r>
+        <w:rPr>
+          <w:color w:val="000000" w:themeColor="text1"/>
+        </w:rPr>
+        <w:br/>
+      </w:r>
+      <w:r>
+        <w:rPr>
+          <w:rFonts w:ascii="Courier New" w:eastAsia="Courier New" w:hAnsi="Courier New" w:cs="Courier New"/>
+          <w:color w:val="000000" w:themeColor="text1"/>
+          <w:sz w:val="20"/>
+          <w:szCs w:val="20"/>
+        </w:rPr>
+        <w:t xml:space="preserve">    {</w:t>
+      </w:r>
+      <w:proofErr w:type="spellStart"/>
+      <w:proofErr w:type="gramStart"/>
+      <w:r>
+        <w:rPr>
+          <w:rFonts w:ascii="Courier New" w:eastAsia="Courier New" w:hAnsi="Courier New" w:cs="Courier New"/>
+          <w:color w:val="000000" w:themeColor="text1"/>
+          <w:sz w:val="20"/>
+          <w:szCs w:val="20"/>
+        </w:rPr>
+        <w:t>animal.description</w:t>
+      </w:r>
+      <w:proofErr w:type="gramEnd"/>
+      <w:r>
+        <w:rPr>
+          <w:rFonts w:ascii="Courier New" w:eastAsia="Courier New" w:hAnsi="Courier New" w:cs="Courier New"/>
+          <w:color w:val="000000" w:themeColor="text1"/>
+          <w:sz w:val="20"/>
+          <w:szCs w:val="20"/>
+        </w:rPr>
+        <w:t>_rewritten</w:t>
+      </w:r>
+      <w:proofErr w:type="spellEnd"/>
+      <w:r>
+        <w:rPr>
+          <w:rFonts w:ascii="Courier New" w:eastAsia="Courier New" w:hAnsi="Courier New" w:cs="Courier New"/>
+          <w:color w:val="000000" w:themeColor="text1"/>
+          <w:sz w:val="20"/>
+          <w:szCs w:val="20"/>
+        </w:rPr>
+        <w:t xml:space="preserve"> &amp;&amp; </w:t>
+      </w:r>
+      <w:proofErr w:type="gramStart"/>
+      <w:r>
+        <w:rPr>
+          <w:rFonts w:ascii="Courier New" w:eastAsia="Courier New" w:hAnsi="Courier New" w:cs="Courier New"/>
+          <w:color w:val="000000" w:themeColor="text1"/>
+          <w:sz w:val="20"/>
+          <w:szCs w:val="20"/>
+        </w:rPr>
+        <w:t xml:space="preserve">(  </w:t>
+      </w:r>
+      <w:proofErr w:type="gramEnd"/>
+      <w:r>
+        <w:rPr>
+          <w:rFonts w:ascii="Courier New" w:eastAsia="Courier New" w:hAnsi="Courier New" w:cs="Courier New"/>
+          <w:color w:val="000000" w:themeColor="text1"/>
+          <w:sz w:val="20"/>
+          <w:szCs w:val="20"/>
+        </w:rPr>
+        <w:t xml:space="preserve">  </w:t>
+      </w:r>
+      <w:r>
+        <w:rPr>
+          <w:color w:val="000000" w:themeColor="text1"/>
+        </w:rPr>
+        <w:br/>
+      </w:r>
+      <w:r>
+        <w:rPr>
+          <w:rFonts w:ascii="Courier New" w:eastAsia="Courier New" w:hAnsi="Courier New" w:cs="Courier New"/>
+          <w:color w:val="000000" w:themeColor="text1"/>
+          <w:sz w:val="20"/>
+          <w:szCs w:val="20"/>
+        </w:rPr>
+        <w:t xml:space="preserve">      &lt;</w:t>
+      </w:r>
+      <w:proofErr w:type="spellStart"/>
+      <w:r>
+        <w:rPr>
+          <w:rFonts w:ascii="Courier New" w:eastAsia="Courier New" w:hAnsi="Courier New" w:cs="Courier New"/>
+          <w:color w:val="000000" w:themeColor="text1"/>
+          <w:sz w:val="20"/>
+          <w:szCs w:val="20"/>
+        </w:rPr>
+        <w:t>span</w:t>
+      </w:r>
+      <w:proofErr w:type="spellEnd"/>
+      <w:r>
+        <w:rPr>
+          <w:rFonts w:ascii="Courier New" w:eastAsia="Courier New" w:hAnsi="Courier New" w:cs="Courier New"/>
+          <w:color w:val="000000" w:themeColor="text1"/>
+          <w:sz w:val="20"/>
+          <w:szCs w:val="20"/>
+        </w:rPr>
+        <w:t xml:space="preserve"> </w:t>
+      </w:r>
+      <w:proofErr w:type="spellStart"/>
+      <w:r>
+        <w:rPr>
+          <w:rFonts w:ascii="Courier New" w:eastAsia="Courier New" w:hAnsi="Courier New" w:cs="Courier New"/>
+          <w:color w:val="000000" w:themeColor="text1"/>
+          <w:sz w:val="20"/>
+          <w:szCs w:val="20"/>
+        </w:rPr>
+        <w:t>className</w:t>
+      </w:r>
+      <w:proofErr w:type="spellEnd"/>
+      <w:r>
+        <w:rPr>
+          <w:rFonts w:ascii="Courier New" w:eastAsia="Courier New" w:hAnsi="Courier New" w:cs="Courier New"/>
+          <w:color w:val="000000" w:themeColor="text1"/>
+          <w:sz w:val="20"/>
+          <w:szCs w:val="20"/>
+        </w:rPr>
+        <w:t xml:space="preserve">="badge"&gt;✨ </w:t>
+      </w:r>
+      <w:proofErr w:type="spellStart"/>
+      <w:r>
+        <w:rPr>
+          <w:rFonts w:ascii="Courier New" w:eastAsia="Courier New" w:hAnsi="Courier New" w:cs="Courier New"/>
+          <w:color w:val="000000" w:themeColor="text1"/>
+          <w:sz w:val="20"/>
+          <w:szCs w:val="20"/>
+        </w:rPr>
+        <w:t>PawBuddy</w:t>
+      </w:r>
+      <w:proofErr w:type="spellEnd"/>
+      <w:r>
+        <w:rPr>
+          <w:rFonts w:ascii="Courier New" w:eastAsia="Courier New" w:hAnsi="Courier New" w:cs="Courier New"/>
+          <w:color w:val="000000" w:themeColor="text1"/>
+          <w:sz w:val="20"/>
+          <w:szCs w:val="20"/>
+        </w:rPr>
+        <w:t>&lt;/</w:t>
+      </w:r>
+      <w:proofErr w:type="spellStart"/>
+      <w:r>
+        <w:rPr>
+          <w:rFonts w:ascii="Courier New" w:eastAsia="Courier New" w:hAnsi="Courier New" w:cs="Courier New"/>
+          <w:color w:val="000000" w:themeColor="text1"/>
+          <w:sz w:val="20"/>
+          <w:szCs w:val="20"/>
+        </w:rPr>
+        <w:t>span</w:t>
+      </w:r>
+      <w:proofErr w:type="spellEnd"/>
+      <w:r>
+        <w:rPr>
+          <w:rFonts w:ascii="Courier New" w:eastAsia="Courier New" w:hAnsi="Courier New" w:cs="Courier New"/>
+          <w:color w:val="000000" w:themeColor="text1"/>
+          <w:sz w:val="20"/>
+          <w:szCs w:val="20"/>
+        </w:rPr>
+        <w:t xml:space="preserve">&gt;    </w:t>
+      </w:r>
+      <w:r>
+        <w:rPr>
+          <w:color w:val="000000" w:themeColor="text1"/>
+        </w:rPr>
+        <w:br/>
+      </w:r>
+      <w:r>
+        <w:rPr>
+          <w:rFonts w:ascii="Courier New" w:eastAsia="Courier New" w:hAnsi="Courier New" w:cs="Courier New"/>
+          <w:color w:val="000000" w:themeColor="text1"/>
+          <w:sz w:val="20"/>
+          <w:szCs w:val="20"/>
+        </w:rPr>
+        <w:t xml:space="preserve">  </w:t>
+      </w:r>
+      <w:proofErr w:type="gramStart"/>
+      <w:r>
+        <w:rPr>
+          <w:rFonts w:ascii="Courier New" w:eastAsia="Courier New" w:hAnsi="Courier New" w:cs="Courier New"/>
+          <w:color w:val="000000" w:themeColor="text1"/>
+          <w:sz w:val="20"/>
+          <w:szCs w:val="20"/>
+        </w:rPr>
+        <w:t xml:space="preserve">  )</w:t>
+      </w:r>
+      <w:proofErr w:type="gramEnd"/>
+      <w:r>
+        <w:rPr>
+          <w:rFonts w:ascii="Courier New" w:eastAsia="Courier New" w:hAnsi="Courier New" w:cs="Courier New"/>
+          <w:color w:val="000000" w:themeColor="text1"/>
+          <w:sz w:val="20"/>
+          <w:szCs w:val="20"/>
+        </w:rPr>
+        <w:t xml:space="preserve">}    </w:t>
+      </w:r>
+      <w:r>
+        <w:rPr>
+          <w:color w:val="000000" w:themeColor="text1"/>
+        </w:rPr>
+        <w:br/>
+      </w:r>
+      <w:r>
+        <w:rPr>
+          <w:rFonts w:ascii="Courier New" w:eastAsia="Courier New" w:hAnsi="Courier New" w:cs="Courier New"/>
+          <w:color w:val="000000" w:themeColor="text1"/>
+          <w:sz w:val="20"/>
+          <w:szCs w:val="20"/>
+        </w:rPr>
+        <w:t xml:space="preserve">    &lt;p</w:t>
+      </w:r>
+      <w:proofErr w:type="gramStart"/>
+      <w:r>
+        <w:rPr>
+          <w:rFonts w:ascii="Courier New" w:eastAsia="Courier New" w:hAnsi="Courier New" w:cs="Courier New"/>
+          <w:color w:val="000000" w:themeColor="text1"/>
+          <w:sz w:val="20"/>
+          <w:szCs w:val="20"/>
+        </w:rPr>
+        <w:t>&gt;{</w:t>
+      </w:r>
+      <w:proofErr w:type="spellStart"/>
+      <w:r>
+        <w:rPr>
+          <w:rFonts w:ascii="Courier New" w:eastAsia="Courier New" w:hAnsi="Courier New" w:cs="Courier New"/>
+          <w:color w:val="000000" w:themeColor="text1"/>
+          <w:sz w:val="20"/>
+          <w:szCs w:val="20"/>
+        </w:rPr>
+        <w:t>animal.description</w:t>
+      </w:r>
+      <w:proofErr w:type="gramEnd"/>
+      <w:r>
+        <w:rPr>
+          <w:rFonts w:ascii="Courier New" w:eastAsia="Courier New" w:hAnsi="Courier New" w:cs="Courier New"/>
+          <w:color w:val="000000" w:themeColor="text1"/>
+          <w:sz w:val="20"/>
+          <w:szCs w:val="20"/>
+        </w:rPr>
+        <w:t>_rewritten</w:t>
+      </w:r>
+      <w:proofErr w:type="spellEnd"/>
+      <w:r>
+        <w:rPr>
+          <w:rFonts w:ascii="Courier New" w:eastAsia="Courier New" w:hAnsi="Courier New" w:cs="Courier New"/>
+          <w:color w:val="000000" w:themeColor="text1"/>
+          <w:sz w:val="20"/>
+          <w:szCs w:val="20"/>
+        </w:rPr>
+        <w:t xml:space="preserve"> ?? </w:t>
+      </w:r>
+      <w:proofErr w:type="spellStart"/>
+      <w:proofErr w:type="gramStart"/>
+      <w:r>
+        <w:rPr>
+          <w:rFonts w:ascii="Courier New" w:eastAsia="Courier New" w:hAnsi="Courier New" w:cs="Courier New"/>
+          <w:color w:val="000000" w:themeColor="text1"/>
+          <w:sz w:val="20"/>
+          <w:szCs w:val="20"/>
+        </w:rPr>
+        <w:t>animal.description</w:t>
+      </w:r>
+      <w:proofErr w:type="spellEnd"/>
+      <w:proofErr w:type="gramEnd"/>
+      <w:r>
+        <w:rPr>
+          <w:rFonts w:ascii="Courier New" w:eastAsia="Courier New" w:hAnsi="Courier New" w:cs="Courier New"/>
+          <w:color w:val="000000" w:themeColor="text1"/>
+          <w:sz w:val="20"/>
+          <w:szCs w:val="20"/>
+        </w:rPr>
+        <w:t xml:space="preserve">}&lt;/p&gt;    </w:t>
+      </w:r>
+      <w:r>
+        <w:rPr>
+          <w:color w:val="000000" w:themeColor="text1"/>
+        </w:rPr>
+        <w:br/>
+      </w:r>
+      <w:r>
+        <w:rPr>
+          <w:rFonts w:ascii="Courier New" w:eastAsia="Courier New" w:hAnsi="Courier New" w:cs="Courier New"/>
+          <w:color w:val="000000" w:themeColor="text1"/>
+          <w:sz w:val="20"/>
+          <w:szCs w:val="20"/>
+        </w:rPr>
+        <w:t xml:space="preserve">         </w:t>
+      </w:r>
+    </w:p>
+    <w:p>
+      <w:pPr>
+        <w:spacing w:after="200"/>
+      </w:pPr>
+      <w:r>
+        <w:t xml:space="preserve"> </w:t>
+      </w:r>
+    </w:p>
+    <w:p>
+      <w:pPr>
+        <w:spacing w:after="120"/>
+      </w:pPr>
+      <w:r>
+        <w:rPr>
+          <w:b/>
+          <w:bCs/>
+        </w:rPr>
+        <w:t>Priorité d'affichage :</w:t>
+      </w:r>
+      <w:r>
+        <w:t xml:space="preserve"> </w:t>
+      </w:r>
+      <w:proofErr w:type="spellStart"/>
+      <w:r>
+        <w:rPr>
+          <w:rFonts w:ascii="Courier New" w:eastAsia="Courier New" w:hAnsi="Courier New" w:cs="Courier New"/>
+          <w:shd w:val="clear" w:color="auto" w:fill="F1F5F9"/>
+        </w:rPr>
+        <w:t>description_rewritten</w:t>
+      </w:r>
+      <w:proofErr w:type="spellEnd"/>
+      <w:r>
+        <w:t xml:space="preserve"> si disponible, sinon </w:t>
+      </w:r>
+      <w:r>
+        <w:rPr>
+          <w:rFonts w:ascii="Courier New" w:eastAsia="Courier New" w:hAnsi="Courier New" w:cs="Courier New"/>
+          <w:shd w:val="clear" w:color="auto" w:fill="F1F5F9"/>
+        </w:rPr>
+        <w:t>description</w:t>
+      </w:r>
+      <w:r>
+        <w:t xml:space="preserve"> originale.</w:t>
+      </w:r>
+    </w:p>
+    <w:p>
+      <w:pPr>
+        <w:spacing w:after="200"/>
+      </w:pPr>
+      <w:r>
+        <w:t xml:space="preserve"> </w:t>
+      </w:r>
+    </w:p>
     <w:sectPr>
       <w:headerReference w:type="default" r:id="rId15"/>
       <w:footerReference w:type="default" r:id="rId16"/>
@@ -12939,6 +19882,72 @@
       <w14:ligatures w14:val="none"/>
     </w:rPr>
   </w:style>
+  <w:style w:type="paragraph" w:styleId="En-ttedetabledesmatires">
+    <w:name w:val="TOC Heading"/>
+    <w:basedOn w:val="Titre1"/>
+    <w:next w:val="Normal"/>
+    <w:uiPriority w:val="39"/>
+    <w:unhideWhenUsed/>
+    <w:qFormat/>
+    <w:rsid w:val="00F5355C"/>
+    <w:pPr>
+      <w:spacing w:before="240" w:after="0" w:line="259" w:lineRule="auto"/>
+      <w:outlineLvl w:val="9"/>
+    </w:pPr>
+    <w:rPr>
+      <w:sz w:val="32"/>
+      <w:szCs w:val="32"/>
+    </w:rPr>
+  </w:style>
+  <w:style w:type="paragraph" w:styleId="TM1">
+    <w:name w:val="toc 1"/>
+    <w:basedOn w:val="Normal"/>
+    <w:next w:val="Normal"/>
+    <w:autoRedefine/>
+    <w:uiPriority w:val="39"/>
+    <w:unhideWhenUsed/>
+    <w:rsid w:val="00F5355C"/>
+    <w:pPr>
+      <w:spacing w:after="100"/>
+    </w:pPr>
+  </w:style>
+  <w:style w:type="paragraph" w:styleId="TM2">
+    <w:name w:val="toc 2"/>
+    <w:basedOn w:val="Normal"/>
+    <w:next w:val="Normal"/>
+    <w:autoRedefine/>
+    <w:uiPriority w:val="39"/>
+    <w:unhideWhenUsed/>
+    <w:rsid w:val="00F5355C"/>
+    <w:pPr>
+      <w:spacing w:after="100"/>
+      <w:ind w:left="240"/>
+    </w:pPr>
+  </w:style>
+  <w:style w:type="paragraph" w:styleId="TM3">
+    <w:name w:val="toc 3"/>
+    <w:basedOn w:val="Normal"/>
+    <w:next w:val="Normal"/>
+    <w:autoRedefine/>
+    <w:uiPriority w:val="39"/>
+    <w:unhideWhenUsed/>
+    <w:rsid w:val="00F5355C"/>
+    <w:pPr>
+      <w:spacing w:after="100"/>
+      <w:ind w:left="480"/>
+    </w:pPr>
+  </w:style>
+  <w:style w:type="character" w:styleId="Lienhypertexte">
+    <w:name w:val="Hyperlink"/>
+    <w:basedOn w:val="Policepardfaut"/>
+    <w:uiPriority w:val="99"/>
+    <w:unhideWhenUsed/>
+    <w:rsid w:val="00F5355C"/>
+    <w:rPr>
+      <w:color w:val="0563C1" w:themeColor="hyperlink"/>
+      <w:u w:val="single"/>
+    </w:rPr>
+  </w:style>
 </w:styles>
 </file>
 
